--- a/cahier de conception.docx
+++ b/cahier de conception.docx
@@ -13,7 +13,7 @@
           <w:noProof/>
         </w:rPr>
         <w:drawing>
-          <wp:anchor distT="0" distB="0" distL="114300" distR="114300" simplePos="0" relativeHeight="251672576" behindDoc="0" locked="0" layoutInCell="1" allowOverlap="1" wp14:anchorId="5DACC6A4" wp14:editId="0A34E5EE">
+          <wp:anchor distT="0" distB="0" distL="114300" distR="114300" simplePos="0" relativeHeight="251672576" behindDoc="0" locked="0" layoutInCell="1" allowOverlap="1" wp14:anchorId="650A015F" wp14:editId="4BE374C6">
             <wp:simplePos x="0" y="0"/>
             <wp:positionH relativeFrom="column">
               <wp:posOffset>3862705</wp:posOffset>
@@ -74,177 +74,23 @@
           <w:noProof/>
           <w:lang w:val="fr-CM"/>
         </w:rPr>
-        <mc:AlternateContent>
-          <mc:Choice Requires="wps">
-            <w:drawing>
-              <wp:anchor distT="0" distB="0" distL="114300" distR="114300" simplePos="0" relativeHeight="251667456" behindDoc="0" locked="0" layoutInCell="1" allowOverlap="1" wp14:anchorId="0571F796" wp14:editId="2B2AE7AA">
-                <wp:simplePos x="0" y="0"/>
-                <wp:positionH relativeFrom="column">
-                  <wp:posOffset>3387090</wp:posOffset>
-                </wp:positionH>
-                <wp:positionV relativeFrom="paragraph">
-                  <wp:posOffset>-732790</wp:posOffset>
-                </wp:positionV>
-                <wp:extent cx="2930525" cy="2936875"/>
-                <wp:effectExtent l="19050" t="19050" r="3175" b="0"/>
-                <wp:wrapNone/>
-                <wp:docPr id="13" name="Ellipse 13"/>
-                <wp:cNvGraphicFramePr>
-                  <a:graphicFrameLocks xmlns:a="http://schemas.openxmlformats.org/drawingml/2006/main"/>
-                </wp:cNvGraphicFramePr>
-                <a:graphic xmlns:a="http://schemas.openxmlformats.org/drawingml/2006/main">
-                  <a:graphicData uri="http://schemas.microsoft.com/office/word/2010/wordprocessingShape">
-                    <wps:wsp>
-                      <wps:cNvSpPr>
-                        <a:spLocks/>
-                      </wps:cNvSpPr>
-                      <wps:spPr>
-                        <a:xfrm>
-                          <a:off x="0" y="0"/>
-                          <a:ext cx="2930525" cy="2936875"/>
-                        </a:xfrm>
-                        <a:prstGeom prst="ellipse">
-                          <a:avLst/>
-                        </a:prstGeom>
-                        <a:solidFill>
-                          <a:schemeClr val="bg1"/>
-                        </a:solidFill>
-                        <a:ln w="38100">
-                          <a:solidFill>
-                            <a:srgbClr val="FF0000"/>
-                          </a:solidFill>
-                        </a:ln>
-                      </wps:spPr>
-                      <wps:style>
-                        <a:lnRef idx="2">
-                          <a:schemeClr val="accent1">
-                            <a:shade val="50000"/>
-                          </a:schemeClr>
-                        </a:lnRef>
-                        <a:fillRef idx="1">
-                          <a:schemeClr val="accent1"/>
-                        </a:fillRef>
-                        <a:effectRef idx="0">
-                          <a:schemeClr val="accent1"/>
-                        </a:effectRef>
-                        <a:fontRef idx="minor">
-                          <a:schemeClr val="lt1"/>
-                        </a:fontRef>
-                      </wps:style>
-                      <wps:bodyPr rot="0" spcFirstLastPara="0" vertOverflow="overflow" horzOverflow="overflow" vert="horz" wrap="square" lIns="91440" tIns="45720" rIns="91440" bIns="45720" numCol="1" spcCol="0" rtlCol="0" fromWordArt="0" anchor="ctr" anchorCtr="0" forceAA="0" compatLnSpc="1">
-                        <a:prstTxWarp prst="textNoShape">
-                          <a:avLst/>
-                        </a:prstTxWarp>
-                        <a:noAutofit/>
-                      </wps:bodyPr>
-                    </wps:wsp>
-                  </a:graphicData>
-                </a:graphic>
-                <wp14:sizeRelH relativeFrom="margin">
-                  <wp14:pctWidth>0</wp14:pctWidth>
-                </wp14:sizeRelH>
-                <wp14:sizeRelV relativeFrom="margin">
-                  <wp14:pctHeight>0</wp14:pctHeight>
-                </wp14:sizeRelV>
-              </wp:anchor>
-            </w:drawing>
-          </mc:Choice>
-          <mc:Fallback>
-            <w:pict>
-              <v:oval w14:anchorId="3A345694" id="Ellipse 13" o:spid="_x0000_s1026" style="position:absolute;margin-left:266.7pt;margin-top:-57.7pt;width:230.75pt;height:231.25pt;z-index:251667456;visibility:visible;mso-wrap-style:square;mso-width-percent:0;mso-height-percent:0;mso-wrap-distance-left:9pt;mso-wrap-distance-top:0;mso-wrap-distance-right:9pt;mso-wrap-distance-bottom:0;mso-position-horizontal:absolute;mso-position-horizontal-relative:text;mso-position-vertical:absolute;mso-position-vertical-relative:text;mso-width-percent:0;mso-height-percent:0;mso-width-relative:margin;mso-height-relative:margin;v-text-anchor:middle" o:gfxdata="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" fillcolor="white [3212]" strokecolor="red" strokeweight="3pt">
-                <v:stroke joinstyle="miter"/>
-                <v:path arrowok="t"/>
-              </v:oval>
-            </w:pict>
-          </mc:Fallback>
-        </mc:AlternateContent>
+        <w:pict w14:anchorId="7003B2E8">
+          <v:oval id="Ellipse 13" o:spid="_x0000_s1026" style="position:absolute;margin-left:266.7pt;margin-top:-57.7pt;width:230.75pt;height:231.25pt;z-index:251667456;visibility:visible;mso-wrap-style:square;mso-width-percent:0;mso-height-percent:0;mso-wrap-distance-left:9pt;mso-wrap-distance-top:0;mso-wrap-distance-right:9pt;mso-wrap-distance-bottom:0;mso-position-horizontal:absolute;mso-position-horizontal-relative:text;mso-position-vertical:absolute;mso-position-vertical-relative:text;mso-width-percent:0;mso-height-percent:0;mso-width-relative:margin;mso-height-relative:margin;v-text-anchor:middle" o:gfxdata="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" fillcolor="white [3212]" strokecolor="red" strokeweight="3pt">
+            <v:stroke joinstyle="miter"/>
+            <v:path arrowok="t"/>
+          </v:oval>
+        </w:pict>
       </w:r>
       <w:r>
         <w:rPr>
           <w:noProof/>
           <w:lang w:val="fr-CM"/>
         </w:rPr>
-        <mc:AlternateContent>
-          <mc:Choice Requires="wps">
-            <w:drawing>
-              <wp:anchor distT="0" distB="0" distL="114300" distR="114300" simplePos="0" relativeHeight="251665408" behindDoc="0" locked="0" layoutInCell="1" allowOverlap="1" wp14:anchorId="25EC9C43" wp14:editId="69D8DA6E">
-                <wp:simplePos x="0" y="0"/>
-                <wp:positionH relativeFrom="column">
-                  <wp:posOffset>2243455</wp:posOffset>
-                </wp:positionH>
-                <wp:positionV relativeFrom="paragraph">
-                  <wp:posOffset>-1928495</wp:posOffset>
-                </wp:positionV>
-                <wp:extent cx="5099050" cy="4988560"/>
-                <wp:effectExtent l="0" t="0" r="6350" b="2540"/>
-                <wp:wrapNone/>
-                <wp:docPr id="12" name="Ellipse 12"/>
-                <wp:cNvGraphicFramePr>
-                  <a:graphicFrameLocks xmlns:a="http://schemas.openxmlformats.org/drawingml/2006/main"/>
-                </wp:cNvGraphicFramePr>
-                <a:graphic xmlns:a="http://schemas.openxmlformats.org/drawingml/2006/main">
-                  <a:graphicData uri="http://schemas.microsoft.com/office/word/2010/wordprocessingShape">
-                    <wps:wsp>
-                      <wps:cNvSpPr>
-                        <a:spLocks/>
-                      </wps:cNvSpPr>
-                      <wps:spPr>
-                        <a:xfrm>
-                          <a:off x="0" y="0"/>
-                          <a:ext cx="5099050" cy="4988560"/>
-                        </a:xfrm>
-                        <a:prstGeom prst="ellipse">
-                          <a:avLst/>
-                        </a:prstGeom>
-                        <a:solidFill>
-                          <a:srgbClr val="00B050"/>
-                        </a:solidFill>
-                        <a:ln>
-                          <a:noFill/>
-                        </a:ln>
-                      </wps:spPr>
-                      <wps:style>
-                        <a:lnRef idx="2">
-                          <a:schemeClr val="accent1">
-                            <a:shade val="50000"/>
-                          </a:schemeClr>
-                        </a:lnRef>
-                        <a:fillRef idx="1">
-                          <a:schemeClr val="accent1"/>
-                        </a:fillRef>
-                        <a:effectRef idx="0">
-                          <a:schemeClr val="accent1"/>
-                        </a:effectRef>
-                        <a:fontRef idx="minor">
-                          <a:schemeClr val="lt1"/>
-                        </a:fontRef>
-                      </wps:style>
-                      <wps:bodyPr rot="0" spcFirstLastPara="0" vertOverflow="overflow" horzOverflow="overflow" vert="horz" wrap="square" lIns="91440" tIns="45720" rIns="91440" bIns="45720" numCol="1" spcCol="0" rtlCol="0" fromWordArt="0" anchor="ctr" anchorCtr="0" forceAA="0" compatLnSpc="1">
-                        <a:prstTxWarp prst="textNoShape">
-                          <a:avLst/>
-                        </a:prstTxWarp>
-                        <a:noAutofit/>
-                      </wps:bodyPr>
-                    </wps:wsp>
-                  </a:graphicData>
-                </a:graphic>
-                <wp14:sizeRelH relativeFrom="margin">
-                  <wp14:pctWidth>0</wp14:pctWidth>
-                </wp14:sizeRelH>
-                <wp14:sizeRelV relativeFrom="margin">
-                  <wp14:pctHeight>0</wp14:pctHeight>
-                </wp14:sizeRelV>
-              </wp:anchor>
-            </w:drawing>
-          </mc:Choice>
-          <mc:Fallback>
-            <w:pict>
-              <v:oval w14:anchorId="1495E3CE" id="Ellipse 12" o:spid="_x0000_s1026" style="position:absolute;margin-left:176.65pt;margin-top:-151.85pt;width:401.5pt;height:392.8pt;z-index:251665408;visibility:visible;mso-wrap-style:square;mso-width-percent:0;mso-height-percent:0;mso-wrap-distance-left:9pt;mso-wrap-distance-top:0;mso-wrap-distance-right:9pt;mso-wrap-distance-bottom:0;mso-position-horizontal:absolute;mso-position-horizontal-relative:text;mso-position-vertical:absolute;mso-position-vertical-relative:text;mso-width-percent:0;mso-height-percent:0;mso-width-relative:margin;mso-height-relative:margin;v-text-anchor:middle" o:gfxdata="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" fillcolor="#00b050" stroked="f" strokeweight="1pt">
-                <v:stroke joinstyle="miter"/>
-              </v:oval>
-            </w:pict>
-          </mc:Fallback>
-        </mc:AlternateContent>
+        <w:pict w14:anchorId="58F36C76">
+          <v:oval id="Ellipse 12" o:spid="_x0000_s1032" style="position:absolute;margin-left:176.65pt;margin-top:-151.85pt;width:401.5pt;height:392.8pt;z-index:251665408;visibility:visible;mso-wrap-style:square;mso-width-percent:0;mso-height-percent:0;mso-wrap-distance-left:9pt;mso-wrap-distance-top:0;mso-wrap-distance-right:9pt;mso-wrap-distance-bottom:0;mso-position-horizontal:absolute;mso-position-horizontal-relative:text;mso-position-vertical:absolute;mso-position-vertical-relative:text;mso-width-percent:0;mso-height-percent:0;mso-width-relative:margin;mso-height-relative:margin;v-text-anchor:middle" o:gfxdata="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" fillcolor="#00b050" stroked="f" strokeweight="1pt">
+            <v:stroke joinstyle="miter"/>
+          </v:oval>
+        </w:pict>
       </w:r>
     </w:p>
     <w:p>
@@ -274,85 +120,9 @@
           <w:noProof/>
           <w:lang w:val="fr-CM"/>
         </w:rPr>
-        <mc:AlternateContent>
-          <mc:Choice Requires="wps">
-            <w:drawing>
-              <wp:anchor distT="0" distB="0" distL="114300" distR="114300" simplePos="0" relativeHeight="251660288" behindDoc="0" locked="0" layoutInCell="1" allowOverlap="1" wp14:anchorId="02E834BD" wp14:editId="41A2B06E">
-                <wp:simplePos x="0" y="0"/>
-                <wp:positionH relativeFrom="column">
-                  <wp:posOffset>-2584450</wp:posOffset>
-                </wp:positionH>
-                <wp:positionV relativeFrom="paragraph">
-                  <wp:posOffset>529590</wp:posOffset>
-                </wp:positionV>
-                <wp:extent cx="9419590" cy="696595"/>
-                <wp:effectExtent l="0" t="2438400" r="0" b="2446655"/>
-                <wp:wrapNone/>
-                <wp:docPr id="11" name="Rectangle 11"/>
-                <wp:cNvGraphicFramePr>
-                  <a:graphicFrameLocks xmlns:a="http://schemas.openxmlformats.org/drawingml/2006/main"/>
-                </wp:cNvGraphicFramePr>
-                <a:graphic xmlns:a="http://schemas.openxmlformats.org/drawingml/2006/main">
-                  <a:graphicData uri="http://schemas.microsoft.com/office/word/2010/wordprocessingShape">
-                    <wps:wsp>
-                      <wps:cNvSpPr>
-                        <a:spLocks/>
-                      </wps:cNvSpPr>
-                      <wps:spPr>
-                        <a:xfrm rot="19688289">
-                          <a:off x="0" y="0"/>
-                          <a:ext cx="9419590" cy="696595"/>
-                        </a:xfrm>
-                        <a:prstGeom prst="rect">
-                          <a:avLst/>
-                        </a:prstGeom>
-                        <a:solidFill>
-                          <a:srgbClr val="00B050"/>
-                        </a:solidFill>
-                        <a:ln>
-                          <a:noFill/>
-                        </a:ln>
-                      </wps:spPr>
-                      <wps:style>
-                        <a:lnRef idx="2">
-                          <a:schemeClr val="accent1">
-                            <a:shade val="50000"/>
-                          </a:schemeClr>
-                        </a:lnRef>
-                        <a:fillRef idx="1">
-                          <a:schemeClr val="accent1"/>
-                        </a:fillRef>
-                        <a:effectRef idx="0">
-                          <a:schemeClr val="accent1"/>
-                        </a:effectRef>
-                        <a:fontRef idx="minor">
-                          <a:schemeClr val="lt1"/>
-                        </a:fontRef>
-                      </wps:style>
-                      <wps:bodyPr rot="0" spcFirstLastPara="0" vertOverflow="overflow" horzOverflow="overflow" vert="horz" wrap="square" lIns="91440" tIns="45720" rIns="91440" bIns="45720" numCol="1" spcCol="0" rtlCol="0" fromWordArt="0" anchor="ctr" anchorCtr="0" forceAA="0" compatLnSpc="1">
-                        <a:prstTxWarp prst="textNoShape">
-                          <a:avLst/>
-                        </a:prstTxWarp>
-                        <a:noAutofit/>
-                      </wps:bodyPr>
-                    </wps:wsp>
-                  </a:graphicData>
-                </a:graphic>
-                <wp14:sizeRelH relativeFrom="margin">
-                  <wp14:pctWidth>0</wp14:pctWidth>
-                </wp14:sizeRelH>
-                <wp14:sizeRelV relativeFrom="margin">
-                  <wp14:pctHeight>0</wp14:pctHeight>
-                </wp14:sizeRelV>
-              </wp:anchor>
-            </w:drawing>
-          </mc:Choice>
-          <mc:Fallback>
-            <w:pict>
-              <v:rect w14:anchorId="18B9C56F" id="Rectangle 11" o:spid="_x0000_s1026" style="position:absolute;margin-left:-203.5pt;margin-top:41.7pt;width:741.7pt;height:54.85pt;rotation:-2088098fd;z-index:251660288;visibility:visible;mso-wrap-style:square;mso-width-percent:0;mso-height-percent:0;mso-wrap-distance-left:9pt;mso-wrap-distance-top:0;mso-wrap-distance-right:9pt;mso-wrap-distance-bottom:0;mso-position-horizontal:absolute;mso-position-horizontal-relative:text;mso-position-vertical:absolute;mso-position-vertical-relative:text;mso-width-percent:0;mso-height-percent:0;mso-width-relative:margin;mso-height-relative:margin;v-text-anchor:middle" o:gfxdata="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" fillcolor="#00b050" stroked="f" strokeweight="1pt"/>
-            </w:pict>
-          </mc:Fallback>
-        </mc:AlternateContent>
+        <w:pict w14:anchorId="0D94C037">
+          <v:rect id="Rectangle 11" o:spid="_x0000_s1031" style="position:absolute;margin-left:-203.5pt;margin-top:41.7pt;width:741.7pt;height:54.85pt;rotation:-2088098fd;z-index:251660288;visibility:visible;mso-wrap-style:square;mso-width-percent:0;mso-height-percent:0;mso-wrap-distance-left:9pt;mso-wrap-distance-top:0;mso-wrap-distance-right:9pt;mso-wrap-distance-bottom:0;mso-position-horizontal:absolute;mso-position-horizontal-relative:text;mso-position-vertical:absolute;mso-position-vertical-relative:text;mso-width-percent:0;mso-height-percent:0;mso-width-relative:margin;mso-height-relative:margin;v-text-anchor:middle" o:gfxdata="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" fillcolor="#00b050" stroked="f" strokeweight="1pt"/>
+        </w:pict>
       </w:r>
       <w:r>
         <w:rPr>
@@ -375,352 +145,101 @@
           <w:noProof/>
           <w:lang w:val="fr-CM"/>
         </w:rPr>
-        <mc:AlternateContent>
-          <mc:Choice Requires="wps">
-            <w:drawing>
-              <wp:anchor distT="0" distB="0" distL="114300" distR="114300" simplePos="0" relativeHeight="251669504" behindDoc="0" locked="0" layoutInCell="1" allowOverlap="1" wp14:anchorId="285D8EB4" wp14:editId="6B380D19">
-                <wp:simplePos x="0" y="0"/>
-                <wp:positionH relativeFrom="column">
-                  <wp:posOffset>1144270</wp:posOffset>
-                </wp:positionH>
-                <wp:positionV relativeFrom="paragraph">
-                  <wp:posOffset>3600450</wp:posOffset>
-                </wp:positionV>
-                <wp:extent cx="5339080" cy="1397635"/>
-                <wp:effectExtent l="0" t="0" r="0" b="0"/>
-                <wp:wrapNone/>
-                <wp:docPr id="10" name="Zone de texte 10"/>
-                <wp:cNvGraphicFramePr>
-                  <a:graphicFrameLocks xmlns:a="http://schemas.openxmlformats.org/drawingml/2006/main"/>
-                </wp:cNvGraphicFramePr>
-                <a:graphic xmlns:a="http://schemas.openxmlformats.org/drawingml/2006/main">
-                  <a:graphicData uri="http://schemas.microsoft.com/office/word/2010/wordprocessingShape">
-                    <wps:wsp>
-                      <wps:cNvSpPr txBox="1">
-                        <a:spLocks/>
-                      </wps:cNvSpPr>
-                      <wps:spPr>
-                        <a:xfrm>
-                          <a:off x="0" y="0"/>
-                          <a:ext cx="5339080" cy="1397635"/>
-                        </a:xfrm>
-                        <a:prstGeom prst="rect">
-                          <a:avLst/>
-                        </a:prstGeom>
-                        <a:noFill/>
-                        <a:ln w="6350">
-                          <a:noFill/>
-                        </a:ln>
-                      </wps:spPr>
-                      <wps:txbx>
-                        <w:txbxContent>
-                          <w:p>
-                            <w:pPr>
-                              <w:rPr>
-                                <w:rFonts w:ascii="Candara" w:hAnsi="Candara"/>
-                                <w:b/>
-                                <w:bCs/>
-                                <w:color w:val="385623" w:themeColor="accent6" w:themeShade="80"/>
-                                <w:sz w:val="48"/>
-                                <w:szCs w:val="48"/>
-                                <w:lang w:val="fr-CM"/>
-                              </w:rPr>
-                            </w:pPr>
-                            <w:r>
-                              <w:rPr>
-                                <w:rFonts w:ascii="Candara" w:hAnsi="Candara"/>
-                                <w:b/>
-                                <w:bCs/>
-                                <w:color w:val="385623" w:themeColor="accent6" w:themeShade="80"/>
-                                <w:sz w:val="48"/>
-                                <w:szCs w:val="48"/>
-                                <w:lang w:val="fr-CM"/>
-                              </w:rPr>
-                              <w:t>{</w:t>
-                            </w:r>
-                            <w:proofErr w:type="spellStart"/>
-                            <w:r>
-                              <w:rPr>
-                                <w:rFonts w:ascii="Candara" w:hAnsi="Candara"/>
-                                <w:b/>
-                                <w:bCs/>
-                                <w:color w:val="385623" w:themeColor="accent6" w:themeShade="80"/>
-                                <w:sz w:val="48"/>
-                                <w:szCs w:val="48"/>
-                                <w:lang w:val="fr-CM"/>
-                              </w:rPr>
-                              <w:t>project_subtitle</w:t>
-                            </w:r>
-                            <w:proofErr w:type="spellEnd"/>
-                            <w:r>
-                              <w:rPr>
-                                <w:rFonts w:ascii="Candara" w:hAnsi="Candara"/>
-                                <w:b/>
-                                <w:bCs/>
-                                <w:color w:val="385623" w:themeColor="accent6" w:themeShade="80"/>
-                                <w:sz w:val="48"/>
-                                <w:szCs w:val="48"/>
-                                <w:lang w:val="fr-CM"/>
-                              </w:rPr>
-                              <w:t>}</w:t>
-                            </w:r>
-                          </w:p>
-                        </w:txbxContent>
-                      </wps:txbx>
-                      <wps:bodyPr rot="0" spcFirstLastPara="0" vertOverflow="overflow" horzOverflow="overflow" vert="horz" wrap="square" lIns="91440" tIns="45720" rIns="91440" bIns="45720" numCol="1" spcCol="0" rtlCol="0" fromWordArt="0" anchor="t" anchorCtr="0" forceAA="0" compatLnSpc="1">
-                        <a:prstTxWarp prst="textNoShape">
-                          <a:avLst/>
-                        </a:prstTxWarp>
-                        <a:noAutofit/>
-                      </wps:bodyPr>
-                    </wps:wsp>
-                  </a:graphicData>
-                </a:graphic>
-                <wp14:sizeRelH relativeFrom="margin">
-                  <wp14:pctWidth>0</wp14:pctWidth>
-                </wp14:sizeRelH>
-                <wp14:sizeRelV relativeFrom="margin">
-                  <wp14:pctHeight>0</wp14:pctHeight>
-                </wp14:sizeRelV>
-              </wp:anchor>
-            </w:drawing>
-          </mc:Choice>
-          <mc:Fallback>
-            <w:pict>
-              <v:shapetype w14:anchorId="285D8EB4" id="_x0000_t202" coordsize="21600,21600" o:spt="202" path="m,l,21600r21600,l21600,xe">
-                <v:stroke joinstyle="miter"/>
-                <v:path gradientshapeok="t" o:connecttype="rect"/>
-              </v:shapetype>
-              <v:shape id="Zone de texte 10" o:spid="_x0000_s1026" type="#_x0000_t202" style="position:absolute;margin-left:90.1pt;margin-top:283.5pt;width:420.4pt;height:110.05pt;z-index:251669504;visibility:visible;mso-wrap-style:square;mso-width-percent:0;mso-height-percent:0;mso-wrap-distance-left:9pt;mso-wrap-distance-top:0;mso-wrap-distance-right:9pt;mso-wrap-distance-bottom:0;mso-position-horizontal:absolute;mso-position-horizontal-relative:text;mso-position-vertical:absolute;mso-position-vertical-relative:text;mso-width-percent:0;mso-height-percent:0;mso-width-relative:margin;mso-height-relative:margin;v-text-anchor:top" o:gfxdata="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" filled="f" stroked="f" strokeweight=".5pt">
-                <v:textbox>
-                  <w:txbxContent>
-                    <w:p>
-                      <w:pPr>
-                        <w:rPr>
-                          <w:rFonts w:ascii="Candara" w:hAnsi="Candara"/>
-                          <w:b/>
-                          <w:bCs/>
-                          <w:color w:val="385623" w:themeColor="accent6" w:themeShade="80"/>
-                          <w:sz w:val="48"/>
-                          <w:szCs w:val="48"/>
-                          <w:lang w:val="fr-CM"/>
-                        </w:rPr>
-                      </w:pPr>
-                      <w:r>
-                        <w:rPr>
-                          <w:rFonts w:ascii="Candara" w:hAnsi="Candara"/>
-                          <w:b/>
-                          <w:bCs/>
-                          <w:color w:val="385623" w:themeColor="accent6" w:themeShade="80"/>
-                          <w:sz w:val="48"/>
-                          <w:szCs w:val="48"/>
-                          <w:lang w:val="fr-CM"/>
-                        </w:rPr>
-                        <w:t>{</w:t>
-                      </w:r>
-                      <w:proofErr w:type="spellStart"/>
-                      <w:r>
-                        <w:rPr>
-                          <w:rFonts w:ascii="Candara" w:hAnsi="Candara"/>
-                          <w:b/>
-                          <w:bCs/>
-                          <w:color w:val="385623" w:themeColor="accent6" w:themeShade="80"/>
-                          <w:sz w:val="48"/>
-                          <w:szCs w:val="48"/>
-                          <w:lang w:val="fr-CM"/>
-                        </w:rPr>
-                        <w:t>project_subtitle</w:t>
-                      </w:r>
-                      <w:proofErr w:type="spellEnd"/>
-                      <w:r>
-                        <w:rPr>
-                          <w:rFonts w:ascii="Candara" w:hAnsi="Candara"/>
-                          <w:b/>
-                          <w:bCs/>
-                          <w:color w:val="385623" w:themeColor="accent6" w:themeShade="80"/>
-                          <w:sz w:val="48"/>
-                          <w:szCs w:val="48"/>
-                          <w:lang w:val="fr-CM"/>
-                        </w:rPr>
-                        <w:t>}</w:t>
-                      </w:r>
-                    </w:p>
-                  </w:txbxContent>
-                </v:textbox>
-              </v:shape>
-            </w:pict>
-          </mc:Fallback>
-        </mc:AlternateContent>
+        <w:pict w14:anchorId="1E9EAD30">
+          <v:shapetype id="_x0000_t202" coordsize="21600,21600" o:spt="202" path="m,l,21600r21600,l21600,xe">
+            <v:stroke joinstyle="miter"/>
+            <v:path gradientshapeok="t" o:connecttype="rect"/>
+          </v:shapetype>
+          <v:shape id="Zone de texte 10" o:spid="_x0000_s1030" type="#_x0000_t202" style="position:absolute;margin-left:90.1pt;margin-top:283.5pt;width:420.4pt;height:110.05pt;z-index:251669504;visibility:visible;mso-wrap-style:square;mso-width-percent:0;mso-height-percent:0;mso-wrap-distance-left:9pt;mso-wrap-distance-top:0;mso-wrap-distance-right:9pt;mso-wrap-distance-bottom:0;mso-position-horizontal:absolute;mso-position-horizontal-relative:text;mso-position-vertical:absolute;mso-position-vertical-relative:text;mso-width-percent:0;mso-height-percent:0;mso-width-relative:margin;mso-height-relative:margin;v-text-anchor:top" o:gfxdata="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" filled="f" stroked="f" strokeweight=".5pt">
+            <v:textbox>
+              <w:txbxContent>
+                <w:p>
+                  <w:pPr>
+                    <w:rPr>
+                      <w:rFonts w:ascii="Candara" w:hAnsi="Candara"/>
+                      <w:b/>
+                      <w:bCs/>
+                      <w:color w:val="385623" w:themeColor="accent6" w:themeShade="80"/>
+                      <w:sz w:val="48"/>
+                      <w:szCs w:val="48"/>
+                      <w:lang w:val="fr-CM"/>
+                    </w:rPr>
+                  </w:pPr>
+                  <w:r>
+                    <w:rPr>
+                      <w:rFonts w:ascii="Candara" w:hAnsi="Candara"/>
+                      <w:b/>
+                      <w:bCs/>
+                      <w:color w:val="385623" w:themeColor="accent6" w:themeShade="80"/>
+                      <w:sz w:val="48"/>
+                      <w:szCs w:val="48"/>
+                      <w:lang w:val="fr-CM"/>
+                    </w:rPr>
+                    <w:t>{</w:t>
+                  </w:r>
+                  <w:proofErr w:type="spellStart"/>
+                  <w:proofErr w:type="gramStart"/>
+                  <w:r>
+                    <w:rPr>
+                      <w:rFonts w:ascii="Candara" w:hAnsi="Candara"/>
+                      <w:b/>
+                      <w:bCs/>
+                      <w:color w:val="385623" w:themeColor="accent6" w:themeShade="80"/>
+                      <w:sz w:val="48"/>
+                      <w:szCs w:val="48"/>
+                      <w:lang w:val="fr-CM"/>
+                    </w:rPr>
+                    <w:t>project</w:t>
+                  </w:r>
+                  <w:proofErr w:type="gramEnd"/>
+                  <w:r>
+                    <w:rPr>
+                      <w:rFonts w:ascii="Candara" w:hAnsi="Candara"/>
+                      <w:b/>
+                      <w:bCs/>
+                      <w:color w:val="385623" w:themeColor="accent6" w:themeShade="80"/>
+                      <w:sz w:val="48"/>
+                      <w:szCs w:val="48"/>
+                      <w:lang w:val="fr-CM"/>
+                    </w:rPr>
+                    <w:t>_subtitle</w:t>
+                  </w:r>
+                  <w:proofErr w:type="spellEnd"/>
+                  <w:r>
+                    <w:rPr>
+                      <w:rFonts w:ascii="Candara" w:hAnsi="Candara"/>
+                      <w:b/>
+                      <w:bCs/>
+                      <w:color w:val="385623" w:themeColor="accent6" w:themeShade="80"/>
+                      <w:sz w:val="48"/>
+                      <w:szCs w:val="48"/>
+                      <w:lang w:val="fr-CM"/>
+                    </w:rPr>
+                    <w:t>}</w:t>
+                  </w:r>
+                </w:p>
+              </w:txbxContent>
+            </v:textbox>
+          </v:shape>
+        </w:pict>
       </w:r>
       <w:r>
         <w:rPr>
           <w:noProof/>
           <w:lang w:val="fr-CM"/>
         </w:rPr>
-        <mc:AlternateContent>
-          <mc:Choice Requires="wps">
-            <w:drawing>
-              <wp:anchor distT="0" distB="0" distL="114300" distR="114300" simplePos="0" relativeHeight="251664384" behindDoc="0" locked="0" layoutInCell="1" allowOverlap="1" wp14:anchorId="4C8CE16D" wp14:editId="01B95812">
-                <wp:simplePos x="0" y="0"/>
-                <wp:positionH relativeFrom="column">
-                  <wp:posOffset>-1829435</wp:posOffset>
-                </wp:positionH>
-                <wp:positionV relativeFrom="paragraph">
-                  <wp:posOffset>1367155</wp:posOffset>
-                </wp:positionV>
-                <wp:extent cx="9418955" cy="695960"/>
-                <wp:effectExtent l="0" t="2438400" r="0" b="2447290"/>
-                <wp:wrapNone/>
-                <wp:docPr id="9" name="Rectangle 9"/>
-                <wp:cNvGraphicFramePr>
-                  <a:graphicFrameLocks xmlns:a="http://schemas.openxmlformats.org/drawingml/2006/main"/>
-                </wp:cNvGraphicFramePr>
-                <a:graphic xmlns:a="http://schemas.openxmlformats.org/drawingml/2006/main">
-                  <a:graphicData uri="http://schemas.microsoft.com/office/word/2010/wordprocessingShape">
-                    <wps:wsp>
-                      <wps:cNvSpPr>
-                        <a:spLocks/>
-                      </wps:cNvSpPr>
-                      <wps:spPr>
-                        <a:xfrm rot="19688289">
-                          <a:off x="0" y="0"/>
-                          <a:ext cx="9418955" cy="695960"/>
-                        </a:xfrm>
-                        <a:prstGeom prst="rect">
-                          <a:avLst/>
-                        </a:prstGeom>
-                        <a:solidFill>
-                          <a:srgbClr val="90E898"/>
-                        </a:solidFill>
-                        <a:ln>
-                          <a:noFill/>
-                        </a:ln>
-                      </wps:spPr>
-                      <wps:style>
-                        <a:lnRef idx="2">
-                          <a:schemeClr val="accent1">
-                            <a:shade val="50000"/>
-                          </a:schemeClr>
-                        </a:lnRef>
-                        <a:fillRef idx="1">
-                          <a:schemeClr val="accent1"/>
-                        </a:fillRef>
-                        <a:effectRef idx="0">
-                          <a:schemeClr val="accent1"/>
-                        </a:effectRef>
-                        <a:fontRef idx="minor">
-                          <a:schemeClr val="lt1"/>
-                        </a:fontRef>
-                      </wps:style>
-                      <wps:bodyPr rot="0" spcFirstLastPara="0" vertOverflow="overflow" horzOverflow="overflow" vert="horz" wrap="square" lIns="91440" tIns="45720" rIns="91440" bIns="45720" numCol="1" spcCol="0" rtlCol="0" fromWordArt="0" anchor="ctr" anchorCtr="0" forceAA="0" compatLnSpc="1">
-                        <a:prstTxWarp prst="textNoShape">
-                          <a:avLst/>
-                        </a:prstTxWarp>
-                        <a:noAutofit/>
-                      </wps:bodyPr>
-                    </wps:wsp>
-                  </a:graphicData>
-                </a:graphic>
-                <wp14:sizeRelH relativeFrom="margin">
-                  <wp14:pctWidth>0</wp14:pctWidth>
-                </wp14:sizeRelH>
-                <wp14:sizeRelV relativeFrom="margin">
-                  <wp14:pctHeight>0</wp14:pctHeight>
-                </wp14:sizeRelV>
-              </wp:anchor>
-            </w:drawing>
-          </mc:Choice>
-          <mc:Fallback>
-            <w:pict>
-              <v:rect w14:anchorId="075A1CE7" id="Rectangle 9" o:spid="_x0000_s1026" style="position:absolute;margin-left:-144.05pt;margin-top:107.65pt;width:741.65pt;height:54.8pt;rotation:-2088098fd;z-index:251664384;visibility:visible;mso-wrap-style:square;mso-width-percent:0;mso-height-percent:0;mso-wrap-distance-left:9pt;mso-wrap-distance-top:0;mso-wrap-distance-right:9pt;mso-wrap-distance-bottom:0;mso-position-horizontal:absolute;mso-position-horizontal-relative:text;mso-position-vertical:absolute;mso-position-vertical-relative:text;mso-width-percent:0;mso-height-percent:0;mso-width-relative:margin;mso-height-relative:margin;v-text-anchor:middle" o:gfxdata="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" fillcolor="#90e898" stroked="f" strokeweight="1pt"/>
-            </w:pict>
-          </mc:Fallback>
-        </mc:AlternateContent>
+        <w:pict w14:anchorId="4866CE8C">
+          <v:rect id="Rectangle 9" o:spid="_x0000_s1029" style="position:absolute;margin-left:-144.05pt;margin-top:107.65pt;width:741.65pt;height:54.8pt;rotation:-2088098fd;z-index:251664384;visibility:visible;mso-wrap-style:square;mso-width-percent:0;mso-height-percent:0;mso-wrap-distance-left:9pt;mso-wrap-distance-top:0;mso-wrap-distance-right:9pt;mso-wrap-distance-bottom:0;mso-position-horizontal:absolute;mso-position-horizontal-relative:text;mso-position-vertical:absolute;mso-position-vertical-relative:text;mso-width-percent:0;mso-height-percent:0;mso-width-relative:margin;mso-height-relative:margin;v-text-anchor:middle" o:gfxdata="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" fillcolor="#90e898" stroked="f" strokeweight="1pt"/>
+        </w:pict>
       </w:r>
       <w:r>
         <w:rPr>
           <w:noProof/>
           <w:lang w:val="fr-CM"/>
         </w:rPr>
-        <mc:AlternateContent>
-          <mc:Choice Requires="wps">
-            <w:drawing>
-              <wp:anchor distT="0" distB="0" distL="114300" distR="114300" simplePos="0" relativeHeight="251662336" behindDoc="0" locked="0" layoutInCell="1" allowOverlap="1" wp14:anchorId="4EA3B433" wp14:editId="5EB7BC12">
-                <wp:simplePos x="0" y="0"/>
-                <wp:positionH relativeFrom="column">
-                  <wp:posOffset>-1829435</wp:posOffset>
-                </wp:positionH>
-                <wp:positionV relativeFrom="paragraph">
-                  <wp:posOffset>561975</wp:posOffset>
-                </wp:positionV>
-                <wp:extent cx="9419590" cy="696595"/>
-                <wp:effectExtent l="0" t="2438400" r="0" b="2446655"/>
-                <wp:wrapNone/>
-                <wp:docPr id="8" name="Rectangle 8"/>
-                <wp:cNvGraphicFramePr>
-                  <a:graphicFrameLocks xmlns:a="http://schemas.openxmlformats.org/drawingml/2006/main"/>
-                </wp:cNvGraphicFramePr>
-                <a:graphic xmlns:a="http://schemas.openxmlformats.org/drawingml/2006/main">
-                  <a:graphicData uri="http://schemas.microsoft.com/office/word/2010/wordprocessingShape">
-                    <wps:wsp>
-                      <wps:cNvSpPr>
-                        <a:spLocks/>
-                      </wps:cNvSpPr>
-                      <wps:spPr>
-                        <a:xfrm rot="19688289">
-                          <a:off x="0" y="0"/>
-                          <a:ext cx="9419590" cy="696595"/>
-                        </a:xfrm>
-                        <a:prstGeom prst="rect">
-                          <a:avLst/>
-                        </a:prstGeom>
-                        <a:solidFill>
-                          <a:srgbClr val="36CE5E"/>
-                        </a:solidFill>
-                        <a:ln>
-                          <a:noFill/>
-                        </a:ln>
-                      </wps:spPr>
-                      <wps:style>
-                        <a:lnRef idx="2">
-                          <a:schemeClr val="accent1">
-                            <a:shade val="50000"/>
-                          </a:schemeClr>
-                        </a:lnRef>
-                        <a:fillRef idx="1">
-                          <a:schemeClr val="accent1"/>
-                        </a:fillRef>
-                        <a:effectRef idx="0">
-                          <a:schemeClr val="accent1"/>
-                        </a:effectRef>
-                        <a:fontRef idx="minor">
-                          <a:schemeClr val="lt1"/>
-                        </a:fontRef>
-                      </wps:style>
-                      <wps:bodyPr rot="0" spcFirstLastPara="0" vertOverflow="overflow" horzOverflow="overflow" vert="horz" wrap="square" lIns="91440" tIns="45720" rIns="91440" bIns="45720" numCol="1" spcCol="0" rtlCol="0" fromWordArt="0" anchor="ctr" anchorCtr="0" forceAA="0" compatLnSpc="1">
-                        <a:prstTxWarp prst="textNoShape">
-                          <a:avLst/>
-                        </a:prstTxWarp>
-                        <a:noAutofit/>
-                      </wps:bodyPr>
-                    </wps:wsp>
-                  </a:graphicData>
-                </a:graphic>
-                <wp14:sizeRelH relativeFrom="margin">
-                  <wp14:pctWidth>0</wp14:pctWidth>
-                </wp14:sizeRelH>
-                <wp14:sizeRelV relativeFrom="margin">
-                  <wp14:pctHeight>0</wp14:pctHeight>
-                </wp14:sizeRelV>
-              </wp:anchor>
-            </w:drawing>
-          </mc:Choice>
-          <mc:Fallback>
-            <w:pict>
-              <v:rect w14:anchorId="4CDCEA97" id="Rectangle 8" o:spid="_x0000_s1026" style="position:absolute;margin-left:-144.05pt;margin-top:44.25pt;width:741.7pt;height:54.85pt;rotation:-2088098fd;z-index:251662336;visibility:visible;mso-wrap-style:square;mso-width-percent:0;mso-height-percent:0;mso-wrap-distance-left:9pt;mso-wrap-distance-top:0;mso-wrap-distance-right:9pt;mso-wrap-distance-bottom:0;mso-position-horizontal:absolute;mso-position-horizontal-relative:text;mso-position-vertical:absolute;mso-position-vertical-relative:text;mso-width-percent:0;mso-height-percent:0;mso-width-relative:margin;mso-height-relative:margin;v-text-anchor:middle" o:gfxdata="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" fillcolor="#36ce5e" stroked="f" strokeweight="1pt"/>
-            </w:pict>
-          </mc:Fallback>
-        </mc:AlternateContent>
+        <w:pict w14:anchorId="2B0EAEF9">
+          <v:rect id="Rectangle 8" o:spid="_x0000_s1028" style="position:absolute;margin-left:-144.05pt;margin-top:44.25pt;width:741.7pt;height:54.85pt;rotation:-2088098fd;z-index:251662336;visibility:visible;mso-wrap-style:square;mso-width-percent:0;mso-height-percent:0;mso-wrap-distance-left:9pt;mso-wrap-distance-top:0;mso-wrap-distance-right:9pt;mso-wrap-distance-bottom:0;mso-position-horizontal:absolute;mso-position-horizontal-relative:text;mso-position-vertical:absolute;mso-position-vertical-relative:text;mso-width-percent:0;mso-height-percent:0;mso-width-relative:margin;mso-height-relative:margin;v-text-anchor:middle" o:gfxdata="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" fillcolor="#36ce5e" stroked="f" strokeweight="1pt"/>
+        </w:pict>
       </w:r>
     </w:p>
     <w:p>
@@ -846,226 +365,89 @@
           <w:noProof/>
           <w:lang w:val="fr-CM"/>
         </w:rPr>
-        <mc:AlternateContent>
-          <mc:Choice Requires="wps">
-            <w:drawing>
-              <wp:anchor distT="0" distB="0" distL="114300" distR="114300" simplePos="0" relativeHeight="251671552" behindDoc="0" locked="0" layoutInCell="1" allowOverlap="1" wp14:anchorId="3B278192" wp14:editId="69987FD5">
-                <wp:simplePos x="0" y="0"/>
-                <wp:positionH relativeFrom="column">
-                  <wp:posOffset>1191398</wp:posOffset>
-                </wp:positionH>
-                <wp:positionV relativeFrom="paragraph">
-                  <wp:posOffset>241769</wp:posOffset>
-                </wp:positionV>
-                <wp:extent cx="5279666" cy="781685"/>
-                <wp:effectExtent l="0" t="0" r="0" b="0"/>
-                <wp:wrapNone/>
-                <wp:docPr id="7" name="Zone de texte 7"/>
-                <wp:cNvGraphicFramePr>
-                  <a:graphicFrameLocks xmlns:a="http://schemas.openxmlformats.org/drawingml/2006/main"/>
-                </wp:cNvGraphicFramePr>
-                <a:graphic xmlns:a="http://schemas.openxmlformats.org/drawingml/2006/main">
-                  <a:graphicData uri="http://schemas.microsoft.com/office/word/2010/wordprocessingShape">
-                    <wps:wsp>
-                      <wps:cNvSpPr txBox="1">
-                        <a:spLocks/>
-                      </wps:cNvSpPr>
-                      <wps:spPr>
-                        <a:xfrm>
-                          <a:off x="0" y="0"/>
-                          <a:ext cx="5279666" cy="781685"/>
-                        </a:xfrm>
-                        <a:prstGeom prst="rect">
-                          <a:avLst/>
-                        </a:prstGeom>
-                        <a:noFill/>
-                        <a:ln w="6350">
-                          <a:noFill/>
-                        </a:ln>
-                      </wps:spPr>
-                      <wps:txbx>
-                        <w:txbxContent>
-                          <w:p>
-                            <w:pPr>
-                              <w:rPr>
-                                <w:rFonts w:ascii="Candara" w:hAnsi="Candara"/>
-                                <w:b/>
-                                <w:bCs/>
-                                <w:color w:val="000000" w:themeColor="text1"/>
-                                <w:sz w:val="44"/>
-                                <w:szCs w:val="44"/>
-                                <w:lang w:val="fr-CM"/>
-                              </w:rPr>
-                            </w:pPr>
-                            <w:r>
-                              <w:rPr>
-                                <w:rFonts w:ascii="Candara" w:hAnsi="Candara"/>
-                                <w:b/>
-                                <w:bCs/>
-                                <w:color w:val="000000" w:themeColor="text1"/>
-                                <w:sz w:val="44"/>
-                                <w:szCs w:val="44"/>
-                                <w:lang w:val="fr-CM"/>
-                              </w:rPr>
-                              <w:t>Cahier de conception</w:t>
-                            </w:r>
-                            <w:r>
-                              <w:rPr>
-                                <w:rFonts w:ascii="Candara" w:hAnsi="Candara"/>
-                                <w:b/>
-                                <w:bCs/>
-                                <w:color w:val="000000" w:themeColor="text1"/>
-                                <w:sz w:val="44"/>
-                                <w:szCs w:val="44"/>
-                                <w:lang w:val="fr-CM"/>
-                              </w:rPr>
-                              <w:t xml:space="preserve"> – </w:t>
-                            </w:r>
-                            <w:r>
-                              <w:rPr>
-                                <w:rFonts w:ascii="Candara" w:hAnsi="Candara"/>
-                                <w:b/>
-                                <w:bCs/>
-                                <w:color w:val="000000" w:themeColor="text1"/>
-                                <w:sz w:val="44"/>
-                                <w:szCs w:val="44"/>
-                                <w:lang w:val="fr-CM"/>
-                              </w:rPr>
-                              <w:t>{</w:t>
-                            </w:r>
-                            <w:proofErr w:type="spellStart"/>
-                            <w:r>
-                              <w:rPr>
-                                <w:rFonts w:ascii="Candara" w:hAnsi="Candara"/>
-                                <w:b/>
-                                <w:bCs/>
-                                <w:color w:val="000000" w:themeColor="text1"/>
-                                <w:sz w:val="44"/>
-                                <w:szCs w:val="44"/>
-                                <w:lang w:val="fr-CM"/>
-                              </w:rPr>
-                              <w:t>doc_version</w:t>
-                            </w:r>
-                            <w:proofErr w:type="spellEnd"/>
-                            <w:r>
-                              <w:rPr>
-                                <w:rFonts w:ascii="Candara" w:hAnsi="Candara"/>
-                                <w:b/>
-                                <w:bCs/>
-                                <w:color w:val="000000" w:themeColor="text1"/>
-                                <w:sz w:val="44"/>
-                                <w:szCs w:val="44"/>
-                                <w:lang w:val="fr-CM"/>
-                              </w:rPr>
-                              <w:t>}</w:t>
-                            </w:r>
-                          </w:p>
-                        </w:txbxContent>
-                      </wps:txbx>
-                      <wps:bodyPr rot="0" spcFirstLastPara="0" vertOverflow="overflow" horzOverflow="overflow" vert="horz" wrap="square" lIns="91440" tIns="45720" rIns="91440" bIns="45720" numCol="1" spcCol="0" rtlCol="0" fromWordArt="0" anchor="t" anchorCtr="0" forceAA="0" compatLnSpc="1">
-                        <a:prstTxWarp prst="textNoShape">
-                          <a:avLst/>
-                        </a:prstTxWarp>
-                        <a:noAutofit/>
-                      </wps:bodyPr>
-                    </wps:wsp>
-                  </a:graphicData>
-                </a:graphic>
-                <wp14:sizeRelH relativeFrom="margin">
-                  <wp14:pctWidth>0</wp14:pctWidth>
-                </wp14:sizeRelH>
-                <wp14:sizeRelV relativeFrom="margin">
-                  <wp14:pctHeight>0</wp14:pctHeight>
-                </wp14:sizeRelV>
-              </wp:anchor>
-            </w:drawing>
-          </mc:Choice>
-          <mc:Fallback>
-            <w:pict>
-              <v:shape w14:anchorId="3B278192" id="Zone de texte 7" o:spid="_x0000_s1027" type="#_x0000_t202" style="position:absolute;margin-left:93.8pt;margin-top:19.05pt;width:415.7pt;height:61.55pt;z-index:251671552;visibility:visible;mso-wrap-style:square;mso-width-percent:0;mso-height-percent:0;mso-wrap-distance-left:9pt;mso-wrap-distance-top:0;mso-wrap-distance-right:9pt;mso-wrap-distance-bottom:0;mso-position-horizontal:absolute;mso-position-horizontal-relative:text;mso-position-vertical:absolute;mso-position-vertical-relative:text;mso-width-percent:0;mso-height-percent:0;mso-width-relative:margin;mso-height-relative:margin;v-text-anchor:top" o:gfxdata="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" filled="f" stroked="f" strokeweight=".5pt">
-                <v:textbox>
-                  <w:txbxContent>
-                    <w:p>
-                      <w:pPr>
-                        <w:rPr>
-                          <w:rFonts w:ascii="Candara" w:hAnsi="Candara"/>
-                          <w:b/>
-                          <w:bCs/>
-                          <w:color w:val="000000" w:themeColor="text1"/>
-                          <w:sz w:val="44"/>
-                          <w:szCs w:val="44"/>
-                          <w:lang w:val="fr-CM"/>
-                        </w:rPr>
-                      </w:pPr>
-                      <w:r>
-                        <w:rPr>
-                          <w:rFonts w:ascii="Candara" w:hAnsi="Candara"/>
-                          <w:b/>
-                          <w:bCs/>
-                          <w:color w:val="000000" w:themeColor="text1"/>
-                          <w:sz w:val="44"/>
-                          <w:szCs w:val="44"/>
-                          <w:lang w:val="fr-CM"/>
-                        </w:rPr>
-                        <w:t>Cahier de conception</w:t>
-                      </w:r>
-                      <w:r>
-                        <w:rPr>
-                          <w:rFonts w:ascii="Candara" w:hAnsi="Candara"/>
-                          <w:b/>
-                          <w:bCs/>
-                          <w:color w:val="000000" w:themeColor="text1"/>
-                          <w:sz w:val="44"/>
-                          <w:szCs w:val="44"/>
-                          <w:lang w:val="fr-CM"/>
-                        </w:rPr>
-                        <w:t xml:space="preserve"> – </w:t>
-                      </w:r>
-                      <w:r>
-                        <w:rPr>
-                          <w:rFonts w:ascii="Candara" w:hAnsi="Candara"/>
-                          <w:b/>
-                          <w:bCs/>
-                          <w:color w:val="000000" w:themeColor="text1"/>
-                          <w:sz w:val="44"/>
-                          <w:szCs w:val="44"/>
-                          <w:lang w:val="fr-CM"/>
-                        </w:rPr>
-                        <w:t>{</w:t>
-                      </w:r>
-                      <w:proofErr w:type="spellStart"/>
-                      <w:r>
-                        <w:rPr>
-                          <w:rFonts w:ascii="Candara" w:hAnsi="Candara"/>
-                          <w:b/>
-                          <w:bCs/>
-                          <w:color w:val="000000" w:themeColor="text1"/>
-                          <w:sz w:val="44"/>
-                          <w:szCs w:val="44"/>
-                          <w:lang w:val="fr-CM"/>
-                        </w:rPr>
-                        <w:t>doc_version</w:t>
-                      </w:r>
-                      <w:proofErr w:type="spellEnd"/>
-                      <w:r>
-                        <w:rPr>
-                          <w:rFonts w:ascii="Candara" w:hAnsi="Candara"/>
-                          <w:b/>
-                          <w:bCs/>
-                          <w:color w:val="000000" w:themeColor="text1"/>
-                          <w:sz w:val="44"/>
-                          <w:szCs w:val="44"/>
-                          <w:lang w:val="fr-CM"/>
-                        </w:rPr>
-                        <w:t>}</w:t>
-                      </w:r>
-                    </w:p>
-                  </w:txbxContent>
-                </v:textbox>
-              </v:shape>
-            </w:pict>
-          </mc:Fallback>
-        </mc:AlternateContent>
+        <w:pict w14:anchorId="6D5B3F53">
+          <v:shape id="Zone de texte 7" o:spid="_x0000_s1027" type="#_x0000_t202" style="position:absolute;margin-left:93.8pt;margin-top:19.05pt;width:415.7pt;height:61.55pt;z-index:251671552;visibility:visible;mso-wrap-style:square;mso-width-percent:0;mso-height-percent:0;mso-wrap-distance-left:9pt;mso-wrap-distance-top:0;mso-wrap-distance-right:9pt;mso-wrap-distance-bottom:0;mso-position-horizontal:absolute;mso-position-horizontal-relative:text;mso-position-vertical:absolute;mso-position-vertical-relative:text;mso-width-percent:0;mso-height-percent:0;mso-width-relative:margin;mso-height-relative:margin;v-text-anchor:top" o:gfxdata="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" filled="f" stroked="f" strokeweight=".5pt">
+            <v:textbox>
+              <w:txbxContent>
+                <w:p>
+                  <w:pPr>
+                    <w:rPr>
+                      <w:rFonts w:ascii="Candara" w:hAnsi="Candara"/>
+                      <w:b/>
+                      <w:bCs/>
+                      <w:color w:val="000000" w:themeColor="text1"/>
+                      <w:sz w:val="44"/>
+                      <w:szCs w:val="44"/>
+                      <w:lang w:val="fr-CM"/>
+                    </w:rPr>
+                  </w:pPr>
+                  <w:r>
+                    <w:rPr>
+                      <w:rFonts w:ascii="Candara" w:hAnsi="Candara"/>
+                      <w:b/>
+                      <w:bCs/>
+                      <w:color w:val="000000" w:themeColor="text1"/>
+                      <w:sz w:val="44"/>
+                      <w:szCs w:val="44"/>
+                      <w:lang w:val="fr-CM"/>
+                    </w:rPr>
+                    <w:t>Cahier de conception</w:t>
+                  </w:r>
+                  <w:r>
+                    <w:rPr>
+                      <w:rFonts w:ascii="Candara" w:hAnsi="Candara"/>
+                      <w:b/>
+                      <w:bCs/>
+                      <w:color w:val="000000" w:themeColor="text1"/>
+                      <w:sz w:val="44"/>
+                      <w:szCs w:val="44"/>
+                      <w:lang w:val="fr-CM"/>
+                    </w:rPr>
+                    <w:t xml:space="preserve"> – </w:t>
+                  </w:r>
+                  <w:r>
+                    <w:rPr>
+                      <w:rFonts w:ascii="Candara" w:hAnsi="Candara"/>
+                      <w:b/>
+                      <w:bCs/>
+                      <w:color w:val="000000" w:themeColor="text1"/>
+                      <w:sz w:val="44"/>
+                      <w:szCs w:val="44"/>
+                      <w:lang w:val="fr-CM"/>
+                    </w:rPr>
+                    <w:t>{</w:t>
+                  </w:r>
+                  <w:proofErr w:type="spellStart"/>
+                  <w:r>
+                    <w:rPr>
+                      <w:rFonts w:ascii="Candara" w:hAnsi="Candara"/>
+                      <w:b/>
+                      <w:bCs/>
+                      <w:color w:val="000000" w:themeColor="text1"/>
+                      <w:sz w:val="44"/>
+                      <w:szCs w:val="44"/>
+                      <w:lang w:val="fr-CM"/>
+                    </w:rPr>
+                    <w:t>doc_version</w:t>
+                  </w:r>
+                  <w:proofErr w:type="spellEnd"/>
+                  <w:r>
+                    <w:rPr>
+                      <w:rFonts w:ascii="Candara" w:hAnsi="Candara"/>
+                      <w:b/>
+                      <w:bCs/>
+                      <w:color w:val="000000" w:themeColor="text1"/>
+                      <w:sz w:val="44"/>
+                      <w:szCs w:val="44"/>
+                      <w:lang w:val="fr-CM"/>
+                    </w:rPr>
+                    <w:t>}</w:t>
+                  </w:r>
+                </w:p>
+              </w:txbxContent>
+            </v:textbox>
+          </v:shape>
+        </w:pict>
       </w:r>
     </w:p>
     <w:p>
@@ -1119,8 +501,8 @@
           <w:lang w:val="fr-CM"/>
         </w:rPr>
         <w:sectPr>
-          <w:headerReference w:type="default" r:id="rId9"/>
-          <w:footerReference w:type="default" r:id="rId10"/>
+          <w:headerReference w:type="even" r:id="rId9"/>
+          <w:headerReference w:type="default" r:id="rId10"/>
           <w:pgSz w:w="11906" w:h="16838"/>
           <w:pgMar w:top="1417" w:right="1417" w:bottom="1417" w:left="1417" w:header="708" w:footer="708" w:gutter="0"/>
           <w:cols w:space="708"/>
@@ -1720,7 +1102,12 @@
           <w:lang w:val="fr-CM"/>
         </w:rPr>
         <w:sectPr>
-          <w:headerReference w:type="default" r:id="rId11"/>
+          <w:headerReference w:type="even" r:id="rId11"/>
+          <w:headerReference w:type="default" r:id="rId12"/>
+          <w:footerReference w:type="even" r:id="rId13"/>
+          <w:footerReference w:type="default" r:id="rId14"/>
+          <w:headerReference w:type="first" r:id="rId15"/>
+          <w:footerReference w:type="first" r:id="rId16"/>
           <w:pgSz w:w="11906" w:h="16838"/>
           <w:pgMar w:top="1417" w:right="1417" w:bottom="1417" w:left="1417" w:header="708" w:footer="708" w:gutter="0"/>
           <w:cols w:space="708"/>
@@ -1848,11 +1235,19 @@
         <w:t>{</w:t>
       </w:r>
       <w:proofErr w:type="spellStart"/>
-      <w:r>
-        <w:rPr>
-          <w:lang w:val="fr-CM"/>
-        </w:rPr>
-        <w:t>objective_text</w:t>
+      <w:proofErr w:type="gramStart"/>
+      <w:r>
+        <w:rPr>
+          <w:lang w:val="fr-CM"/>
+        </w:rPr>
+        <w:t>objective</w:t>
+      </w:r>
+      <w:proofErr w:type="gramEnd"/>
+      <w:r>
+        <w:rPr>
+          <w:lang w:val="fr-CM"/>
+        </w:rPr>
+        <w:t>_text</w:t>
       </w:r>
       <w:proofErr w:type="spellEnd"/>
       <w:r>
@@ -1870,6 +1265,12 @@
           <w:lang w:val="fr-CM"/>
         </w:rPr>
         <w:sectPr>
+          <w:headerReference w:type="even" r:id="rId17"/>
+          <w:headerReference w:type="default" r:id="rId18"/>
+          <w:footerReference w:type="even" r:id="rId19"/>
+          <w:footerReference w:type="default" r:id="rId20"/>
+          <w:headerReference w:type="first" r:id="rId21"/>
+          <w:footerReference w:type="first" r:id="rId22"/>
           <w:pgSz w:w="11906" w:h="16838"/>
           <w:pgMar w:top="1417" w:right="1417" w:bottom="1417" w:left="1417" w:header="708" w:footer="708" w:gutter="0"/>
           <w:cols w:space="708"/>
@@ -2054,7 +1455,14 @@
         <w:rPr>
           <w:lang w:val="fr-CM"/>
         </w:rPr>
-        <w:t xml:space="preserve"> :  </w:t>
+        <w:t> </w:t>
+      </w:r>
+      <w:proofErr w:type="gramStart"/>
+      <w:r>
+        <w:rPr>
+          <w:lang w:val="fr-CM"/>
+        </w:rPr>
+        <w:t xml:space="preserve">:  </w:t>
       </w:r>
       <w:r>
         <w:rPr>
@@ -2063,6 +1471,7 @@
         <w:t>{</w:t>
       </w:r>
       <w:proofErr w:type="spellStart"/>
+      <w:proofErr w:type="gramEnd"/>
       <w:r>
         <w:rPr>
           <w:lang w:val="fr-CM"/>
@@ -2131,6 +1540,7 @@
         <w:t>{</w:t>
       </w:r>
       <w:proofErr w:type="spellStart"/>
+      <w:proofErr w:type="gramStart"/>
       <w:r>
         <w:rPr>
           <w:rFonts w:ascii="Candara" w:hAnsi="Candara"/>
@@ -2138,7 +1548,17 @@
           <w:szCs w:val="24"/>
           <w:lang w:val="fr-CM"/>
         </w:rPr>
-        <w:t>req_description</w:t>
+        <w:t>req</w:t>
+      </w:r>
+      <w:proofErr w:type="gramEnd"/>
+      <w:r>
+        <w:rPr>
+          <w:rFonts w:ascii="Candara" w:hAnsi="Candara"/>
+          <w:sz w:val="24"/>
+          <w:szCs w:val="24"/>
+          <w:lang w:val="fr-CM"/>
+        </w:rPr>
+        <w:t>_description</w:t>
       </w:r>
       <w:proofErr w:type="spellEnd"/>
       <w:r>
@@ -2199,6 +1619,7 @@
         <w:t>{</w:t>
       </w:r>
       <w:proofErr w:type="spellStart"/>
+      <w:proofErr w:type="gramStart"/>
       <w:r>
         <w:rPr>
           <w:rFonts w:ascii="Candara" w:hAnsi="Candara"/>
@@ -2206,7 +1627,17 @@
           <w:szCs w:val="24"/>
           <w:lang w:val="fr-CM"/>
         </w:rPr>
-        <w:t>user_story</w:t>
+        <w:t>user</w:t>
+      </w:r>
+      <w:proofErr w:type="gramEnd"/>
+      <w:r>
+        <w:rPr>
+          <w:rFonts w:ascii="Candara" w:hAnsi="Candara"/>
+          <w:sz w:val="24"/>
+          <w:szCs w:val="24"/>
+          <w:lang w:val="fr-CM"/>
+        </w:rPr>
+        <w:t>_story</w:t>
       </w:r>
       <w:proofErr w:type="spellEnd"/>
       <w:r>
@@ -2316,6 +1747,7 @@
         <w:t>{</w:t>
       </w:r>
       <w:proofErr w:type="spellStart"/>
+      <w:proofErr w:type="gramStart"/>
       <w:r>
         <w:rPr>
           <w:rFonts w:ascii="Candara" w:hAnsi="Candara"/>
@@ -2323,7 +1755,17 @@
           <w:szCs w:val="24"/>
           <w:lang w:val="fr-CM"/>
         </w:rPr>
-        <w:t>element_name</w:t>
+        <w:t>element</w:t>
+      </w:r>
+      <w:proofErr w:type="gramEnd"/>
+      <w:r>
+        <w:rPr>
+          <w:rFonts w:ascii="Candara" w:hAnsi="Candara"/>
+          <w:sz w:val="24"/>
+          <w:szCs w:val="24"/>
+          <w:lang w:val="fr-CM"/>
+        </w:rPr>
+        <w:t>_name</w:t>
       </w:r>
       <w:proofErr w:type="spellEnd"/>
       <w:r>
@@ -2454,25 +1896,7 @@
           <w:szCs w:val="24"/>
           <w:lang w:val="fr-CM"/>
         </w:rPr>
-        <w:t>{</w:t>
-      </w:r>
-      <w:r>
-        <w:rPr>
-          <w:rFonts w:ascii="Candara" w:hAnsi="Candara"/>
-          <w:sz w:val="24"/>
-          <w:szCs w:val="24"/>
-          <w:lang w:val="fr-CM"/>
-        </w:rPr>
-        <w:t>#use_cases</w:t>
-      </w:r>
-      <w:r>
-        <w:rPr>
-          <w:rFonts w:ascii="Candara" w:hAnsi="Candara"/>
-          <w:sz w:val="24"/>
-          <w:szCs w:val="24"/>
-          <w:lang w:val="fr-CM"/>
-        </w:rPr>
-        <w:t>}</w:t>
+        <w:t>{#use_cases}</w:t>
       </w:r>
     </w:p>
     <w:tbl>
@@ -2554,6 +1978,7 @@
               <w:t>{</w:t>
             </w:r>
             <w:proofErr w:type="spellStart"/>
+            <w:proofErr w:type="gramStart"/>
             <w:r>
               <w:rPr>
                 <w:rFonts w:ascii="Candara" w:hAnsi="Candara"/>
@@ -2564,7 +1989,20 @@
                 <w:szCs w:val="24"/>
                 <w:lang w:val="fr-CM"/>
               </w:rPr>
-              <w:t>uc_title</w:t>
+              <w:t>uc</w:t>
+            </w:r>
+            <w:proofErr w:type="gramEnd"/>
+            <w:r>
+              <w:rPr>
+                <w:rFonts w:ascii="Candara" w:hAnsi="Candara"/>
+                <w:b/>
+                <w:bCs/>
+                <w:color w:val="FFFFFF" w:themeColor="background1"/>
+                <w:sz w:val="24"/>
+                <w:szCs w:val="24"/>
+                <w:lang w:val="fr-CM"/>
+              </w:rPr>
+              <w:t>_title</w:t>
             </w:r>
             <w:proofErr w:type="spellEnd"/>
             <w:r>
@@ -2643,6 +2081,7 @@
               <w:t>{</w:t>
             </w:r>
             <w:proofErr w:type="spellStart"/>
+            <w:proofErr w:type="gramStart"/>
             <w:r>
               <w:rPr>
                 <w:rFonts w:ascii="Candara" w:hAnsi="Candara"/>
@@ -2650,7 +2089,17 @@
                 <w:szCs w:val="24"/>
                 <w:lang w:val="fr-CM"/>
               </w:rPr>
-              <w:t>uc_objective</w:t>
+              <w:t>uc</w:t>
+            </w:r>
+            <w:proofErr w:type="gramEnd"/>
+            <w:r>
+              <w:rPr>
+                <w:rFonts w:ascii="Candara" w:hAnsi="Candara"/>
+                <w:sz w:val="24"/>
+                <w:szCs w:val="24"/>
+                <w:lang w:val="fr-CM"/>
+              </w:rPr>
+              <w:t>_objective</w:t>
             </w:r>
             <w:proofErr w:type="spellEnd"/>
             <w:r>
@@ -2724,6 +2173,7 @@
               <w:t>{</w:t>
             </w:r>
             <w:proofErr w:type="spellStart"/>
+            <w:proofErr w:type="gramStart"/>
             <w:r>
               <w:rPr>
                 <w:rFonts w:ascii="Candara" w:hAnsi="Candara"/>
@@ -2731,7 +2181,17 @@
                 <w:szCs w:val="24"/>
                 <w:lang w:val="fr-CM"/>
               </w:rPr>
-              <w:t>uc_actors</w:t>
+              <w:t>uc</w:t>
+            </w:r>
+            <w:proofErr w:type="gramEnd"/>
+            <w:r>
+              <w:rPr>
+                <w:rFonts w:ascii="Candara" w:hAnsi="Candara"/>
+                <w:sz w:val="24"/>
+                <w:szCs w:val="24"/>
+                <w:lang w:val="fr-CM"/>
+              </w:rPr>
+              <w:t>_actors</w:t>
             </w:r>
             <w:proofErr w:type="spellEnd"/>
             <w:r>
@@ -2807,6 +2267,7 @@
               <w:t>{</w:t>
             </w:r>
             <w:proofErr w:type="spellStart"/>
+            <w:proofErr w:type="gramStart"/>
             <w:r>
               <w:rPr>
                 <w:rFonts w:ascii="Candara" w:hAnsi="Candara"/>
@@ -2814,7 +2275,17 @@
                 <w:szCs w:val="24"/>
                 <w:lang w:val="fr-CM"/>
               </w:rPr>
-              <w:t>uc_preconditions</w:t>
+              <w:t>uc</w:t>
+            </w:r>
+            <w:proofErr w:type="gramEnd"/>
+            <w:r>
+              <w:rPr>
+                <w:rFonts w:ascii="Candara" w:hAnsi="Candara"/>
+                <w:sz w:val="24"/>
+                <w:szCs w:val="24"/>
+                <w:lang w:val="fr-CM"/>
+              </w:rPr>
+              <w:t>_preconditions</w:t>
             </w:r>
             <w:proofErr w:type="spellEnd"/>
             <w:r>
@@ -2888,6 +2359,7 @@
               <w:t>{</w:t>
             </w:r>
             <w:proofErr w:type="spellStart"/>
+            <w:proofErr w:type="gramStart"/>
             <w:r>
               <w:rPr>
                 <w:rFonts w:ascii="Candara" w:hAnsi="Candara"/>
@@ -2895,7 +2367,17 @@
                 <w:szCs w:val="24"/>
                 <w:lang w:val="fr-CM"/>
               </w:rPr>
-              <w:t>uc_postconditions</w:t>
+              <w:t>uc</w:t>
+            </w:r>
+            <w:proofErr w:type="gramEnd"/>
+            <w:r>
+              <w:rPr>
+                <w:rFonts w:ascii="Candara" w:hAnsi="Candara"/>
+                <w:sz w:val="24"/>
+                <w:szCs w:val="24"/>
+                <w:lang w:val="fr-CM"/>
+              </w:rPr>
+              <w:t>_postconditions</w:t>
             </w:r>
             <w:proofErr w:type="spellEnd"/>
             <w:r>
@@ -2992,6 +2474,7 @@
               <w:t>{</w:t>
             </w:r>
             <w:proofErr w:type="spellStart"/>
+            <w:proofErr w:type="gramStart"/>
             <w:r>
               <w:rPr>
                 <w:rFonts w:ascii="Candara" w:hAnsi="Candara"/>
@@ -2999,9 +2482,9 @@
                 <w:szCs w:val="24"/>
                 <w:lang w:val="fr-CM"/>
               </w:rPr>
-              <w:t>step_num</w:t>
+              <w:t>step</w:t>
             </w:r>
-            <w:proofErr w:type="spellEnd"/>
+            <w:proofErr w:type="gramEnd"/>
             <w:r>
               <w:rPr>
                 <w:rFonts w:ascii="Candara" w:hAnsi="Candara"/>
@@ -3009,9 +2492,9 @@
                 <w:szCs w:val="24"/>
                 <w:lang w:val="fr-CM"/>
               </w:rPr>
-              <w:t>}. {</w:t>
+              <w:t>_num</w:t>
             </w:r>
-            <w:proofErr w:type="spellStart"/>
+            <w:proofErr w:type="spellEnd"/>
             <w:r>
               <w:rPr>
                 <w:rFonts w:ascii="Candara" w:hAnsi="Candara"/>
@@ -3019,7 +2502,28 @@
                 <w:szCs w:val="24"/>
                 <w:lang w:val="fr-CM"/>
               </w:rPr>
-              <w:t>step_desc</w:t>
+              <w:t>}. {</w:t>
+            </w:r>
+            <w:proofErr w:type="spellStart"/>
+            <w:proofErr w:type="gramStart"/>
+            <w:r>
+              <w:rPr>
+                <w:rFonts w:ascii="Candara" w:hAnsi="Candara"/>
+                <w:sz w:val="24"/>
+                <w:szCs w:val="24"/>
+                <w:lang w:val="fr-CM"/>
+              </w:rPr>
+              <w:t>step</w:t>
+            </w:r>
+            <w:proofErr w:type="gramEnd"/>
+            <w:r>
+              <w:rPr>
+                <w:rFonts w:ascii="Candara" w:hAnsi="Candara"/>
+                <w:sz w:val="24"/>
+                <w:szCs w:val="24"/>
+                <w:lang w:val="fr-CM"/>
+              </w:rPr>
+              <w:t>_desc</w:t>
             </w:r>
             <w:proofErr w:type="spellEnd"/>
             <w:r>
@@ -3175,6 +2679,7 @@
               <w:t xml:space="preserve">   {</w:t>
             </w:r>
             <w:proofErr w:type="spellStart"/>
+            <w:proofErr w:type="gramStart"/>
             <w:r>
               <w:rPr>
                 <w:rFonts w:ascii="Candara" w:hAnsi="Candara"/>
@@ -3182,7 +2687,17 @@
                 <w:szCs w:val="24"/>
                 <w:lang w:val="fr-CM"/>
               </w:rPr>
-              <w:t>alt_name</w:t>
+              <w:t>alt</w:t>
+            </w:r>
+            <w:proofErr w:type="gramEnd"/>
+            <w:r>
+              <w:rPr>
+                <w:rFonts w:ascii="Candara" w:hAnsi="Candara"/>
+                <w:sz w:val="24"/>
+                <w:szCs w:val="24"/>
+                <w:lang w:val="fr-CM"/>
+              </w:rPr>
+              <w:t>_name</w:t>
             </w:r>
             <w:proofErr w:type="spellEnd"/>
             <w:r>
@@ -3277,6 +2792,7 @@
           <w:szCs w:val="24"/>
           <w:lang w:val="fr-CM"/>
         </w:rPr>
+        <w:lastRenderedPageBreak/>
         <w:t>{/</w:t>
       </w:r>
       <w:proofErr w:type="spellStart"/>
@@ -3376,6 +2892,7 @@
         <w:t>{</w:t>
       </w:r>
       <w:proofErr w:type="spellStart"/>
+      <w:proofErr w:type="gramStart"/>
       <w:r>
         <w:rPr>
           <w:rFonts w:ascii="Candara" w:hAnsi="Candara"/>
@@ -3383,9 +2900,9 @@
           <w:szCs w:val="24"/>
           <w:lang w:val="fr-CM"/>
         </w:rPr>
-        <w:t>criteria_text</w:t>
-      </w:r>
-      <w:proofErr w:type="spellEnd"/>
+        <w:t>criteria</w:t>
+      </w:r>
+      <w:proofErr w:type="gramEnd"/>
       <w:r>
         <w:rPr>
           <w:rFonts w:ascii="Candara" w:hAnsi="Candara"/>
@@ -3393,28 +2910,28 @@
           <w:szCs w:val="24"/>
           <w:lang w:val="fr-CM"/>
         </w:rPr>
-        <w:t>}</w:t>
-      </w:r>
-    </w:p>
-    <w:p>
-      <w:pPr>
+        <w:t>_text</w:t>
+      </w:r>
+      <w:proofErr w:type="spellEnd"/>
+      <w:r>
         <w:rPr>
           <w:rFonts w:ascii="Candara" w:hAnsi="Candara"/>
           <w:sz w:val="24"/>
           <w:szCs w:val="24"/>
           <w:lang w:val="fr-CM"/>
         </w:rPr>
-      </w:pPr>
-      <w:r>
+        <w:t>}</w:t>
+      </w:r>
+    </w:p>
+    <w:p>
+      <w:pPr>
         <w:rPr>
           <w:rFonts w:ascii="Candara" w:hAnsi="Candara"/>
           <w:sz w:val="24"/>
           <w:szCs w:val="24"/>
           <w:lang w:val="fr-CM"/>
         </w:rPr>
-        <w:t>{/</w:t>
-      </w:r>
-      <w:proofErr w:type="spellStart"/>
+      </w:pPr>
       <w:r>
         <w:rPr>
           <w:rFonts w:ascii="Candara" w:hAnsi="Candara"/>
@@ -3422,9 +2939,9 @@
           <w:szCs w:val="24"/>
           <w:lang w:val="fr-CM"/>
         </w:rPr>
-        <w:t>acceptance_criteria</w:t>
-      </w:r>
-      <w:proofErr w:type="spellEnd"/>
+        <w:t>{/</w:t>
+      </w:r>
+      <w:proofErr w:type="spellStart"/>
       <w:r>
         <w:rPr>
           <w:rFonts w:ascii="Candara" w:hAnsi="Candara"/>
@@ -3432,35 +2949,35 @@
           <w:szCs w:val="24"/>
           <w:lang w:val="fr-CM"/>
         </w:rPr>
-        <w:t>}</w:t>
-      </w:r>
-    </w:p>
-    <w:p>
-      <w:pPr>
+        <w:t>acceptance_criteria</w:t>
+      </w:r>
+      <w:proofErr w:type="spellEnd"/>
+      <w:r>
         <w:rPr>
           <w:rFonts w:ascii="Candara" w:hAnsi="Candara"/>
           <w:sz w:val="24"/>
           <w:szCs w:val="24"/>
           <w:lang w:val="fr-CM"/>
         </w:rPr>
-      </w:pPr>
+        <w:t>}</w:t>
+      </w:r>
     </w:p>
     <w:p>
       <w:pPr>
-        <w:rPr>
-          <w:lang w:val="fr-CM"/>
-        </w:rPr>
-      </w:pPr>
-      <w:r>
         <w:rPr>
           <w:rFonts w:ascii="Candara" w:hAnsi="Candara"/>
           <w:sz w:val="24"/>
           <w:szCs w:val="24"/>
           <w:lang w:val="fr-CM"/>
         </w:rPr>
-        <w:t>{/</w:t>
-      </w:r>
-      <w:proofErr w:type="spellStart"/>
+      </w:pPr>
+    </w:p>
+    <w:p>
+      <w:pPr>
+        <w:rPr>
+          <w:lang w:val="fr-CM"/>
+        </w:rPr>
+      </w:pPr>
       <w:r>
         <w:rPr>
           <w:rFonts w:ascii="Candara" w:hAnsi="Candara"/>
@@ -3468,9 +2985,9 @@
           <w:szCs w:val="24"/>
           <w:lang w:val="fr-CM"/>
         </w:rPr>
-        <w:t>functional_requirements</w:t>
-      </w:r>
-      <w:proofErr w:type="spellEnd"/>
+        <w:t>{/</w:t>
+      </w:r>
+      <w:proofErr w:type="spellStart"/>
       <w:r>
         <w:rPr>
           <w:rFonts w:ascii="Candara" w:hAnsi="Candara"/>
@@ -3478,26 +2995,36 @@
           <w:szCs w:val="24"/>
           <w:lang w:val="fr-CM"/>
         </w:rPr>
-        <w:t>}</w:t>
-      </w:r>
-    </w:p>
-    <w:p>
-      <w:pPr>
-        <w:rPr>
-          <w:lang w:val="fr-CM"/>
-        </w:rPr>
-      </w:pPr>
-    </w:p>
-    <w:p>
-      <w:pPr>
-        <w:spacing w:line="360" w:lineRule="auto"/>
-        <w:jc w:val="both"/>
+        <w:t>functional_requirements</w:t>
+      </w:r>
+      <w:proofErr w:type="spellEnd"/>
+      <w:r>
         <w:rPr>
           <w:rFonts w:ascii="Candara" w:hAnsi="Candara"/>
           <w:sz w:val="24"/>
           <w:szCs w:val="24"/>
           <w:lang w:val="fr-CM"/>
         </w:rPr>
+        <w:t>}</w:t>
+      </w:r>
+    </w:p>
+    <w:p>
+      <w:pPr>
+        <w:rPr>
+          <w:lang w:val="fr-CM"/>
+        </w:rPr>
+      </w:pPr>
+    </w:p>
+    <w:p>
+      <w:pPr>
+        <w:spacing w:line="360" w:lineRule="auto"/>
+        <w:jc w:val="both"/>
+        <w:rPr>
+          <w:rFonts w:ascii="Candara" w:hAnsi="Candara"/>
+          <w:sz w:val="24"/>
+          <w:szCs w:val="24"/>
+          <w:lang w:val="fr-CM"/>
+        </w:rPr>
       </w:pPr>
     </w:p>
     <w:p>
@@ -3538,8 +3065,14 @@
           <w:lang w:val="fr-CM"/>
         </w:rPr>
         <w:sectPr>
+          <w:headerReference w:type="even" r:id="rId23"/>
+          <w:headerReference w:type="default" r:id="rId24"/>
+          <w:footerReference w:type="even" r:id="rId25"/>
+          <w:footerReference w:type="default" r:id="rId26"/>
+          <w:headerReference w:type="first" r:id="rId27"/>
+          <w:footerReference w:type="first" r:id="rId28"/>
           <w:pgSz w:w="11906" w:h="16838"/>
-          <w:pgMar w:top="1417" w:right="1417" w:bottom="1417" w:left="1417" w:header="708" w:footer="708" w:gutter="0"/>
+          <w:pgMar w:top="1417" w:right="1417" w:bottom="1417" w:left="1417" w:header="708" w:footer="1247" w:gutter="0"/>
           <w:cols w:space="708"/>
           <w:docGrid w:linePitch="360"/>
         </w:sectPr>
@@ -3737,9 +3270,11 @@
           <w:szCs w:val="24"/>
           <w:lang w:val="fr-CM"/>
         </w:rPr>
-        <w:t>Description de</w:t>
-      </w:r>
-      <w:r>
+        <w:t>Description de l’exigences</w:t>
+      </w:r>
+    </w:p>
+    <w:p>
+      <w:pPr>
         <w:rPr>
           <w:rFonts w:ascii="Candara" w:hAnsi="Candara"/>
           <w:b/>
@@ -3748,8 +3283,7 @@
           <w:szCs w:val="24"/>
           <w:lang w:val="fr-CM"/>
         </w:rPr>
-        <w:t> l’</w:t>
-      </w:r>
+      </w:pPr>
       <w:r>
         <w:rPr>
           <w:rFonts w:ascii="Candara" w:hAnsi="Candara"/>
@@ -3759,11 +3293,11 @@
           <w:szCs w:val="24"/>
           <w:lang w:val="fr-CM"/>
         </w:rPr>
-        <w:t>exigences</w:t>
-      </w:r>
-    </w:p>
-    <w:p>
-      <w:pPr>
+        <w:t>{</w:t>
+      </w:r>
+      <w:proofErr w:type="spellStart"/>
+      <w:proofErr w:type="gramStart"/>
+      <w:r>
         <w:rPr>
           <w:rFonts w:ascii="Candara" w:hAnsi="Candara"/>
           <w:b/>
@@ -3772,7 +3306,9 @@
           <w:szCs w:val="24"/>
           <w:lang w:val="fr-CM"/>
         </w:rPr>
-      </w:pPr>
+        <w:t>nfr</w:t>
+      </w:r>
+      <w:proofErr w:type="gramEnd"/>
       <w:r>
         <w:rPr>
           <w:rFonts w:ascii="Candara" w:hAnsi="Candara"/>
@@ -3782,9 +3318,9 @@
           <w:szCs w:val="24"/>
           <w:lang w:val="fr-CM"/>
         </w:rPr>
-        <w:t>{</w:t>
-      </w:r>
-      <w:proofErr w:type="spellStart"/>
+        <w:t>_description</w:t>
+      </w:r>
+      <w:proofErr w:type="spellEnd"/>
       <w:r>
         <w:rPr>
           <w:rFonts w:ascii="Candara" w:hAnsi="Candara"/>
@@ -3794,9 +3330,17 @@
           <w:szCs w:val="24"/>
           <w:lang w:val="fr-CM"/>
         </w:rPr>
-        <w:t>nfr_description</w:t>
-      </w:r>
-      <w:proofErr w:type="spellEnd"/>
+        <w:t>}</w:t>
+      </w:r>
+    </w:p>
+    <w:p>
+      <w:pPr>
+        <w:rPr>
+          <w:b/>
+          <w:bCs/>
+          <w:lang w:val="fr-CM"/>
+        </w:rPr>
+      </w:pPr>
       <w:r>
         <w:rPr>
           <w:rFonts w:ascii="Candara" w:hAnsi="Candara"/>
@@ -3806,17 +3350,10 @@
           <w:szCs w:val="24"/>
           <w:lang w:val="fr-CM"/>
         </w:rPr>
-        <w:t>}</w:t>
-      </w:r>
-    </w:p>
-    <w:p>
-      <w:pPr>
-        <w:rPr>
-          <w:b/>
-          <w:bCs/>
-          <w:lang w:val="fr-CM"/>
-        </w:rPr>
-      </w:pPr>
+        <w:t>{</w:t>
+      </w:r>
+      <w:proofErr w:type="spellStart"/>
+      <w:proofErr w:type="gramStart"/>
       <w:r>
         <w:rPr>
           <w:rFonts w:ascii="Candara" w:hAnsi="Candara"/>
@@ -3826,9 +3363,9 @@
           <w:szCs w:val="24"/>
           <w:lang w:val="fr-CM"/>
         </w:rPr>
-        <w:t>{</w:t>
-      </w:r>
-      <w:proofErr w:type="spellStart"/>
+        <w:t>nfr</w:t>
+      </w:r>
+      <w:proofErr w:type="gramEnd"/>
       <w:r>
         <w:rPr>
           <w:rFonts w:ascii="Candara" w:hAnsi="Candara"/>
@@ -3838,7 +3375,7 @@
           <w:szCs w:val="24"/>
           <w:lang w:val="fr-CM"/>
         </w:rPr>
-        <w:t>nfr_table_title</w:t>
+        <w:t>_table_title</w:t>
       </w:r>
       <w:proofErr w:type="spellEnd"/>
       <w:r>
@@ -3911,7 +3448,33 @@
                 <w:szCs w:val="24"/>
                 <w:lang w:val="fr-CM" w:eastAsia="fr-CM"/>
               </w:rPr>
-              <w:t>{table_header_1}</w:t>
+              <w:t>{</w:t>
+            </w:r>
+            <w:proofErr w:type="gramStart"/>
+            <w:r>
+              <w:rPr>
+                <w:rFonts w:ascii="Candara" w:eastAsia="Times New Roman" w:hAnsi="Candara" w:cs="Calibri"/>
+                <w:b/>
+                <w:bCs/>
+                <w:color w:val="FFFFFF"/>
+                <w:sz w:val="24"/>
+                <w:szCs w:val="24"/>
+                <w:lang w:val="fr-CM" w:eastAsia="fr-CM"/>
+              </w:rPr>
+              <w:t>table</w:t>
+            </w:r>
+            <w:proofErr w:type="gramEnd"/>
+            <w:r>
+              <w:rPr>
+                <w:rFonts w:ascii="Candara" w:eastAsia="Times New Roman" w:hAnsi="Candara" w:cs="Calibri"/>
+                <w:b/>
+                <w:bCs/>
+                <w:color w:val="FFFFFF"/>
+                <w:sz w:val="24"/>
+                <w:szCs w:val="24"/>
+                <w:lang w:val="fr-CM" w:eastAsia="fr-CM"/>
+              </w:rPr>
+              <w:t>_header_1}</w:t>
             </w:r>
           </w:p>
         </w:tc>
@@ -3947,7 +3510,33 @@
                 <w:szCs w:val="24"/>
                 <w:lang w:val="fr-CM" w:eastAsia="fr-CM"/>
               </w:rPr>
-              <w:t>{table_header_2}</w:t>
+              <w:t>{</w:t>
+            </w:r>
+            <w:proofErr w:type="gramStart"/>
+            <w:r>
+              <w:rPr>
+                <w:rFonts w:ascii="Candara" w:eastAsia="Times New Roman" w:hAnsi="Candara" w:cs="Calibri"/>
+                <w:b/>
+                <w:bCs/>
+                <w:color w:val="FFFFFF"/>
+                <w:sz w:val="24"/>
+                <w:szCs w:val="24"/>
+                <w:lang w:val="fr-CM" w:eastAsia="fr-CM"/>
+              </w:rPr>
+              <w:t>table</w:t>
+            </w:r>
+            <w:proofErr w:type="gramEnd"/>
+            <w:r>
+              <w:rPr>
+                <w:rFonts w:ascii="Candara" w:eastAsia="Times New Roman" w:hAnsi="Candara" w:cs="Calibri"/>
+                <w:b/>
+                <w:bCs/>
+                <w:color w:val="FFFFFF"/>
+                <w:sz w:val="24"/>
+                <w:szCs w:val="24"/>
+                <w:lang w:val="fr-CM" w:eastAsia="fr-CM"/>
+              </w:rPr>
+              <w:t>_header_2}</w:t>
             </w:r>
           </w:p>
         </w:tc>
@@ -4015,7 +3604,29 @@
                 <w:szCs w:val="24"/>
                 <w:lang w:val="fr-CM" w:eastAsia="fr-CM"/>
               </w:rPr>
-              <w:t>{col_2} {/</w:t>
+              <w:t>{</w:t>
+            </w:r>
+            <w:proofErr w:type="gramStart"/>
+            <w:r>
+              <w:rPr>
+                <w:rFonts w:ascii="Candara" w:eastAsia="Times New Roman" w:hAnsi="Candara" w:cs="Calibri"/>
+                <w:color w:val="000000"/>
+                <w:sz w:val="24"/>
+                <w:szCs w:val="24"/>
+                <w:lang w:val="fr-CM" w:eastAsia="fr-CM"/>
+              </w:rPr>
+              <w:t>col</w:t>
+            </w:r>
+            <w:proofErr w:type="gramEnd"/>
+            <w:r>
+              <w:rPr>
+                <w:rFonts w:ascii="Candara" w:eastAsia="Times New Roman" w:hAnsi="Candara" w:cs="Calibri"/>
+                <w:color w:val="000000"/>
+                <w:sz w:val="24"/>
+                <w:szCs w:val="24"/>
+                <w:lang w:val="fr-CM" w:eastAsia="fr-CM"/>
+              </w:rPr>
+              <w:t>_2} {/</w:t>
             </w:r>
             <w:proofErr w:type="spellStart"/>
             <w:r>
@@ -4061,8 +3672,9 @@
           <w:szCs w:val="24"/>
           <w:lang w:val="fr-CM"/>
         </w:rPr>
-        <w:t>{</w:t>
-      </w:r>
+        <w:t>{/</w:t>
+      </w:r>
+      <w:proofErr w:type="spellStart"/>
       <w:r>
         <w:rPr>
           <w:rFonts w:ascii="Candara" w:hAnsi="Candara"/>
@@ -4070,9 +3682,9 @@
           <w:szCs w:val="24"/>
           <w:lang w:val="fr-CM"/>
         </w:rPr>
-        <w:t>/</w:t>
-      </w:r>
-      <w:proofErr w:type="spellStart"/>
+        <w:t>non_functional_requirements</w:t>
+      </w:r>
+      <w:proofErr w:type="spellEnd"/>
       <w:r>
         <w:rPr>
           <w:rFonts w:ascii="Candara" w:hAnsi="Candara"/>
@@ -4080,16 +3692,6 @@
           <w:szCs w:val="24"/>
           <w:lang w:val="fr-CM"/>
         </w:rPr>
-        <w:t>non_functional_requirements</w:t>
-      </w:r>
-      <w:proofErr w:type="spellEnd"/>
-      <w:r>
-        <w:rPr>
-          <w:rFonts w:ascii="Candara" w:hAnsi="Candara"/>
-          <w:sz w:val="24"/>
-          <w:szCs w:val="24"/>
-          <w:lang w:val="fr-CM"/>
-        </w:rPr>
         <w:t xml:space="preserve">} </w:t>
       </w:r>
     </w:p>
@@ -4103,6 +3705,12 @@
       </w:pPr>
     </w:p>
     <w:sectPr>
+      <w:headerReference w:type="even" r:id="rId29"/>
+      <w:headerReference w:type="default" r:id="rId30"/>
+      <w:footerReference w:type="even" r:id="rId31"/>
+      <w:footerReference w:type="default" r:id="rId32"/>
+      <w:headerReference w:type="first" r:id="rId33"/>
+      <w:footerReference w:type="first" r:id="rId34"/>
       <w:pgSz w:w="11906" w:h="16838"/>
       <w:pgMar w:top="1417" w:right="1417" w:bottom="1417" w:left="1417" w:header="708" w:footer="708" w:gutter="0"/>
       <w:cols w:space="708"/>
@@ -4139,57 +3747,73 @@
 
 <file path=word/footer1.xml><?xml version="1.0" encoding="utf-8"?>
 <w:ftr xmlns:wpc="http://schemas.microsoft.com/office/word/2010/wordprocessingCanvas" xmlns:cx="http://schemas.microsoft.com/office/drawing/2014/chartex" xmlns:cx1="http://schemas.microsoft.com/office/drawing/2015/9/8/chartex" xmlns:cx2="http://schemas.microsoft.com/office/drawing/2015/10/21/chartex" xmlns:cx3="http://schemas.microsoft.com/office/drawing/2016/5/9/chartex" xmlns:cx4="http://schemas.microsoft.com/office/drawing/2016/5/10/chartex" xmlns:cx5="http://schemas.microsoft.com/office/drawing/2016/5/11/chartex" xmlns:cx6="http://schemas.microsoft.com/office/drawing/2016/5/12/chartex" xmlns:cx7="http://schemas.microsoft.com/office/drawing/2016/5/13/chartex" xmlns:cx8="http://schemas.microsoft.com/office/drawing/2016/5/14/chartex" xmlns:mc="http://schemas.openxmlformats.org/markup-compatibility/2006" xmlns:aink="http://schemas.microsoft.com/office/drawing/2016/ink" xmlns:am3d="http://schemas.microsoft.com/office/drawing/2017/model3d" xmlns:o="urn:schemas-microsoft-com:office:office" xmlns:r="http://schemas.openxmlformats.org/officeDocument/2006/relationships" xmlns:m="http://schemas.openxmlformats.org/officeDocument/2006/math" xmlns:v="urn:schemas-microsoft-com:vml" xmlns:wp14="http://schemas.microsoft.com/office/word/2010/wordprocessingDrawing" xmlns:wp="http://schemas.openxmlformats.org/drawingml/2006/wordprocessingDrawing" xmlns:w10="urn:schemas-microsoft-com:office:word" xmlns:w="http://schemas.openxmlformats.org/wordprocessingml/2006/main" xmlns:w14="http://schemas.microsoft.com/office/word/2010/wordml" xmlns:w15="http://schemas.microsoft.com/office/word/2012/wordml" xmlns:w16cex="http://schemas.microsoft.com/office/word/2018/wordml/cex" xmlns:w16cid="http://schemas.microsoft.com/office/word/2016/wordml/cid" xmlns:w16="http://schemas.microsoft.com/office/word/2018/wordml" xmlns:w16sdtdh="http://schemas.microsoft.com/office/word/2020/wordml/sdtdatahash" xmlns:w16se="http://schemas.microsoft.com/office/word/2015/wordml/symex" xmlns:wpg="http://schemas.microsoft.com/office/word/2010/wordprocessingGroup" xmlns:wpi="http://schemas.microsoft.com/office/word/2010/wordprocessingInk" xmlns:wne="http://schemas.microsoft.com/office/word/2006/wordml" xmlns:wps="http://schemas.microsoft.com/office/word/2010/wordprocessingShape" mc:Ignorable="w14 w15 w16se w16cid w16 w16cex w16sdtdh wp14">
-  <w:p>
-    <w:pPr>
-      <w:pStyle w:val="Pieddepage"/>
-      <w:jc w:val="center"/>
-      <w:rPr>
-        <w:rFonts w:ascii="Candara" w:hAnsi="Candara"/>
-        <w:caps/>
-      </w:rPr>
-    </w:pPr>
-    <w:r>
-      <w:rPr>
-        <w:rFonts w:ascii="Candara" w:hAnsi="Candara"/>
-        <w:caps/>
-      </w:rPr>
-      <w:fldChar w:fldCharType="begin"/>
-    </w:r>
-    <w:r>
-      <w:rPr>
-        <w:rFonts w:ascii="Candara" w:hAnsi="Candara"/>
-        <w:caps/>
-      </w:rPr>
-      <w:instrText>PAGE   \* MERGEFORMAT</w:instrText>
-    </w:r>
-    <w:r>
-      <w:rPr>
-        <w:rFonts w:ascii="Candara" w:hAnsi="Candara"/>
-        <w:caps/>
-      </w:rPr>
-      <w:fldChar w:fldCharType="separate"/>
-    </w:r>
-    <w:r>
-      <w:rPr>
-        <w:rFonts w:ascii="Candara" w:hAnsi="Candara"/>
-        <w:caps/>
-        <w:lang w:val="fr-FR"/>
-      </w:rPr>
-      <w:t>2</w:t>
-    </w:r>
-    <w:r>
-      <w:rPr>
-        <w:rFonts w:ascii="Candara" w:hAnsi="Candara"/>
-        <w:caps/>
-      </w:rPr>
-      <w:fldChar w:fldCharType="end"/>
-    </w:r>
-  </w:p>
-  <w:p>
-    <w:pPr>
-      <w:pStyle w:val="Pieddepage"/>
-    </w:pPr>
-  </w:p>
+  <w:p/>
+</w:ftr>
+</file>
+
+<file path=word/footer10.xml><?xml version="1.0" encoding="utf-8"?>
+<w:ftr xmlns:wpc="http://schemas.microsoft.com/office/word/2010/wordprocessingCanvas" xmlns:cx="http://schemas.microsoft.com/office/drawing/2014/chartex" xmlns:cx1="http://schemas.microsoft.com/office/drawing/2015/9/8/chartex" xmlns:cx2="http://schemas.microsoft.com/office/drawing/2015/10/21/chartex" xmlns:cx3="http://schemas.microsoft.com/office/drawing/2016/5/9/chartex" xmlns:cx4="http://schemas.microsoft.com/office/drawing/2016/5/10/chartex" xmlns:cx5="http://schemas.microsoft.com/office/drawing/2016/5/11/chartex" xmlns:cx6="http://schemas.microsoft.com/office/drawing/2016/5/12/chartex" xmlns:cx7="http://schemas.microsoft.com/office/drawing/2016/5/13/chartex" xmlns:cx8="http://schemas.microsoft.com/office/drawing/2016/5/14/chartex" xmlns:mc="http://schemas.openxmlformats.org/markup-compatibility/2006" xmlns:aink="http://schemas.microsoft.com/office/drawing/2016/ink" xmlns:am3d="http://schemas.microsoft.com/office/drawing/2017/model3d" xmlns:o="urn:schemas-microsoft-com:office:office" xmlns:r="http://schemas.openxmlformats.org/officeDocument/2006/relationships" xmlns:m="http://schemas.openxmlformats.org/officeDocument/2006/math" xmlns:v="urn:schemas-microsoft-com:vml" xmlns:wp14="http://schemas.microsoft.com/office/word/2010/wordprocessingDrawing" xmlns:wp="http://schemas.openxmlformats.org/drawingml/2006/wordprocessingDrawing" xmlns:w10="urn:schemas-microsoft-com:office:word" xmlns:w="http://schemas.openxmlformats.org/wordprocessingml/2006/main" xmlns:w14="http://schemas.microsoft.com/office/word/2010/wordml" xmlns:w15="http://schemas.microsoft.com/office/word/2012/wordml" xmlns:w16cex="http://schemas.microsoft.com/office/word/2018/wordml/cex" xmlns:w16cid="http://schemas.microsoft.com/office/word/2016/wordml/cid" xmlns:w16="http://schemas.microsoft.com/office/word/2018/wordml" xmlns:w16sdtdh="http://schemas.microsoft.com/office/word/2020/wordml/sdtdatahash" xmlns:w16se="http://schemas.microsoft.com/office/word/2015/wordml/symex" xmlns:wpg="http://schemas.microsoft.com/office/word/2010/wordprocessingGroup" xmlns:wpi="http://schemas.microsoft.com/office/word/2010/wordprocessingInk" xmlns:wne="http://schemas.microsoft.com/office/word/2006/wordml" xmlns:wps="http://schemas.microsoft.com/office/word/2010/wordprocessingShape" mc:Ignorable="w14 w15 w16se w16cid w16 w16cex w16sdtdh wp14">
+  <w:p/>
+</w:ftr>
+</file>
+
+<file path=word/footer11.xml><?xml version="1.0" encoding="utf-8"?>
+<w:ftr xmlns:wpc="http://schemas.microsoft.com/office/word/2010/wordprocessingCanvas" xmlns:cx="http://schemas.microsoft.com/office/drawing/2014/chartex" xmlns:cx1="http://schemas.microsoft.com/office/drawing/2015/9/8/chartex" xmlns:cx2="http://schemas.microsoft.com/office/drawing/2015/10/21/chartex" xmlns:cx3="http://schemas.microsoft.com/office/drawing/2016/5/9/chartex" xmlns:cx4="http://schemas.microsoft.com/office/drawing/2016/5/10/chartex" xmlns:cx5="http://schemas.microsoft.com/office/drawing/2016/5/11/chartex" xmlns:cx6="http://schemas.microsoft.com/office/drawing/2016/5/12/chartex" xmlns:cx7="http://schemas.microsoft.com/office/drawing/2016/5/13/chartex" xmlns:cx8="http://schemas.microsoft.com/office/drawing/2016/5/14/chartex" xmlns:mc="http://schemas.openxmlformats.org/markup-compatibility/2006" xmlns:aink="http://schemas.microsoft.com/office/drawing/2016/ink" xmlns:am3d="http://schemas.microsoft.com/office/drawing/2017/model3d" xmlns:o="urn:schemas-microsoft-com:office:office" xmlns:r="http://schemas.openxmlformats.org/officeDocument/2006/relationships" xmlns:m="http://schemas.openxmlformats.org/officeDocument/2006/math" xmlns:v="urn:schemas-microsoft-com:vml" xmlns:wp14="http://schemas.microsoft.com/office/word/2010/wordprocessingDrawing" xmlns:wp="http://schemas.openxmlformats.org/drawingml/2006/wordprocessingDrawing" xmlns:w10="urn:schemas-microsoft-com:office:word" xmlns:w="http://schemas.openxmlformats.org/wordprocessingml/2006/main" xmlns:w14="http://schemas.microsoft.com/office/word/2010/wordml" xmlns:w15="http://schemas.microsoft.com/office/word/2012/wordml" xmlns:w16cex="http://schemas.microsoft.com/office/word/2018/wordml/cex" xmlns:w16cid="http://schemas.microsoft.com/office/word/2016/wordml/cid" xmlns:w16="http://schemas.microsoft.com/office/word/2018/wordml" xmlns:w16sdtdh="http://schemas.microsoft.com/office/word/2020/wordml/sdtdatahash" xmlns:w16se="http://schemas.microsoft.com/office/word/2015/wordml/symex" xmlns:wpg="http://schemas.microsoft.com/office/word/2010/wordprocessingGroup" xmlns:wpi="http://schemas.microsoft.com/office/word/2010/wordprocessingInk" xmlns:wne="http://schemas.microsoft.com/office/word/2006/wordml" xmlns:wps="http://schemas.microsoft.com/office/word/2010/wordprocessingShape" mc:Ignorable="w14 w15 w16se w16cid w16 w16cex w16sdtdh wp14">
+  <w:p/>
+</w:ftr>
+</file>
+
+<file path=word/footer12.xml><?xml version="1.0" encoding="utf-8"?>
+<w:ftr xmlns:wpc="http://schemas.microsoft.com/office/word/2010/wordprocessingCanvas" xmlns:cx="http://schemas.microsoft.com/office/drawing/2014/chartex" xmlns:cx1="http://schemas.microsoft.com/office/drawing/2015/9/8/chartex" xmlns:cx2="http://schemas.microsoft.com/office/drawing/2015/10/21/chartex" xmlns:cx3="http://schemas.microsoft.com/office/drawing/2016/5/9/chartex" xmlns:cx4="http://schemas.microsoft.com/office/drawing/2016/5/10/chartex" xmlns:cx5="http://schemas.microsoft.com/office/drawing/2016/5/11/chartex" xmlns:cx6="http://schemas.microsoft.com/office/drawing/2016/5/12/chartex" xmlns:cx7="http://schemas.microsoft.com/office/drawing/2016/5/13/chartex" xmlns:cx8="http://schemas.microsoft.com/office/drawing/2016/5/14/chartex" xmlns:mc="http://schemas.openxmlformats.org/markup-compatibility/2006" xmlns:aink="http://schemas.microsoft.com/office/drawing/2016/ink" xmlns:am3d="http://schemas.microsoft.com/office/drawing/2017/model3d" xmlns:o="urn:schemas-microsoft-com:office:office" xmlns:r="http://schemas.openxmlformats.org/officeDocument/2006/relationships" xmlns:m="http://schemas.openxmlformats.org/officeDocument/2006/math" xmlns:v="urn:schemas-microsoft-com:vml" xmlns:wp14="http://schemas.microsoft.com/office/word/2010/wordprocessingDrawing" xmlns:wp="http://schemas.openxmlformats.org/drawingml/2006/wordprocessingDrawing" xmlns:w10="urn:schemas-microsoft-com:office:word" xmlns:w="http://schemas.openxmlformats.org/wordprocessingml/2006/main" xmlns:w14="http://schemas.microsoft.com/office/word/2010/wordml" xmlns:w15="http://schemas.microsoft.com/office/word/2012/wordml" xmlns:w16cex="http://schemas.microsoft.com/office/word/2018/wordml/cex" xmlns:w16cid="http://schemas.microsoft.com/office/word/2016/wordml/cid" xmlns:w16="http://schemas.microsoft.com/office/word/2018/wordml" xmlns:w16sdtdh="http://schemas.microsoft.com/office/word/2020/wordml/sdtdatahash" xmlns:w16se="http://schemas.microsoft.com/office/word/2015/wordml/symex" xmlns:wpg="http://schemas.microsoft.com/office/word/2010/wordprocessingGroup" xmlns:wpi="http://schemas.microsoft.com/office/word/2010/wordprocessingInk" xmlns:wne="http://schemas.microsoft.com/office/word/2006/wordml" xmlns:wps="http://schemas.microsoft.com/office/word/2010/wordprocessingShape" mc:Ignorable="w14 w15 w16se w16cid w16 w16cex w16sdtdh wp14">
+  <w:p/>
+</w:ftr>
+</file>
+
+<file path=word/footer2.xml><?xml version="1.0" encoding="utf-8"?>
+<w:ftr xmlns:wpc="http://schemas.microsoft.com/office/word/2010/wordprocessingCanvas" xmlns:cx="http://schemas.microsoft.com/office/drawing/2014/chartex" xmlns:cx1="http://schemas.microsoft.com/office/drawing/2015/9/8/chartex" xmlns:cx2="http://schemas.microsoft.com/office/drawing/2015/10/21/chartex" xmlns:cx3="http://schemas.microsoft.com/office/drawing/2016/5/9/chartex" xmlns:cx4="http://schemas.microsoft.com/office/drawing/2016/5/10/chartex" xmlns:cx5="http://schemas.microsoft.com/office/drawing/2016/5/11/chartex" xmlns:cx6="http://schemas.microsoft.com/office/drawing/2016/5/12/chartex" xmlns:cx7="http://schemas.microsoft.com/office/drawing/2016/5/13/chartex" xmlns:cx8="http://schemas.microsoft.com/office/drawing/2016/5/14/chartex" xmlns:mc="http://schemas.openxmlformats.org/markup-compatibility/2006" xmlns:aink="http://schemas.microsoft.com/office/drawing/2016/ink" xmlns:am3d="http://schemas.microsoft.com/office/drawing/2017/model3d" xmlns:o="urn:schemas-microsoft-com:office:office" xmlns:r="http://schemas.openxmlformats.org/officeDocument/2006/relationships" xmlns:m="http://schemas.openxmlformats.org/officeDocument/2006/math" xmlns:v="urn:schemas-microsoft-com:vml" xmlns:wp14="http://schemas.microsoft.com/office/word/2010/wordprocessingDrawing" xmlns:wp="http://schemas.openxmlformats.org/drawingml/2006/wordprocessingDrawing" xmlns:w10="urn:schemas-microsoft-com:office:word" xmlns:w="http://schemas.openxmlformats.org/wordprocessingml/2006/main" xmlns:w14="http://schemas.microsoft.com/office/word/2010/wordml" xmlns:w15="http://schemas.microsoft.com/office/word/2012/wordml" xmlns:w16cex="http://schemas.microsoft.com/office/word/2018/wordml/cex" xmlns:w16cid="http://schemas.microsoft.com/office/word/2016/wordml/cid" xmlns:w16="http://schemas.microsoft.com/office/word/2018/wordml" xmlns:w16sdtdh="http://schemas.microsoft.com/office/word/2020/wordml/sdtdatahash" xmlns:w16se="http://schemas.microsoft.com/office/word/2015/wordml/symex" xmlns:wpg="http://schemas.microsoft.com/office/word/2010/wordprocessingGroup" xmlns:wpi="http://schemas.microsoft.com/office/word/2010/wordprocessingInk" xmlns:wne="http://schemas.microsoft.com/office/word/2006/wordml" xmlns:wps="http://schemas.microsoft.com/office/word/2010/wordprocessingShape" mc:Ignorable="w14 w15 w16se w16cid w16 w16cex w16sdtdh wp14">
+  <w:p/>
+</w:ftr>
+</file>
+
+<file path=word/footer3.xml><?xml version="1.0" encoding="utf-8"?>
+<w:ftr xmlns:wpc="http://schemas.microsoft.com/office/word/2010/wordprocessingCanvas" xmlns:cx="http://schemas.microsoft.com/office/drawing/2014/chartex" xmlns:cx1="http://schemas.microsoft.com/office/drawing/2015/9/8/chartex" xmlns:cx2="http://schemas.microsoft.com/office/drawing/2015/10/21/chartex" xmlns:cx3="http://schemas.microsoft.com/office/drawing/2016/5/9/chartex" xmlns:cx4="http://schemas.microsoft.com/office/drawing/2016/5/10/chartex" xmlns:cx5="http://schemas.microsoft.com/office/drawing/2016/5/11/chartex" xmlns:cx6="http://schemas.microsoft.com/office/drawing/2016/5/12/chartex" xmlns:cx7="http://schemas.microsoft.com/office/drawing/2016/5/13/chartex" xmlns:cx8="http://schemas.microsoft.com/office/drawing/2016/5/14/chartex" xmlns:mc="http://schemas.openxmlformats.org/markup-compatibility/2006" xmlns:aink="http://schemas.microsoft.com/office/drawing/2016/ink" xmlns:am3d="http://schemas.microsoft.com/office/drawing/2017/model3d" xmlns:o="urn:schemas-microsoft-com:office:office" xmlns:r="http://schemas.openxmlformats.org/officeDocument/2006/relationships" xmlns:m="http://schemas.openxmlformats.org/officeDocument/2006/math" xmlns:v="urn:schemas-microsoft-com:vml" xmlns:wp14="http://schemas.microsoft.com/office/word/2010/wordprocessingDrawing" xmlns:wp="http://schemas.openxmlformats.org/drawingml/2006/wordprocessingDrawing" xmlns:w10="urn:schemas-microsoft-com:office:word" xmlns:w="http://schemas.openxmlformats.org/wordprocessingml/2006/main" xmlns:w14="http://schemas.microsoft.com/office/word/2010/wordml" xmlns:w15="http://schemas.microsoft.com/office/word/2012/wordml" xmlns:w16cex="http://schemas.microsoft.com/office/word/2018/wordml/cex" xmlns:w16cid="http://schemas.microsoft.com/office/word/2016/wordml/cid" xmlns:w16="http://schemas.microsoft.com/office/word/2018/wordml" xmlns:w16sdtdh="http://schemas.microsoft.com/office/word/2020/wordml/sdtdatahash" xmlns:w16se="http://schemas.microsoft.com/office/word/2015/wordml/symex" xmlns:wpg="http://schemas.microsoft.com/office/word/2010/wordprocessingGroup" xmlns:wpi="http://schemas.microsoft.com/office/word/2010/wordprocessingInk" xmlns:wne="http://schemas.microsoft.com/office/word/2006/wordml" xmlns:wps="http://schemas.microsoft.com/office/word/2010/wordprocessingShape" mc:Ignorable="w14 w15 w16se w16cid w16 w16cex w16sdtdh wp14">
+  <w:p/>
+</w:ftr>
+</file>
+
+<file path=word/footer4.xml><?xml version="1.0" encoding="utf-8"?>
+<w:ftr xmlns:wpc="http://schemas.microsoft.com/office/word/2010/wordprocessingCanvas" xmlns:cx="http://schemas.microsoft.com/office/drawing/2014/chartex" xmlns:cx1="http://schemas.microsoft.com/office/drawing/2015/9/8/chartex" xmlns:cx2="http://schemas.microsoft.com/office/drawing/2015/10/21/chartex" xmlns:cx3="http://schemas.microsoft.com/office/drawing/2016/5/9/chartex" xmlns:cx4="http://schemas.microsoft.com/office/drawing/2016/5/10/chartex" xmlns:cx5="http://schemas.microsoft.com/office/drawing/2016/5/11/chartex" xmlns:cx6="http://schemas.microsoft.com/office/drawing/2016/5/12/chartex" xmlns:cx7="http://schemas.microsoft.com/office/drawing/2016/5/13/chartex" xmlns:cx8="http://schemas.microsoft.com/office/drawing/2016/5/14/chartex" xmlns:mc="http://schemas.openxmlformats.org/markup-compatibility/2006" xmlns:aink="http://schemas.microsoft.com/office/drawing/2016/ink" xmlns:am3d="http://schemas.microsoft.com/office/drawing/2017/model3d" xmlns:o="urn:schemas-microsoft-com:office:office" xmlns:r="http://schemas.openxmlformats.org/officeDocument/2006/relationships" xmlns:m="http://schemas.openxmlformats.org/officeDocument/2006/math" xmlns:v="urn:schemas-microsoft-com:vml" xmlns:wp14="http://schemas.microsoft.com/office/word/2010/wordprocessingDrawing" xmlns:wp="http://schemas.openxmlformats.org/drawingml/2006/wordprocessingDrawing" xmlns:w10="urn:schemas-microsoft-com:office:word" xmlns:w="http://schemas.openxmlformats.org/wordprocessingml/2006/main" xmlns:w14="http://schemas.microsoft.com/office/word/2010/wordml" xmlns:w15="http://schemas.microsoft.com/office/word/2012/wordml" xmlns:w16cex="http://schemas.microsoft.com/office/word/2018/wordml/cex" xmlns:w16cid="http://schemas.microsoft.com/office/word/2016/wordml/cid" xmlns:w16="http://schemas.microsoft.com/office/word/2018/wordml" xmlns:w16sdtdh="http://schemas.microsoft.com/office/word/2020/wordml/sdtdatahash" xmlns:w16se="http://schemas.microsoft.com/office/word/2015/wordml/symex" xmlns:wpg="http://schemas.microsoft.com/office/word/2010/wordprocessingGroup" xmlns:wpi="http://schemas.microsoft.com/office/word/2010/wordprocessingInk" xmlns:wne="http://schemas.microsoft.com/office/word/2006/wordml" xmlns:wps="http://schemas.microsoft.com/office/word/2010/wordprocessingShape" mc:Ignorable="w14 w15 w16se w16cid w16 w16cex w16sdtdh wp14">
+  <w:p/>
+</w:ftr>
+</file>
+
+<file path=word/footer5.xml><?xml version="1.0" encoding="utf-8"?>
+<w:ftr xmlns:wpc="http://schemas.microsoft.com/office/word/2010/wordprocessingCanvas" xmlns:cx="http://schemas.microsoft.com/office/drawing/2014/chartex" xmlns:cx1="http://schemas.microsoft.com/office/drawing/2015/9/8/chartex" xmlns:cx2="http://schemas.microsoft.com/office/drawing/2015/10/21/chartex" xmlns:cx3="http://schemas.microsoft.com/office/drawing/2016/5/9/chartex" xmlns:cx4="http://schemas.microsoft.com/office/drawing/2016/5/10/chartex" xmlns:cx5="http://schemas.microsoft.com/office/drawing/2016/5/11/chartex" xmlns:cx6="http://schemas.microsoft.com/office/drawing/2016/5/12/chartex" xmlns:cx7="http://schemas.microsoft.com/office/drawing/2016/5/13/chartex" xmlns:cx8="http://schemas.microsoft.com/office/drawing/2016/5/14/chartex" xmlns:mc="http://schemas.openxmlformats.org/markup-compatibility/2006" xmlns:aink="http://schemas.microsoft.com/office/drawing/2016/ink" xmlns:am3d="http://schemas.microsoft.com/office/drawing/2017/model3d" xmlns:o="urn:schemas-microsoft-com:office:office" xmlns:r="http://schemas.openxmlformats.org/officeDocument/2006/relationships" xmlns:m="http://schemas.openxmlformats.org/officeDocument/2006/math" xmlns:v="urn:schemas-microsoft-com:vml" xmlns:wp14="http://schemas.microsoft.com/office/word/2010/wordprocessingDrawing" xmlns:wp="http://schemas.openxmlformats.org/drawingml/2006/wordprocessingDrawing" xmlns:w10="urn:schemas-microsoft-com:office:word" xmlns:w="http://schemas.openxmlformats.org/wordprocessingml/2006/main" xmlns:w14="http://schemas.microsoft.com/office/word/2010/wordml" xmlns:w15="http://schemas.microsoft.com/office/word/2012/wordml" xmlns:w16cex="http://schemas.microsoft.com/office/word/2018/wordml/cex" xmlns:w16cid="http://schemas.microsoft.com/office/word/2016/wordml/cid" xmlns:w16="http://schemas.microsoft.com/office/word/2018/wordml" xmlns:w16sdtdh="http://schemas.microsoft.com/office/word/2020/wordml/sdtdatahash" xmlns:w16se="http://schemas.microsoft.com/office/word/2015/wordml/symex" xmlns:wpg="http://schemas.microsoft.com/office/word/2010/wordprocessingGroup" xmlns:wpi="http://schemas.microsoft.com/office/word/2010/wordprocessingInk" xmlns:wne="http://schemas.microsoft.com/office/word/2006/wordml" xmlns:wps="http://schemas.microsoft.com/office/word/2010/wordprocessingShape" mc:Ignorable="w14 w15 w16se w16cid w16 w16cex w16sdtdh wp14">
+  <w:p/>
+</w:ftr>
+</file>
+
+<file path=word/footer6.xml><?xml version="1.0" encoding="utf-8"?>
+<w:ftr xmlns:wpc="http://schemas.microsoft.com/office/word/2010/wordprocessingCanvas" xmlns:cx="http://schemas.microsoft.com/office/drawing/2014/chartex" xmlns:cx1="http://schemas.microsoft.com/office/drawing/2015/9/8/chartex" xmlns:cx2="http://schemas.microsoft.com/office/drawing/2015/10/21/chartex" xmlns:cx3="http://schemas.microsoft.com/office/drawing/2016/5/9/chartex" xmlns:cx4="http://schemas.microsoft.com/office/drawing/2016/5/10/chartex" xmlns:cx5="http://schemas.microsoft.com/office/drawing/2016/5/11/chartex" xmlns:cx6="http://schemas.microsoft.com/office/drawing/2016/5/12/chartex" xmlns:cx7="http://schemas.microsoft.com/office/drawing/2016/5/13/chartex" xmlns:cx8="http://schemas.microsoft.com/office/drawing/2016/5/14/chartex" xmlns:mc="http://schemas.openxmlformats.org/markup-compatibility/2006" xmlns:aink="http://schemas.microsoft.com/office/drawing/2016/ink" xmlns:am3d="http://schemas.microsoft.com/office/drawing/2017/model3d" xmlns:o="urn:schemas-microsoft-com:office:office" xmlns:r="http://schemas.openxmlformats.org/officeDocument/2006/relationships" xmlns:m="http://schemas.openxmlformats.org/officeDocument/2006/math" xmlns:v="urn:schemas-microsoft-com:vml" xmlns:wp14="http://schemas.microsoft.com/office/word/2010/wordprocessingDrawing" xmlns:wp="http://schemas.openxmlformats.org/drawingml/2006/wordprocessingDrawing" xmlns:w10="urn:schemas-microsoft-com:office:word" xmlns:w="http://schemas.openxmlformats.org/wordprocessingml/2006/main" xmlns:w14="http://schemas.microsoft.com/office/word/2010/wordml" xmlns:w15="http://schemas.microsoft.com/office/word/2012/wordml" xmlns:w16cex="http://schemas.microsoft.com/office/word/2018/wordml/cex" xmlns:w16cid="http://schemas.microsoft.com/office/word/2016/wordml/cid" xmlns:w16="http://schemas.microsoft.com/office/word/2018/wordml" xmlns:w16sdtdh="http://schemas.microsoft.com/office/word/2020/wordml/sdtdatahash" xmlns:w16se="http://schemas.microsoft.com/office/word/2015/wordml/symex" xmlns:wpg="http://schemas.microsoft.com/office/word/2010/wordprocessingGroup" xmlns:wpi="http://schemas.microsoft.com/office/word/2010/wordprocessingInk" xmlns:wne="http://schemas.microsoft.com/office/word/2006/wordml" xmlns:wps="http://schemas.microsoft.com/office/word/2010/wordprocessingShape" mc:Ignorable="w14 w15 w16se w16cid w16 w16cex w16sdtdh wp14">
+  <w:p/>
+</w:ftr>
+</file>
+
+<file path=word/footer7.xml><?xml version="1.0" encoding="utf-8"?>
+<w:ftr xmlns:wpc="http://schemas.microsoft.com/office/word/2010/wordprocessingCanvas" xmlns:cx="http://schemas.microsoft.com/office/drawing/2014/chartex" xmlns:cx1="http://schemas.microsoft.com/office/drawing/2015/9/8/chartex" xmlns:cx2="http://schemas.microsoft.com/office/drawing/2015/10/21/chartex" xmlns:cx3="http://schemas.microsoft.com/office/drawing/2016/5/9/chartex" xmlns:cx4="http://schemas.microsoft.com/office/drawing/2016/5/10/chartex" xmlns:cx5="http://schemas.microsoft.com/office/drawing/2016/5/11/chartex" xmlns:cx6="http://schemas.microsoft.com/office/drawing/2016/5/12/chartex" xmlns:cx7="http://schemas.microsoft.com/office/drawing/2016/5/13/chartex" xmlns:cx8="http://schemas.microsoft.com/office/drawing/2016/5/14/chartex" xmlns:mc="http://schemas.openxmlformats.org/markup-compatibility/2006" xmlns:aink="http://schemas.microsoft.com/office/drawing/2016/ink" xmlns:am3d="http://schemas.microsoft.com/office/drawing/2017/model3d" xmlns:o="urn:schemas-microsoft-com:office:office" xmlns:r="http://schemas.openxmlformats.org/officeDocument/2006/relationships" xmlns:m="http://schemas.openxmlformats.org/officeDocument/2006/math" xmlns:v="urn:schemas-microsoft-com:vml" xmlns:wp14="http://schemas.microsoft.com/office/word/2010/wordprocessingDrawing" xmlns:wp="http://schemas.openxmlformats.org/drawingml/2006/wordprocessingDrawing" xmlns:w10="urn:schemas-microsoft-com:office:word" xmlns:w="http://schemas.openxmlformats.org/wordprocessingml/2006/main" xmlns:w14="http://schemas.microsoft.com/office/word/2010/wordml" xmlns:w15="http://schemas.microsoft.com/office/word/2012/wordml" xmlns:w16cex="http://schemas.microsoft.com/office/word/2018/wordml/cex" xmlns:w16cid="http://schemas.microsoft.com/office/word/2016/wordml/cid" xmlns:w16="http://schemas.microsoft.com/office/word/2018/wordml" xmlns:w16sdtdh="http://schemas.microsoft.com/office/word/2020/wordml/sdtdatahash" xmlns:w16se="http://schemas.microsoft.com/office/word/2015/wordml/symex" xmlns:wpg="http://schemas.microsoft.com/office/word/2010/wordprocessingGroup" xmlns:wpi="http://schemas.microsoft.com/office/word/2010/wordprocessingInk" xmlns:wne="http://schemas.microsoft.com/office/word/2006/wordml" xmlns:wps="http://schemas.microsoft.com/office/word/2010/wordprocessingShape" mc:Ignorable="w14 w15 w16se w16cid w16 w16cex w16sdtdh wp14">
+  <w:p/>
+</w:ftr>
+</file>
+
+<file path=word/footer8.xml><?xml version="1.0" encoding="utf-8"?>
+<w:ftr xmlns:wpc="http://schemas.microsoft.com/office/word/2010/wordprocessingCanvas" xmlns:cx="http://schemas.microsoft.com/office/drawing/2014/chartex" xmlns:cx1="http://schemas.microsoft.com/office/drawing/2015/9/8/chartex" xmlns:cx2="http://schemas.microsoft.com/office/drawing/2015/10/21/chartex" xmlns:cx3="http://schemas.microsoft.com/office/drawing/2016/5/9/chartex" xmlns:cx4="http://schemas.microsoft.com/office/drawing/2016/5/10/chartex" xmlns:cx5="http://schemas.microsoft.com/office/drawing/2016/5/11/chartex" xmlns:cx6="http://schemas.microsoft.com/office/drawing/2016/5/12/chartex" xmlns:cx7="http://schemas.microsoft.com/office/drawing/2016/5/13/chartex" xmlns:cx8="http://schemas.microsoft.com/office/drawing/2016/5/14/chartex" xmlns:mc="http://schemas.openxmlformats.org/markup-compatibility/2006" xmlns:aink="http://schemas.microsoft.com/office/drawing/2016/ink" xmlns:am3d="http://schemas.microsoft.com/office/drawing/2017/model3d" xmlns:o="urn:schemas-microsoft-com:office:office" xmlns:r="http://schemas.openxmlformats.org/officeDocument/2006/relationships" xmlns:m="http://schemas.openxmlformats.org/officeDocument/2006/math" xmlns:v="urn:schemas-microsoft-com:vml" xmlns:wp14="http://schemas.microsoft.com/office/word/2010/wordprocessingDrawing" xmlns:wp="http://schemas.openxmlformats.org/drawingml/2006/wordprocessingDrawing" xmlns:w10="urn:schemas-microsoft-com:office:word" xmlns:w="http://schemas.openxmlformats.org/wordprocessingml/2006/main" xmlns:w14="http://schemas.microsoft.com/office/word/2010/wordml" xmlns:w15="http://schemas.microsoft.com/office/word/2012/wordml" xmlns:w16cex="http://schemas.microsoft.com/office/word/2018/wordml/cex" xmlns:w16cid="http://schemas.microsoft.com/office/word/2016/wordml/cid" xmlns:w16="http://schemas.microsoft.com/office/word/2018/wordml" xmlns:w16sdtdh="http://schemas.microsoft.com/office/word/2020/wordml/sdtdatahash" xmlns:w16se="http://schemas.microsoft.com/office/word/2015/wordml/symex" xmlns:wpg="http://schemas.microsoft.com/office/word/2010/wordprocessingGroup" xmlns:wpi="http://schemas.microsoft.com/office/word/2010/wordprocessingInk" xmlns:wne="http://schemas.microsoft.com/office/word/2006/wordml" xmlns:wps="http://schemas.microsoft.com/office/word/2010/wordprocessingShape" mc:Ignorable="w14 w15 w16se w16cid w16 w16cex w16sdtdh wp14">
+  <w:p/>
+</w:ftr>
+</file>
+
+<file path=word/footer9.xml><?xml version="1.0" encoding="utf-8"?>
+<w:ftr xmlns:wpc="http://schemas.microsoft.com/office/word/2010/wordprocessingCanvas" xmlns:cx="http://schemas.microsoft.com/office/drawing/2014/chartex" xmlns:cx1="http://schemas.microsoft.com/office/drawing/2015/9/8/chartex" xmlns:cx2="http://schemas.microsoft.com/office/drawing/2015/10/21/chartex" xmlns:cx3="http://schemas.microsoft.com/office/drawing/2016/5/9/chartex" xmlns:cx4="http://schemas.microsoft.com/office/drawing/2016/5/10/chartex" xmlns:cx5="http://schemas.microsoft.com/office/drawing/2016/5/11/chartex" xmlns:cx6="http://schemas.microsoft.com/office/drawing/2016/5/12/chartex" xmlns:cx7="http://schemas.microsoft.com/office/drawing/2016/5/13/chartex" xmlns:cx8="http://schemas.microsoft.com/office/drawing/2016/5/14/chartex" xmlns:mc="http://schemas.openxmlformats.org/markup-compatibility/2006" xmlns:aink="http://schemas.microsoft.com/office/drawing/2016/ink" xmlns:am3d="http://schemas.microsoft.com/office/drawing/2017/model3d" xmlns:o="urn:schemas-microsoft-com:office:office" xmlns:r="http://schemas.openxmlformats.org/officeDocument/2006/relationships" xmlns:m="http://schemas.openxmlformats.org/officeDocument/2006/math" xmlns:v="urn:schemas-microsoft-com:vml" xmlns:wp14="http://schemas.microsoft.com/office/word/2010/wordprocessingDrawing" xmlns:wp="http://schemas.openxmlformats.org/drawingml/2006/wordprocessingDrawing" xmlns:w10="urn:schemas-microsoft-com:office:word" xmlns:w="http://schemas.openxmlformats.org/wordprocessingml/2006/main" xmlns:w14="http://schemas.microsoft.com/office/word/2010/wordml" xmlns:w15="http://schemas.microsoft.com/office/word/2012/wordml" xmlns:w16cex="http://schemas.microsoft.com/office/word/2018/wordml/cex" xmlns:w16cid="http://schemas.microsoft.com/office/word/2016/wordml/cid" xmlns:w16="http://schemas.microsoft.com/office/word/2018/wordml" xmlns:w16sdtdh="http://schemas.microsoft.com/office/word/2020/wordml/sdtdatahash" xmlns:w16se="http://schemas.microsoft.com/office/word/2015/wordml/symex" xmlns:wpg="http://schemas.microsoft.com/office/word/2010/wordprocessingGroup" xmlns:wpi="http://schemas.microsoft.com/office/word/2010/wordprocessingInk" xmlns:wne="http://schemas.microsoft.com/office/word/2006/wordml" xmlns:wps="http://schemas.microsoft.com/office/word/2010/wordprocessingShape" mc:Ignorable="w14 w15 w16se w16cid w16 w16cex w16sdtdh wp14">
+  <w:p/>
 </w:ftr>
 </file>
 
@@ -4221,34 +3845,24 @@
 <file path=word/header1.xml><?xml version="1.0" encoding="utf-8"?>
 <w:hdr xmlns:wpc="http://schemas.microsoft.com/office/word/2010/wordprocessingCanvas" xmlns:cx="http://schemas.microsoft.com/office/drawing/2014/chartex" xmlns:cx1="http://schemas.microsoft.com/office/drawing/2015/9/8/chartex" xmlns:cx2="http://schemas.microsoft.com/office/drawing/2015/10/21/chartex" xmlns:cx3="http://schemas.microsoft.com/office/drawing/2016/5/9/chartex" xmlns:cx4="http://schemas.microsoft.com/office/drawing/2016/5/10/chartex" xmlns:cx5="http://schemas.microsoft.com/office/drawing/2016/5/11/chartex" xmlns:cx6="http://schemas.microsoft.com/office/drawing/2016/5/12/chartex" xmlns:cx7="http://schemas.microsoft.com/office/drawing/2016/5/13/chartex" xmlns:cx8="http://schemas.microsoft.com/office/drawing/2016/5/14/chartex" xmlns:mc="http://schemas.openxmlformats.org/markup-compatibility/2006" xmlns:aink="http://schemas.microsoft.com/office/drawing/2016/ink" xmlns:am3d="http://schemas.microsoft.com/office/drawing/2017/model3d" xmlns:o="urn:schemas-microsoft-com:office:office" xmlns:r="http://schemas.openxmlformats.org/officeDocument/2006/relationships" xmlns:m="http://schemas.openxmlformats.org/officeDocument/2006/math" xmlns:v="urn:schemas-microsoft-com:vml" xmlns:wp14="http://schemas.microsoft.com/office/word/2010/wordprocessingDrawing" xmlns:wp="http://schemas.openxmlformats.org/drawingml/2006/wordprocessingDrawing" xmlns:w10="urn:schemas-microsoft-com:office:word" xmlns:w="http://schemas.openxmlformats.org/wordprocessingml/2006/main" xmlns:w14="http://schemas.microsoft.com/office/word/2010/wordml" xmlns:w15="http://schemas.microsoft.com/office/word/2012/wordml" xmlns:w16cex="http://schemas.microsoft.com/office/word/2018/wordml/cex" xmlns:w16cid="http://schemas.microsoft.com/office/word/2016/wordml/cid" xmlns:w16="http://schemas.microsoft.com/office/word/2018/wordml" xmlns:w16sdtdh="http://schemas.microsoft.com/office/word/2020/wordml/sdtdatahash" xmlns:w16se="http://schemas.microsoft.com/office/word/2015/wordml/symex" xmlns:wpg="http://schemas.microsoft.com/office/word/2010/wordprocessingGroup" xmlns:wpi="http://schemas.microsoft.com/office/word/2010/wordprocessingInk" xmlns:wne="http://schemas.microsoft.com/office/word/2006/wordml" xmlns:wps="http://schemas.microsoft.com/office/word/2010/wordprocessingShape" mc:Ignorable="w14 w15 w16se w16cid w16 w16cex w16sdtdh wp14">
   <w:p>
-    <w:pPr>
-      <w:pStyle w:val="En-tte"/>
-    </w:pPr>
     <w:r>
       <w:rPr>
         <w:noProof/>
+        <w:lang w:val="en-US"/>
       </w:rPr>
       <w:drawing>
-        <wp:anchor distT="0" distB="0" distL="114300" distR="114300" simplePos="0" relativeHeight="251657216" behindDoc="0" locked="0" layoutInCell="1" allowOverlap="1" wp14:anchorId="4FF0958D" wp14:editId="7A3C294A">
+        <wp:anchor distT="0" distB="0" distL="114300" distR="114300" simplePos="0" relativeHeight="251650560" behindDoc="1" locked="0" layoutInCell="1" allowOverlap="1" wp14:anchorId="448575A0" wp14:editId="4EFE4288">
           <wp:simplePos x="0" y="0"/>
-          <wp:positionH relativeFrom="column">
-            <wp:posOffset>5472430</wp:posOffset>
+          <wp:positionH relativeFrom="page">
+            <wp:posOffset>0</wp:posOffset>
           </wp:positionH>
-          <wp:positionV relativeFrom="paragraph">
-            <wp:posOffset>-211455</wp:posOffset>
+          <wp:positionV relativeFrom="page">
+            <wp:posOffset>5496</wp:posOffset>
           </wp:positionV>
-          <wp:extent cx="695325" cy="695325"/>
-          <wp:effectExtent l="0" t="0" r="9525" b="9525"/>
-          <wp:wrapThrough wrapText="bothSides">
-            <wp:wrapPolygon edited="0">
-              <wp:start x="0" y="0"/>
-              <wp:lineTo x="0" y="21304"/>
-              <wp:lineTo x="21304" y="21304"/>
-              <wp:lineTo x="21304" y="0"/>
-              <wp:lineTo x="0" y="0"/>
-            </wp:wrapPolygon>
-          </wp:wrapThrough>
-          <wp:docPr id="3" name="Image 3"/>
+          <wp:extent cx="7555698" cy="10679883"/>
+          <wp:effectExtent l="0" t="0" r="7620" b="7620"/>
+          <wp:wrapNone/>
+          <wp:docPr id="2" name="Picture 16"/>
           <wp:cNvGraphicFramePr>
             <a:graphicFrameLocks xmlns:a="http://schemas.openxmlformats.org/drawingml/2006/main" noChangeAspect="1"/>
           </wp:cNvGraphicFramePr>
@@ -4256,36 +3870,369 @@
             <a:graphicData uri="http://schemas.openxmlformats.org/drawingml/2006/picture">
               <pic:pic xmlns:pic="http://schemas.openxmlformats.org/drawingml/2006/picture">
                 <pic:nvPicPr>
-                  <pic:cNvPr id="0" name="Picture 1"/>
-                  <pic:cNvPicPr>
-                    <a:picLocks noChangeAspect="1" noChangeArrowheads="1"/>
-                  </pic:cNvPicPr>
+                  <pic:cNvPr id="1" name="ginutech-letterhead.png"/>
+                  <pic:cNvPicPr/>
                 </pic:nvPicPr>
                 <pic:blipFill>
-                  <a:blip r:embed="rId1">
+                  <a:blip r:embed="rId1" cstate="print">
                     <a:extLst>
                       <a:ext uri="{28A0092B-C50C-407E-A947-70E740481C1C}">
                         <a14:useLocalDpi xmlns:a14="http://schemas.microsoft.com/office/drawing/2010/main" val="0"/>
                       </a:ext>
                     </a:extLst>
                   </a:blip>
-                  <a:srcRect/>
                   <a:stretch>
                     <a:fillRect/>
                   </a:stretch>
                 </pic:blipFill>
-                <pic:spPr bwMode="auto">
+                <pic:spPr>
                   <a:xfrm>
                     <a:off x="0" y="0"/>
-                    <a:ext cx="695325" cy="695325"/>
+                    <a:ext cx="7555698" cy="10679883"/>
                   </a:xfrm>
                   <a:prstGeom prst="rect">
                     <a:avLst/>
                   </a:prstGeom>
-                  <a:noFill/>
-                  <a:ln>
-                    <a:noFill/>
-                  </a:ln>
+                </pic:spPr>
+              </pic:pic>
+            </a:graphicData>
+          </a:graphic>
+          <wp14:sizeRelH relativeFrom="margin">
+            <wp14:pctWidth>0</wp14:pctWidth>
+          </wp14:sizeRelH>
+          <wp14:sizeRelV relativeFrom="margin">
+            <wp14:pctHeight>0</wp14:pctHeight>
+          </wp14:sizeRelV>
+        </wp:anchor>
+      </w:drawing>
+    </w:r>
+  </w:p>
+</w:hdr>
+</file>
+
+<file path=word/header10.xml><?xml version="1.0" encoding="utf-8"?>
+<w:hdr xmlns:wpc="http://schemas.microsoft.com/office/word/2010/wordprocessingCanvas" xmlns:cx="http://schemas.microsoft.com/office/drawing/2014/chartex" xmlns:cx1="http://schemas.microsoft.com/office/drawing/2015/9/8/chartex" xmlns:cx2="http://schemas.microsoft.com/office/drawing/2015/10/21/chartex" xmlns:cx3="http://schemas.microsoft.com/office/drawing/2016/5/9/chartex" xmlns:cx4="http://schemas.microsoft.com/office/drawing/2016/5/10/chartex" xmlns:cx5="http://schemas.microsoft.com/office/drawing/2016/5/11/chartex" xmlns:cx6="http://schemas.microsoft.com/office/drawing/2016/5/12/chartex" xmlns:cx7="http://schemas.microsoft.com/office/drawing/2016/5/13/chartex" xmlns:cx8="http://schemas.microsoft.com/office/drawing/2016/5/14/chartex" xmlns:mc="http://schemas.openxmlformats.org/markup-compatibility/2006" xmlns:aink="http://schemas.microsoft.com/office/drawing/2016/ink" xmlns:am3d="http://schemas.microsoft.com/office/drawing/2017/model3d" xmlns:o="urn:schemas-microsoft-com:office:office" xmlns:r="http://schemas.openxmlformats.org/officeDocument/2006/relationships" xmlns:m="http://schemas.openxmlformats.org/officeDocument/2006/math" xmlns:v="urn:schemas-microsoft-com:vml" xmlns:wp14="http://schemas.microsoft.com/office/word/2010/wordprocessingDrawing" xmlns:wp="http://schemas.openxmlformats.org/drawingml/2006/wordprocessingDrawing" xmlns:w10="urn:schemas-microsoft-com:office:word" xmlns:w="http://schemas.openxmlformats.org/wordprocessingml/2006/main" xmlns:w14="http://schemas.microsoft.com/office/word/2010/wordml" xmlns:w15="http://schemas.microsoft.com/office/word/2012/wordml" xmlns:w16cex="http://schemas.microsoft.com/office/word/2018/wordml/cex" xmlns:w16cid="http://schemas.microsoft.com/office/word/2016/wordml/cid" xmlns:w16="http://schemas.microsoft.com/office/word/2018/wordml" xmlns:w16sdtdh="http://schemas.microsoft.com/office/word/2020/wordml/sdtdatahash" xmlns:w16se="http://schemas.microsoft.com/office/word/2015/wordml/symex" xmlns:wpg="http://schemas.microsoft.com/office/word/2010/wordprocessingGroup" xmlns:wpi="http://schemas.microsoft.com/office/word/2010/wordprocessingInk" xmlns:wne="http://schemas.microsoft.com/office/word/2006/wordml" xmlns:wps="http://schemas.microsoft.com/office/word/2010/wordprocessingShape" mc:Ignorable="w14 w15 w16se w16cid w16 w16cex w16sdtdh wp14">
+  <w:p>
+    <w:r>
+      <w:rPr>
+        <w:noProof/>
+        <w:lang w:val="en-US"/>
+      </w:rPr>
+      <w:drawing>
+        <wp:anchor distT="0" distB="0" distL="114300" distR="114300" simplePos="0" relativeHeight="251660800" behindDoc="1" locked="0" layoutInCell="1" allowOverlap="1" wp14:anchorId="4552437F" wp14:editId="7FF42DCF">
+          <wp:simplePos x="0" y="0"/>
+          <wp:positionH relativeFrom="page">
+            <wp:posOffset>0</wp:posOffset>
+          </wp:positionH>
+          <wp:positionV relativeFrom="page">
+            <wp:posOffset>5496</wp:posOffset>
+          </wp:positionV>
+          <wp:extent cx="7555698" cy="10679883"/>
+          <wp:effectExtent l="0" t="0" r="7620" b="7620"/>
+          <wp:wrapNone/>
+          <wp:docPr id="10" name="Picture 16"/>
+          <wp:cNvGraphicFramePr>
+            <a:graphicFrameLocks xmlns:a="http://schemas.openxmlformats.org/drawingml/2006/main" noChangeAspect="1"/>
+          </wp:cNvGraphicFramePr>
+          <a:graphic xmlns:a="http://schemas.openxmlformats.org/drawingml/2006/main">
+            <a:graphicData uri="http://schemas.openxmlformats.org/drawingml/2006/picture">
+              <pic:pic xmlns:pic="http://schemas.openxmlformats.org/drawingml/2006/picture">
+                <pic:nvPicPr>
+                  <pic:cNvPr id="1" name="ginutech-letterhead.png"/>
+                  <pic:cNvPicPr/>
+                </pic:nvPicPr>
+                <pic:blipFill>
+                  <a:blip r:embed="rId1" cstate="print">
+                    <a:extLst>
+                      <a:ext uri="{28A0092B-C50C-407E-A947-70E740481C1C}">
+                        <a14:useLocalDpi xmlns:a14="http://schemas.microsoft.com/office/drawing/2010/main" val="0"/>
+                      </a:ext>
+                    </a:extLst>
+                  </a:blip>
+                  <a:stretch>
+                    <a:fillRect/>
+                  </a:stretch>
+                </pic:blipFill>
+                <pic:spPr>
+                  <a:xfrm>
+                    <a:off x="0" y="0"/>
+                    <a:ext cx="7555698" cy="10679883"/>
+                  </a:xfrm>
+                  <a:prstGeom prst="rect">
+                    <a:avLst/>
+                  </a:prstGeom>
+                </pic:spPr>
+              </pic:pic>
+            </a:graphicData>
+          </a:graphic>
+          <wp14:sizeRelH relativeFrom="margin">
+            <wp14:pctWidth>0</wp14:pctWidth>
+          </wp14:sizeRelH>
+          <wp14:sizeRelV relativeFrom="margin">
+            <wp14:pctHeight>0</wp14:pctHeight>
+          </wp14:sizeRelV>
+        </wp:anchor>
+      </w:drawing>
+    </w:r>
+  </w:p>
+</w:hdr>
+</file>
+
+<file path=word/header11.xml><?xml version="1.0" encoding="utf-8"?>
+<w:hdr xmlns:wpc="http://schemas.microsoft.com/office/word/2010/wordprocessingCanvas" xmlns:cx="http://schemas.microsoft.com/office/drawing/2014/chartex" xmlns:cx1="http://schemas.microsoft.com/office/drawing/2015/9/8/chartex" xmlns:cx2="http://schemas.microsoft.com/office/drawing/2015/10/21/chartex" xmlns:cx3="http://schemas.microsoft.com/office/drawing/2016/5/9/chartex" xmlns:cx4="http://schemas.microsoft.com/office/drawing/2016/5/10/chartex" xmlns:cx5="http://schemas.microsoft.com/office/drawing/2016/5/11/chartex" xmlns:cx6="http://schemas.microsoft.com/office/drawing/2016/5/12/chartex" xmlns:cx7="http://schemas.microsoft.com/office/drawing/2016/5/13/chartex" xmlns:cx8="http://schemas.microsoft.com/office/drawing/2016/5/14/chartex" xmlns:mc="http://schemas.openxmlformats.org/markup-compatibility/2006" xmlns:aink="http://schemas.microsoft.com/office/drawing/2016/ink" xmlns:am3d="http://schemas.microsoft.com/office/drawing/2017/model3d" xmlns:o="urn:schemas-microsoft-com:office:office" xmlns:r="http://schemas.openxmlformats.org/officeDocument/2006/relationships" xmlns:m="http://schemas.openxmlformats.org/officeDocument/2006/math" xmlns:v="urn:schemas-microsoft-com:vml" xmlns:wp14="http://schemas.microsoft.com/office/word/2010/wordprocessingDrawing" xmlns:wp="http://schemas.openxmlformats.org/drawingml/2006/wordprocessingDrawing" xmlns:w10="urn:schemas-microsoft-com:office:word" xmlns:w="http://schemas.openxmlformats.org/wordprocessingml/2006/main" xmlns:w14="http://schemas.microsoft.com/office/word/2010/wordml" xmlns:w15="http://schemas.microsoft.com/office/word/2012/wordml" xmlns:w16cex="http://schemas.microsoft.com/office/word/2018/wordml/cex" xmlns:w16cid="http://schemas.microsoft.com/office/word/2016/wordml/cid" xmlns:w16="http://schemas.microsoft.com/office/word/2018/wordml" xmlns:w16sdtdh="http://schemas.microsoft.com/office/word/2020/wordml/sdtdatahash" xmlns:w16se="http://schemas.microsoft.com/office/word/2015/wordml/symex" xmlns:wpg="http://schemas.microsoft.com/office/word/2010/wordprocessingGroup" xmlns:wpi="http://schemas.microsoft.com/office/word/2010/wordprocessingInk" xmlns:wne="http://schemas.microsoft.com/office/word/2006/wordml" xmlns:wps="http://schemas.microsoft.com/office/word/2010/wordprocessingShape" mc:Ignorable="w14 w15 w16se w16cid w16 w16cex w16sdtdh wp14">
+  <w:p>
+    <w:r>
+      <w:rPr>
+        <w:noProof/>
+        <w:lang w:val="en-US"/>
+      </w:rPr>
+      <w:drawing>
+        <wp:anchor distT="0" distB="0" distL="114300" distR="114300" simplePos="0" relativeHeight="251661824" behindDoc="1" locked="0" layoutInCell="1" allowOverlap="1" wp14:anchorId="558E53C3" wp14:editId="50303987">
+          <wp:simplePos x="0" y="0"/>
+          <wp:positionH relativeFrom="page">
+            <wp:posOffset>0</wp:posOffset>
+          </wp:positionH>
+          <wp:positionV relativeFrom="page">
+            <wp:posOffset>5496</wp:posOffset>
+          </wp:positionV>
+          <wp:extent cx="7555698" cy="10679883"/>
+          <wp:effectExtent l="0" t="0" r="7620" b="7620"/>
+          <wp:wrapNone/>
+          <wp:docPr id="11" name="Picture 16"/>
+          <wp:cNvGraphicFramePr>
+            <a:graphicFrameLocks xmlns:a="http://schemas.openxmlformats.org/drawingml/2006/main" noChangeAspect="1"/>
+          </wp:cNvGraphicFramePr>
+          <a:graphic xmlns:a="http://schemas.openxmlformats.org/drawingml/2006/main">
+            <a:graphicData uri="http://schemas.openxmlformats.org/drawingml/2006/picture">
+              <pic:pic xmlns:pic="http://schemas.openxmlformats.org/drawingml/2006/picture">
+                <pic:nvPicPr>
+                  <pic:cNvPr id="1" name="ginutech-letterhead.png"/>
+                  <pic:cNvPicPr/>
+                </pic:nvPicPr>
+                <pic:blipFill>
+                  <a:blip r:embed="rId1" cstate="print">
+                    <a:extLst>
+                      <a:ext uri="{28A0092B-C50C-407E-A947-70E740481C1C}">
+                        <a14:useLocalDpi xmlns:a14="http://schemas.microsoft.com/office/drawing/2010/main" val="0"/>
+                      </a:ext>
+                    </a:extLst>
+                  </a:blip>
+                  <a:stretch>
+                    <a:fillRect/>
+                  </a:stretch>
+                </pic:blipFill>
+                <pic:spPr>
+                  <a:xfrm>
+                    <a:off x="0" y="0"/>
+                    <a:ext cx="7555698" cy="10679883"/>
+                  </a:xfrm>
+                  <a:prstGeom prst="rect">
+                    <a:avLst/>
+                  </a:prstGeom>
+                </pic:spPr>
+              </pic:pic>
+            </a:graphicData>
+          </a:graphic>
+          <wp14:sizeRelH relativeFrom="margin">
+            <wp14:pctWidth>0</wp14:pctWidth>
+          </wp14:sizeRelH>
+          <wp14:sizeRelV relativeFrom="margin">
+            <wp14:pctHeight>0</wp14:pctHeight>
+          </wp14:sizeRelV>
+        </wp:anchor>
+      </w:drawing>
+    </w:r>
+  </w:p>
+</w:hdr>
+</file>
+
+<file path=word/header12.xml><?xml version="1.0" encoding="utf-8"?>
+<w:hdr xmlns:wpc="http://schemas.microsoft.com/office/word/2010/wordprocessingCanvas" xmlns:cx="http://schemas.microsoft.com/office/drawing/2014/chartex" xmlns:cx1="http://schemas.microsoft.com/office/drawing/2015/9/8/chartex" xmlns:cx2="http://schemas.microsoft.com/office/drawing/2015/10/21/chartex" xmlns:cx3="http://schemas.microsoft.com/office/drawing/2016/5/9/chartex" xmlns:cx4="http://schemas.microsoft.com/office/drawing/2016/5/10/chartex" xmlns:cx5="http://schemas.microsoft.com/office/drawing/2016/5/11/chartex" xmlns:cx6="http://schemas.microsoft.com/office/drawing/2016/5/12/chartex" xmlns:cx7="http://schemas.microsoft.com/office/drawing/2016/5/13/chartex" xmlns:cx8="http://schemas.microsoft.com/office/drawing/2016/5/14/chartex" xmlns:mc="http://schemas.openxmlformats.org/markup-compatibility/2006" xmlns:aink="http://schemas.microsoft.com/office/drawing/2016/ink" xmlns:am3d="http://schemas.microsoft.com/office/drawing/2017/model3d" xmlns:o="urn:schemas-microsoft-com:office:office" xmlns:r="http://schemas.openxmlformats.org/officeDocument/2006/relationships" xmlns:m="http://schemas.openxmlformats.org/officeDocument/2006/math" xmlns:v="urn:schemas-microsoft-com:vml" xmlns:wp14="http://schemas.microsoft.com/office/word/2010/wordprocessingDrawing" xmlns:wp="http://schemas.openxmlformats.org/drawingml/2006/wordprocessingDrawing" xmlns:w10="urn:schemas-microsoft-com:office:word" xmlns:w="http://schemas.openxmlformats.org/wordprocessingml/2006/main" xmlns:w14="http://schemas.microsoft.com/office/word/2010/wordml" xmlns:w15="http://schemas.microsoft.com/office/word/2012/wordml" xmlns:w16cex="http://schemas.microsoft.com/office/word/2018/wordml/cex" xmlns:w16cid="http://schemas.microsoft.com/office/word/2016/wordml/cid" xmlns:w16="http://schemas.microsoft.com/office/word/2018/wordml" xmlns:w16sdtdh="http://schemas.microsoft.com/office/word/2020/wordml/sdtdatahash" xmlns:w16se="http://schemas.microsoft.com/office/word/2015/wordml/symex" xmlns:wpg="http://schemas.microsoft.com/office/word/2010/wordprocessingGroup" xmlns:wpi="http://schemas.microsoft.com/office/word/2010/wordprocessingInk" xmlns:wne="http://schemas.microsoft.com/office/word/2006/wordml" xmlns:wps="http://schemas.microsoft.com/office/word/2010/wordprocessingShape" mc:Ignorable="w14 w15 w16se w16cid w16 w16cex w16sdtdh wp14">
+  <w:p>
+    <w:r>
+      <w:rPr>
+        <w:noProof/>
+        <w:lang w:val="en-US"/>
+      </w:rPr>
+      <w:drawing>
+        <wp:anchor distT="0" distB="0" distL="114300" distR="114300" simplePos="0" relativeHeight="251662848" behindDoc="1" locked="0" layoutInCell="1" allowOverlap="1" wp14:anchorId="651BDA24" wp14:editId="788C78B5">
+          <wp:simplePos x="0" y="0"/>
+          <wp:positionH relativeFrom="page">
+            <wp:posOffset>0</wp:posOffset>
+          </wp:positionH>
+          <wp:positionV relativeFrom="page">
+            <wp:posOffset>5496</wp:posOffset>
+          </wp:positionV>
+          <wp:extent cx="7555698" cy="10679883"/>
+          <wp:effectExtent l="0" t="0" r="7620" b="7620"/>
+          <wp:wrapNone/>
+          <wp:docPr id="15" name="Picture 16"/>
+          <wp:cNvGraphicFramePr>
+            <a:graphicFrameLocks xmlns:a="http://schemas.openxmlformats.org/drawingml/2006/main" noChangeAspect="1"/>
+          </wp:cNvGraphicFramePr>
+          <a:graphic xmlns:a="http://schemas.openxmlformats.org/drawingml/2006/main">
+            <a:graphicData uri="http://schemas.openxmlformats.org/drawingml/2006/picture">
+              <pic:pic xmlns:pic="http://schemas.openxmlformats.org/drawingml/2006/picture">
+                <pic:nvPicPr>
+                  <pic:cNvPr id="1" name="ginutech-letterhead.png"/>
+                  <pic:cNvPicPr/>
+                </pic:nvPicPr>
+                <pic:blipFill>
+                  <a:blip r:embed="rId1" cstate="print">
+                    <a:extLst>
+                      <a:ext uri="{28A0092B-C50C-407E-A947-70E740481C1C}">
+                        <a14:useLocalDpi xmlns:a14="http://schemas.microsoft.com/office/drawing/2010/main" val="0"/>
+                      </a:ext>
+                    </a:extLst>
+                  </a:blip>
+                  <a:stretch>
+                    <a:fillRect/>
+                  </a:stretch>
+                </pic:blipFill>
+                <pic:spPr>
+                  <a:xfrm>
+                    <a:off x="0" y="0"/>
+                    <a:ext cx="7555698" cy="10679883"/>
+                  </a:xfrm>
+                  <a:prstGeom prst="rect">
+                    <a:avLst/>
+                  </a:prstGeom>
+                </pic:spPr>
+              </pic:pic>
+            </a:graphicData>
+          </a:graphic>
+          <wp14:sizeRelH relativeFrom="margin">
+            <wp14:pctWidth>0</wp14:pctWidth>
+          </wp14:sizeRelH>
+          <wp14:sizeRelV relativeFrom="margin">
+            <wp14:pctHeight>0</wp14:pctHeight>
+          </wp14:sizeRelV>
+        </wp:anchor>
+      </w:drawing>
+    </w:r>
+  </w:p>
+</w:hdr>
+</file>
+
+<file path=word/header13.xml><?xml version="1.0" encoding="utf-8"?>
+<w:hdr xmlns:wpc="http://schemas.microsoft.com/office/word/2010/wordprocessingCanvas" xmlns:cx="http://schemas.microsoft.com/office/drawing/2014/chartex" xmlns:cx1="http://schemas.microsoft.com/office/drawing/2015/9/8/chartex" xmlns:cx2="http://schemas.microsoft.com/office/drawing/2015/10/21/chartex" xmlns:cx3="http://schemas.microsoft.com/office/drawing/2016/5/9/chartex" xmlns:cx4="http://schemas.microsoft.com/office/drawing/2016/5/10/chartex" xmlns:cx5="http://schemas.microsoft.com/office/drawing/2016/5/11/chartex" xmlns:cx6="http://schemas.microsoft.com/office/drawing/2016/5/12/chartex" xmlns:cx7="http://schemas.microsoft.com/office/drawing/2016/5/13/chartex" xmlns:cx8="http://schemas.microsoft.com/office/drawing/2016/5/14/chartex" xmlns:mc="http://schemas.openxmlformats.org/markup-compatibility/2006" xmlns:aink="http://schemas.microsoft.com/office/drawing/2016/ink" xmlns:am3d="http://schemas.microsoft.com/office/drawing/2017/model3d" xmlns:o="urn:schemas-microsoft-com:office:office" xmlns:r="http://schemas.openxmlformats.org/officeDocument/2006/relationships" xmlns:m="http://schemas.openxmlformats.org/officeDocument/2006/math" xmlns:v="urn:schemas-microsoft-com:vml" xmlns:wp14="http://schemas.microsoft.com/office/word/2010/wordprocessingDrawing" xmlns:wp="http://schemas.openxmlformats.org/drawingml/2006/wordprocessingDrawing" xmlns:w10="urn:schemas-microsoft-com:office:word" xmlns:w="http://schemas.openxmlformats.org/wordprocessingml/2006/main" xmlns:w14="http://schemas.microsoft.com/office/word/2010/wordml" xmlns:w15="http://schemas.microsoft.com/office/word/2012/wordml" xmlns:w16cex="http://schemas.microsoft.com/office/word/2018/wordml/cex" xmlns:w16cid="http://schemas.microsoft.com/office/word/2016/wordml/cid" xmlns:w16="http://schemas.microsoft.com/office/word/2018/wordml" xmlns:w16sdtdh="http://schemas.microsoft.com/office/word/2020/wordml/sdtdatahash" xmlns:w16se="http://schemas.microsoft.com/office/word/2015/wordml/symex" xmlns:wpg="http://schemas.microsoft.com/office/word/2010/wordprocessingGroup" xmlns:wpi="http://schemas.microsoft.com/office/word/2010/wordprocessingInk" xmlns:wne="http://schemas.microsoft.com/office/word/2006/wordml" xmlns:wps="http://schemas.microsoft.com/office/word/2010/wordprocessingShape" mc:Ignorable="w14 w15 w16se w16cid w16 w16cex w16sdtdh wp14">
+  <w:p>
+    <w:r>
+      <w:rPr>
+        <w:noProof/>
+        <w:lang w:val="en-US"/>
+      </w:rPr>
+      <w:drawing>
+        <wp:anchor distT="0" distB="0" distL="114300" distR="114300" simplePos="0" relativeHeight="251663872" behindDoc="1" locked="0" layoutInCell="1" allowOverlap="1" wp14:anchorId="3FFFAB98" wp14:editId="4E66B92A">
+          <wp:simplePos x="0" y="0"/>
+          <wp:positionH relativeFrom="page">
+            <wp:posOffset>0</wp:posOffset>
+          </wp:positionH>
+          <wp:positionV relativeFrom="page">
+            <wp:posOffset>5496</wp:posOffset>
+          </wp:positionV>
+          <wp:extent cx="7555698" cy="10679883"/>
+          <wp:effectExtent l="0" t="0" r="7620" b="7620"/>
+          <wp:wrapNone/>
+          <wp:docPr id="13" name="Picture 16"/>
+          <wp:cNvGraphicFramePr>
+            <a:graphicFrameLocks xmlns:a="http://schemas.openxmlformats.org/drawingml/2006/main" noChangeAspect="1"/>
+          </wp:cNvGraphicFramePr>
+          <a:graphic xmlns:a="http://schemas.openxmlformats.org/drawingml/2006/main">
+            <a:graphicData uri="http://schemas.openxmlformats.org/drawingml/2006/picture">
+              <pic:pic xmlns:pic="http://schemas.openxmlformats.org/drawingml/2006/picture">
+                <pic:nvPicPr>
+                  <pic:cNvPr id="1" name="ginutech-letterhead.png"/>
+                  <pic:cNvPicPr/>
+                </pic:nvPicPr>
+                <pic:blipFill>
+                  <a:blip r:embed="rId1" cstate="print">
+                    <a:extLst>
+                      <a:ext uri="{28A0092B-C50C-407E-A947-70E740481C1C}">
+                        <a14:useLocalDpi xmlns:a14="http://schemas.microsoft.com/office/drawing/2010/main" val="0"/>
+                      </a:ext>
+                    </a:extLst>
+                  </a:blip>
+                  <a:stretch>
+                    <a:fillRect/>
+                  </a:stretch>
+                </pic:blipFill>
+                <pic:spPr>
+                  <a:xfrm>
+                    <a:off x="0" y="0"/>
+                    <a:ext cx="7555698" cy="10679883"/>
+                  </a:xfrm>
+                  <a:prstGeom prst="rect">
+                    <a:avLst/>
+                  </a:prstGeom>
+                </pic:spPr>
+              </pic:pic>
+            </a:graphicData>
+          </a:graphic>
+          <wp14:sizeRelH relativeFrom="margin">
+            <wp14:pctWidth>0</wp14:pctWidth>
+          </wp14:sizeRelH>
+          <wp14:sizeRelV relativeFrom="margin">
+            <wp14:pctHeight>0</wp14:pctHeight>
+          </wp14:sizeRelV>
+        </wp:anchor>
+      </w:drawing>
+    </w:r>
+  </w:p>
+</w:hdr>
+</file>
+
+<file path=word/header14.xml><?xml version="1.0" encoding="utf-8"?>
+<w:hdr xmlns:wpc="http://schemas.microsoft.com/office/word/2010/wordprocessingCanvas" xmlns:cx="http://schemas.microsoft.com/office/drawing/2014/chartex" xmlns:cx1="http://schemas.microsoft.com/office/drawing/2015/9/8/chartex" xmlns:cx2="http://schemas.microsoft.com/office/drawing/2015/10/21/chartex" xmlns:cx3="http://schemas.microsoft.com/office/drawing/2016/5/9/chartex" xmlns:cx4="http://schemas.microsoft.com/office/drawing/2016/5/10/chartex" xmlns:cx5="http://schemas.microsoft.com/office/drawing/2016/5/11/chartex" xmlns:cx6="http://schemas.microsoft.com/office/drawing/2016/5/12/chartex" xmlns:cx7="http://schemas.microsoft.com/office/drawing/2016/5/13/chartex" xmlns:cx8="http://schemas.microsoft.com/office/drawing/2016/5/14/chartex" xmlns:mc="http://schemas.openxmlformats.org/markup-compatibility/2006" xmlns:aink="http://schemas.microsoft.com/office/drawing/2016/ink" xmlns:am3d="http://schemas.microsoft.com/office/drawing/2017/model3d" xmlns:o="urn:schemas-microsoft-com:office:office" xmlns:r="http://schemas.openxmlformats.org/officeDocument/2006/relationships" xmlns:m="http://schemas.openxmlformats.org/officeDocument/2006/math" xmlns:v="urn:schemas-microsoft-com:vml" xmlns:wp14="http://schemas.microsoft.com/office/word/2010/wordprocessingDrawing" xmlns:wp="http://schemas.openxmlformats.org/drawingml/2006/wordprocessingDrawing" xmlns:w10="urn:schemas-microsoft-com:office:word" xmlns:w="http://schemas.openxmlformats.org/wordprocessingml/2006/main" xmlns:w14="http://schemas.microsoft.com/office/word/2010/wordml" xmlns:w15="http://schemas.microsoft.com/office/word/2012/wordml" xmlns:w16cex="http://schemas.microsoft.com/office/word/2018/wordml/cex" xmlns:w16cid="http://schemas.microsoft.com/office/word/2016/wordml/cid" xmlns:w16="http://schemas.microsoft.com/office/word/2018/wordml" xmlns:w16sdtdh="http://schemas.microsoft.com/office/word/2020/wordml/sdtdatahash" xmlns:w16se="http://schemas.microsoft.com/office/word/2015/wordml/symex" xmlns:wpg="http://schemas.microsoft.com/office/word/2010/wordprocessingGroup" xmlns:wpi="http://schemas.microsoft.com/office/word/2010/wordprocessingInk" xmlns:wne="http://schemas.microsoft.com/office/word/2006/wordml" xmlns:wps="http://schemas.microsoft.com/office/word/2010/wordprocessingShape" mc:Ignorable="w14 w15 w16se w16cid w16 w16cex w16sdtdh wp14">
+  <w:p>
+    <w:r>
+      <w:rPr>
+        <w:noProof/>
+        <w:lang w:val="en-US"/>
+      </w:rPr>
+      <w:drawing>
+        <wp:anchor distT="0" distB="0" distL="114300" distR="114300" simplePos="0" relativeHeight="251664896" behindDoc="1" locked="0" layoutInCell="1" allowOverlap="1" wp14:anchorId="55DA5D05" wp14:editId="352F5DB6">
+          <wp:simplePos x="0" y="0"/>
+          <wp:positionH relativeFrom="page">
+            <wp:posOffset>0</wp:posOffset>
+          </wp:positionH>
+          <wp:positionV relativeFrom="page">
+            <wp:posOffset>5496</wp:posOffset>
+          </wp:positionV>
+          <wp:extent cx="7555698" cy="10679883"/>
+          <wp:effectExtent l="0" t="0" r="7620" b="7620"/>
+          <wp:wrapNone/>
+          <wp:docPr id="14" name="Picture 16"/>
+          <wp:cNvGraphicFramePr>
+            <a:graphicFrameLocks xmlns:a="http://schemas.openxmlformats.org/drawingml/2006/main" noChangeAspect="1"/>
+          </wp:cNvGraphicFramePr>
+          <a:graphic xmlns:a="http://schemas.openxmlformats.org/drawingml/2006/main">
+            <a:graphicData uri="http://schemas.openxmlformats.org/drawingml/2006/picture">
+              <pic:pic xmlns:pic="http://schemas.openxmlformats.org/drawingml/2006/picture">
+                <pic:nvPicPr>
+                  <pic:cNvPr id="1" name="ginutech-letterhead.png"/>
+                  <pic:cNvPicPr/>
+                </pic:nvPicPr>
+                <pic:blipFill>
+                  <a:blip r:embed="rId1" cstate="print">
+                    <a:extLst>
+                      <a:ext uri="{28A0092B-C50C-407E-A947-70E740481C1C}">
+                        <a14:useLocalDpi xmlns:a14="http://schemas.microsoft.com/office/drawing/2010/main" val="0"/>
+                      </a:ext>
+                    </a:extLst>
+                  </a:blip>
+                  <a:stretch>
+                    <a:fillRect/>
+                  </a:stretch>
+                </pic:blipFill>
+                <pic:spPr>
+                  <a:xfrm>
+                    <a:off x="0" y="0"/>
+                    <a:ext cx="7555698" cy="10679883"/>
+                  </a:xfrm>
+                  <a:prstGeom prst="rect">
+                    <a:avLst/>
+                  </a:prstGeom>
                 </pic:spPr>
               </pic:pic>
             </a:graphicData>
@@ -4306,26 +4253,24 @@
 <file path=word/header2.xml><?xml version="1.0" encoding="utf-8"?>
 <w:hdr xmlns:wpc="http://schemas.microsoft.com/office/word/2010/wordprocessingCanvas" xmlns:cx="http://schemas.microsoft.com/office/drawing/2014/chartex" xmlns:cx1="http://schemas.microsoft.com/office/drawing/2015/9/8/chartex" xmlns:cx2="http://schemas.microsoft.com/office/drawing/2015/10/21/chartex" xmlns:cx3="http://schemas.microsoft.com/office/drawing/2016/5/9/chartex" xmlns:cx4="http://schemas.microsoft.com/office/drawing/2016/5/10/chartex" xmlns:cx5="http://schemas.microsoft.com/office/drawing/2016/5/11/chartex" xmlns:cx6="http://schemas.microsoft.com/office/drawing/2016/5/12/chartex" xmlns:cx7="http://schemas.microsoft.com/office/drawing/2016/5/13/chartex" xmlns:cx8="http://schemas.microsoft.com/office/drawing/2016/5/14/chartex" xmlns:mc="http://schemas.openxmlformats.org/markup-compatibility/2006" xmlns:aink="http://schemas.microsoft.com/office/drawing/2016/ink" xmlns:am3d="http://schemas.microsoft.com/office/drawing/2017/model3d" xmlns:o="urn:schemas-microsoft-com:office:office" xmlns:r="http://schemas.openxmlformats.org/officeDocument/2006/relationships" xmlns:m="http://schemas.openxmlformats.org/officeDocument/2006/math" xmlns:v="urn:schemas-microsoft-com:vml" xmlns:wp14="http://schemas.microsoft.com/office/word/2010/wordprocessingDrawing" xmlns:wp="http://schemas.openxmlformats.org/drawingml/2006/wordprocessingDrawing" xmlns:w10="urn:schemas-microsoft-com:office:word" xmlns:w="http://schemas.openxmlformats.org/wordprocessingml/2006/main" xmlns:w14="http://schemas.microsoft.com/office/word/2010/wordml" xmlns:w15="http://schemas.microsoft.com/office/word/2012/wordml" xmlns:w16cex="http://schemas.microsoft.com/office/word/2018/wordml/cex" xmlns:w16cid="http://schemas.microsoft.com/office/word/2016/wordml/cid" xmlns:w16="http://schemas.microsoft.com/office/word/2018/wordml" xmlns:w16sdtdh="http://schemas.microsoft.com/office/word/2020/wordml/sdtdatahash" xmlns:w16se="http://schemas.microsoft.com/office/word/2015/wordml/symex" xmlns:wpg="http://schemas.microsoft.com/office/word/2010/wordprocessingGroup" xmlns:wpi="http://schemas.microsoft.com/office/word/2010/wordprocessingInk" xmlns:wne="http://schemas.microsoft.com/office/word/2006/wordml" xmlns:wps="http://schemas.microsoft.com/office/word/2010/wordprocessingShape" mc:Ignorable="w14 w15 w16se w16cid w16 w16cex w16sdtdh wp14">
   <w:p>
-    <w:pPr>
-      <w:pStyle w:val="En-tte"/>
-    </w:pPr>
     <w:r>
       <w:rPr>
         <w:noProof/>
+        <w:lang w:val="en-US"/>
       </w:rPr>
       <w:drawing>
-        <wp:anchor distT="0" distB="0" distL="114300" distR="114300" simplePos="0" relativeHeight="251658240" behindDoc="0" locked="0" layoutInCell="1" allowOverlap="1" wp14:anchorId="25FCAE3A" wp14:editId="5980C5B9">
+        <wp:anchor distT="0" distB="0" distL="114300" distR="114300" simplePos="0" relativeHeight="251651584" behindDoc="1" locked="0" layoutInCell="1" allowOverlap="1" wp14:anchorId="0B4B3938" wp14:editId="5FDEDCB4">
           <wp:simplePos x="0" y="0"/>
-          <wp:positionH relativeFrom="column">
-            <wp:posOffset>3469005</wp:posOffset>
+          <wp:positionH relativeFrom="page">
+            <wp:posOffset>0</wp:posOffset>
           </wp:positionH>
-          <wp:positionV relativeFrom="paragraph">
-            <wp:posOffset>-303530</wp:posOffset>
+          <wp:positionV relativeFrom="page">
+            <wp:posOffset>5496</wp:posOffset>
           </wp:positionV>
-          <wp:extent cx="3046862" cy="528633"/>
-          <wp:effectExtent l="0" t="0" r="0" b="0"/>
+          <wp:extent cx="7555698" cy="10679883"/>
+          <wp:effectExtent l="0" t="0" r="7620" b="7620"/>
           <wp:wrapNone/>
-          <wp:docPr id="5" name="Image 5"/>
+          <wp:docPr id="16" name="Picture 16"/>
           <wp:cNvGraphicFramePr>
             <a:graphicFrameLocks xmlns:a="http://schemas.openxmlformats.org/drawingml/2006/main" noChangeAspect="1"/>
           </wp:cNvGraphicFramePr>
@@ -4333,36 +4278,505 @@
             <a:graphicData uri="http://schemas.openxmlformats.org/drawingml/2006/picture">
               <pic:pic xmlns:pic="http://schemas.openxmlformats.org/drawingml/2006/picture">
                 <pic:nvPicPr>
-                  <pic:cNvPr id="0" name="Picture 3"/>
-                  <pic:cNvPicPr>
-                    <a:picLocks noChangeAspect="1" noChangeArrowheads="1"/>
-                  </pic:cNvPicPr>
+                  <pic:cNvPr id="1" name="ginutech-letterhead.png"/>
+                  <pic:cNvPicPr/>
                 </pic:nvPicPr>
                 <pic:blipFill>
-                  <a:blip r:embed="rId1">
+                  <a:blip r:embed="rId1" cstate="print">
                     <a:extLst>
                       <a:ext uri="{28A0092B-C50C-407E-A947-70E740481C1C}">
                         <a14:useLocalDpi xmlns:a14="http://schemas.microsoft.com/office/drawing/2010/main" val="0"/>
                       </a:ext>
                     </a:extLst>
                   </a:blip>
-                  <a:srcRect/>
                   <a:stretch>
                     <a:fillRect/>
                   </a:stretch>
                 </pic:blipFill>
-                <pic:spPr bwMode="auto">
+                <pic:spPr>
                   <a:xfrm>
                     <a:off x="0" y="0"/>
-                    <a:ext cx="3046862" cy="528633"/>
+                    <a:ext cx="7555698" cy="10679883"/>
                   </a:xfrm>
                   <a:prstGeom prst="rect">
                     <a:avLst/>
                   </a:prstGeom>
-                  <a:noFill/>
-                  <a:ln>
-                    <a:noFill/>
-                  </a:ln>
+                </pic:spPr>
+              </pic:pic>
+            </a:graphicData>
+          </a:graphic>
+          <wp14:sizeRelH relativeFrom="margin">
+            <wp14:pctWidth>0</wp14:pctWidth>
+          </wp14:sizeRelH>
+          <wp14:sizeRelV relativeFrom="margin">
+            <wp14:pctHeight>0</wp14:pctHeight>
+          </wp14:sizeRelV>
+        </wp:anchor>
+      </w:drawing>
+    </w:r>
+  </w:p>
+</w:hdr>
+</file>
+
+<file path=word/header3.xml><?xml version="1.0" encoding="utf-8"?>
+<w:hdr xmlns:wpc="http://schemas.microsoft.com/office/word/2010/wordprocessingCanvas" xmlns:cx="http://schemas.microsoft.com/office/drawing/2014/chartex" xmlns:cx1="http://schemas.microsoft.com/office/drawing/2015/9/8/chartex" xmlns:cx2="http://schemas.microsoft.com/office/drawing/2015/10/21/chartex" xmlns:cx3="http://schemas.microsoft.com/office/drawing/2016/5/9/chartex" xmlns:cx4="http://schemas.microsoft.com/office/drawing/2016/5/10/chartex" xmlns:cx5="http://schemas.microsoft.com/office/drawing/2016/5/11/chartex" xmlns:cx6="http://schemas.microsoft.com/office/drawing/2016/5/12/chartex" xmlns:cx7="http://schemas.microsoft.com/office/drawing/2016/5/13/chartex" xmlns:cx8="http://schemas.microsoft.com/office/drawing/2016/5/14/chartex" xmlns:mc="http://schemas.openxmlformats.org/markup-compatibility/2006" xmlns:aink="http://schemas.microsoft.com/office/drawing/2016/ink" xmlns:am3d="http://schemas.microsoft.com/office/drawing/2017/model3d" xmlns:o="urn:schemas-microsoft-com:office:office" xmlns:r="http://schemas.openxmlformats.org/officeDocument/2006/relationships" xmlns:m="http://schemas.openxmlformats.org/officeDocument/2006/math" xmlns:v="urn:schemas-microsoft-com:vml" xmlns:wp14="http://schemas.microsoft.com/office/word/2010/wordprocessingDrawing" xmlns:wp="http://schemas.openxmlformats.org/drawingml/2006/wordprocessingDrawing" xmlns:w10="urn:schemas-microsoft-com:office:word" xmlns:w="http://schemas.openxmlformats.org/wordprocessingml/2006/main" xmlns:w14="http://schemas.microsoft.com/office/word/2010/wordml" xmlns:w15="http://schemas.microsoft.com/office/word/2012/wordml" xmlns:w16cex="http://schemas.microsoft.com/office/word/2018/wordml/cex" xmlns:w16cid="http://schemas.microsoft.com/office/word/2016/wordml/cid" xmlns:w16="http://schemas.microsoft.com/office/word/2018/wordml" xmlns:w16sdtdh="http://schemas.microsoft.com/office/word/2020/wordml/sdtdatahash" xmlns:w16se="http://schemas.microsoft.com/office/word/2015/wordml/symex" xmlns:wpg="http://schemas.microsoft.com/office/word/2010/wordprocessingGroup" xmlns:wpi="http://schemas.microsoft.com/office/word/2010/wordprocessingInk" xmlns:wne="http://schemas.microsoft.com/office/word/2006/wordml" xmlns:wps="http://schemas.microsoft.com/office/word/2010/wordprocessingShape" mc:Ignorable="w14 w15 w16se w16cid w16 w16cex w16sdtdh wp14">
+  <w:p>
+    <w:r>
+      <w:rPr>
+        <w:noProof/>
+        <w:lang w:val="en-US"/>
+      </w:rPr>
+      <w:drawing>
+        <wp:anchor distT="0" distB="0" distL="114300" distR="114300" simplePos="0" relativeHeight="251653632" behindDoc="1" locked="0" layoutInCell="1" allowOverlap="1" wp14:anchorId="29D3B6B1" wp14:editId="3A145E5F">
+          <wp:simplePos x="0" y="0"/>
+          <wp:positionH relativeFrom="page">
+            <wp:posOffset>0</wp:posOffset>
+          </wp:positionH>
+          <wp:positionV relativeFrom="page">
+            <wp:posOffset>5496</wp:posOffset>
+          </wp:positionV>
+          <wp:extent cx="7555698" cy="10679883"/>
+          <wp:effectExtent l="0" t="0" r="7620" b="7620"/>
+          <wp:wrapNone/>
+          <wp:docPr id="6" name="Picture 16"/>
+          <wp:cNvGraphicFramePr>
+            <a:graphicFrameLocks xmlns:a="http://schemas.openxmlformats.org/drawingml/2006/main" noChangeAspect="1"/>
+          </wp:cNvGraphicFramePr>
+          <a:graphic xmlns:a="http://schemas.openxmlformats.org/drawingml/2006/main">
+            <a:graphicData uri="http://schemas.openxmlformats.org/drawingml/2006/picture">
+              <pic:pic xmlns:pic="http://schemas.openxmlformats.org/drawingml/2006/picture">
+                <pic:nvPicPr>
+                  <pic:cNvPr id="1" name="ginutech-letterhead.png"/>
+                  <pic:cNvPicPr/>
+                </pic:nvPicPr>
+                <pic:blipFill>
+                  <a:blip r:embed="rId1" cstate="print">
+                    <a:extLst>
+                      <a:ext uri="{28A0092B-C50C-407E-A947-70E740481C1C}">
+                        <a14:useLocalDpi xmlns:a14="http://schemas.microsoft.com/office/drawing/2010/main" val="0"/>
+                      </a:ext>
+                    </a:extLst>
+                  </a:blip>
+                  <a:stretch>
+                    <a:fillRect/>
+                  </a:stretch>
+                </pic:blipFill>
+                <pic:spPr>
+                  <a:xfrm>
+                    <a:off x="0" y="0"/>
+                    <a:ext cx="7555698" cy="10679883"/>
+                  </a:xfrm>
+                  <a:prstGeom prst="rect">
+                    <a:avLst/>
+                  </a:prstGeom>
+                </pic:spPr>
+              </pic:pic>
+            </a:graphicData>
+          </a:graphic>
+          <wp14:sizeRelH relativeFrom="margin">
+            <wp14:pctWidth>0</wp14:pctWidth>
+          </wp14:sizeRelH>
+          <wp14:sizeRelV relativeFrom="margin">
+            <wp14:pctHeight>0</wp14:pctHeight>
+          </wp14:sizeRelV>
+        </wp:anchor>
+      </w:drawing>
+    </w:r>
+  </w:p>
+</w:hdr>
+</file>
+
+<file path=word/header4.xml><?xml version="1.0" encoding="utf-8"?>
+<w:hdr xmlns:wpc="http://schemas.microsoft.com/office/word/2010/wordprocessingCanvas" xmlns:cx="http://schemas.microsoft.com/office/drawing/2014/chartex" xmlns:cx1="http://schemas.microsoft.com/office/drawing/2015/9/8/chartex" xmlns:cx2="http://schemas.microsoft.com/office/drawing/2015/10/21/chartex" xmlns:cx3="http://schemas.microsoft.com/office/drawing/2016/5/9/chartex" xmlns:cx4="http://schemas.microsoft.com/office/drawing/2016/5/10/chartex" xmlns:cx5="http://schemas.microsoft.com/office/drawing/2016/5/11/chartex" xmlns:cx6="http://schemas.microsoft.com/office/drawing/2016/5/12/chartex" xmlns:cx7="http://schemas.microsoft.com/office/drawing/2016/5/13/chartex" xmlns:cx8="http://schemas.microsoft.com/office/drawing/2016/5/14/chartex" xmlns:mc="http://schemas.openxmlformats.org/markup-compatibility/2006" xmlns:aink="http://schemas.microsoft.com/office/drawing/2016/ink" xmlns:am3d="http://schemas.microsoft.com/office/drawing/2017/model3d" xmlns:o="urn:schemas-microsoft-com:office:office" xmlns:r="http://schemas.openxmlformats.org/officeDocument/2006/relationships" xmlns:m="http://schemas.openxmlformats.org/officeDocument/2006/math" xmlns:v="urn:schemas-microsoft-com:vml" xmlns:wp14="http://schemas.microsoft.com/office/word/2010/wordprocessingDrawing" xmlns:wp="http://schemas.openxmlformats.org/drawingml/2006/wordprocessingDrawing" xmlns:w10="urn:schemas-microsoft-com:office:word" xmlns:w="http://schemas.openxmlformats.org/wordprocessingml/2006/main" xmlns:w14="http://schemas.microsoft.com/office/word/2010/wordml" xmlns:w15="http://schemas.microsoft.com/office/word/2012/wordml" xmlns:w16cex="http://schemas.microsoft.com/office/word/2018/wordml/cex" xmlns:w16cid="http://schemas.microsoft.com/office/word/2016/wordml/cid" xmlns:w16="http://schemas.microsoft.com/office/word/2018/wordml" xmlns:w16sdtdh="http://schemas.microsoft.com/office/word/2020/wordml/sdtdatahash" xmlns:w16se="http://schemas.microsoft.com/office/word/2015/wordml/symex" xmlns:wpg="http://schemas.microsoft.com/office/word/2010/wordprocessingGroup" xmlns:wpi="http://schemas.microsoft.com/office/word/2010/wordprocessingInk" xmlns:wne="http://schemas.microsoft.com/office/word/2006/wordml" xmlns:wps="http://schemas.microsoft.com/office/word/2010/wordprocessingShape" mc:Ignorable="w14 w15 w16se w16cid w16 w16cex w16sdtdh wp14">
+  <w:p>
+    <w:r>
+      <w:rPr>
+        <w:noProof/>
+        <w:lang w:val="en-US"/>
+      </w:rPr>
+      <w:drawing>
+        <wp:anchor distT="0" distB="0" distL="114300" distR="114300" simplePos="0" relativeHeight="251654656" behindDoc="1" locked="0" layoutInCell="1" allowOverlap="1" wp14:anchorId="3A753396" wp14:editId="3D48C980">
+          <wp:simplePos x="0" y="0"/>
+          <wp:positionH relativeFrom="page">
+            <wp:posOffset>0</wp:posOffset>
+          </wp:positionH>
+          <wp:positionV relativeFrom="page">
+            <wp:posOffset>5496</wp:posOffset>
+          </wp:positionV>
+          <wp:extent cx="7555698" cy="10679883"/>
+          <wp:effectExtent l="0" t="0" r="7620" b="7620"/>
+          <wp:wrapNone/>
+          <wp:docPr id="3" name="Picture 16"/>
+          <wp:cNvGraphicFramePr>
+            <a:graphicFrameLocks xmlns:a="http://schemas.openxmlformats.org/drawingml/2006/main" noChangeAspect="1"/>
+          </wp:cNvGraphicFramePr>
+          <a:graphic xmlns:a="http://schemas.openxmlformats.org/drawingml/2006/main">
+            <a:graphicData uri="http://schemas.openxmlformats.org/drawingml/2006/picture">
+              <pic:pic xmlns:pic="http://schemas.openxmlformats.org/drawingml/2006/picture">
+                <pic:nvPicPr>
+                  <pic:cNvPr id="1" name="ginutech-letterhead.png"/>
+                  <pic:cNvPicPr/>
+                </pic:nvPicPr>
+                <pic:blipFill>
+                  <a:blip r:embed="rId1" cstate="print">
+                    <a:extLst>
+                      <a:ext uri="{28A0092B-C50C-407E-A947-70E740481C1C}">
+                        <a14:useLocalDpi xmlns:a14="http://schemas.microsoft.com/office/drawing/2010/main" val="0"/>
+                      </a:ext>
+                    </a:extLst>
+                  </a:blip>
+                  <a:stretch>
+                    <a:fillRect/>
+                  </a:stretch>
+                </pic:blipFill>
+                <pic:spPr>
+                  <a:xfrm>
+                    <a:off x="0" y="0"/>
+                    <a:ext cx="7555698" cy="10679883"/>
+                  </a:xfrm>
+                  <a:prstGeom prst="rect">
+                    <a:avLst/>
+                  </a:prstGeom>
+                </pic:spPr>
+              </pic:pic>
+            </a:graphicData>
+          </a:graphic>
+          <wp14:sizeRelH relativeFrom="margin">
+            <wp14:pctWidth>0</wp14:pctWidth>
+          </wp14:sizeRelH>
+          <wp14:sizeRelV relativeFrom="margin">
+            <wp14:pctHeight>0</wp14:pctHeight>
+          </wp14:sizeRelV>
+        </wp:anchor>
+      </w:drawing>
+    </w:r>
+  </w:p>
+</w:hdr>
+</file>
+
+<file path=word/header5.xml><?xml version="1.0" encoding="utf-8"?>
+<w:hdr xmlns:wpc="http://schemas.microsoft.com/office/word/2010/wordprocessingCanvas" xmlns:cx="http://schemas.microsoft.com/office/drawing/2014/chartex" xmlns:cx1="http://schemas.microsoft.com/office/drawing/2015/9/8/chartex" xmlns:cx2="http://schemas.microsoft.com/office/drawing/2015/10/21/chartex" xmlns:cx3="http://schemas.microsoft.com/office/drawing/2016/5/9/chartex" xmlns:cx4="http://schemas.microsoft.com/office/drawing/2016/5/10/chartex" xmlns:cx5="http://schemas.microsoft.com/office/drawing/2016/5/11/chartex" xmlns:cx6="http://schemas.microsoft.com/office/drawing/2016/5/12/chartex" xmlns:cx7="http://schemas.microsoft.com/office/drawing/2016/5/13/chartex" xmlns:cx8="http://schemas.microsoft.com/office/drawing/2016/5/14/chartex" xmlns:mc="http://schemas.openxmlformats.org/markup-compatibility/2006" xmlns:aink="http://schemas.microsoft.com/office/drawing/2016/ink" xmlns:am3d="http://schemas.microsoft.com/office/drawing/2017/model3d" xmlns:o="urn:schemas-microsoft-com:office:office" xmlns:r="http://schemas.openxmlformats.org/officeDocument/2006/relationships" xmlns:m="http://schemas.openxmlformats.org/officeDocument/2006/math" xmlns:v="urn:schemas-microsoft-com:vml" xmlns:wp14="http://schemas.microsoft.com/office/word/2010/wordprocessingDrawing" xmlns:wp="http://schemas.openxmlformats.org/drawingml/2006/wordprocessingDrawing" xmlns:w10="urn:schemas-microsoft-com:office:word" xmlns:w="http://schemas.openxmlformats.org/wordprocessingml/2006/main" xmlns:w14="http://schemas.microsoft.com/office/word/2010/wordml" xmlns:w15="http://schemas.microsoft.com/office/word/2012/wordml" xmlns:w16cex="http://schemas.microsoft.com/office/word/2018/wordml/cex" xmlns:w16cid="http://schemas.microsoft.com/office/word/2016/wordml/cid" xmlns:w16="http://schemas.microsoft.com/office/word/2018/wordml" xmlns:w16sdtdh="http://schemas.microsoft.com/office/word/2020/wordml/sdtdatahash" xmlns:w16se="http://schemas.microsoft.com/office/word/2015/wordml/symex" xmlns:wpg="http://schemas.microsoft.com/office/word/2010/wordprocessingGroup" xmlns:wpi="http://schemas.microsoft.com/office/word/2010/wordprocessingInk" xmlns:wne="http://schemas.microsoft.com/office/word/2006/wordml" xmlns:wps="http://schemas.microsoft.com/office/word/2010/wordprocessingShape" mc:Ignorable="w14 w15 w16se w16cid w16 w16cex w16sdtdh wp14">
+  <w:p>
+    <w:r>
+      <w:rPr>
+        <w:noProof/>
+        <w:lang w:val="en-US"/>
+      </w:rPr>
+      <w:drawing>
+        <wp:anchor distT="0" distB="0" distL="114300" distR="114300" simplePos="0" relativeHeight="251655680" behindDoc="1" locked="0" layoutInCell="1" allowOverlap="1" wp14:anchorId="2C66FC55" wp14:editId="05EB11A3">
+          <wp:simplePos x="0" y="0"/>
+          <wp:positionH relativeFrom="page">
+            <wp:posOffset>0</wp:posOffset>
+          </wp:positionH>
+          <wp:positionV relativeFrom="page">
+            <wp:posOffset>5496</wp:posOffset>
+          </wp:positionV>
+          <wp:extent cx="7555698" cy="10679883"/>
+          <wp:effectExtent l="0" t="0" r="7620" b="7620"/>
+          <wp:wrapNone/>
+          <wp:docPr id="5" name="Picture 16"/>
+          <wp:cNvGraphicFramePr>
+            <a:graphicFrameLocks xmlns:a="http://schemas.openxmlformats.org/drawingml/2006/main" noChangeAspect="1"/>
+          </wp:cNvGraphicFramePr>
+          <a:graphic xmlns:a="http://schemas.openxmlformats.org/drawingml/2006/main">
+            <a:graphicData uri="http://schemas.openxmlformats.org/drawingml/2006/picture">
+              <pic:pic xmlns:pic="http://schemas.openxmlformats.org/drawingml/2006/picture">
+                <pic:nvPicPr>
+                  <pic:cNvPr id="1" name="ginutech-letterhead.png"/>
+                  <pic:cNvPicPr/>
+                </pic:nvPicPr>
+                <pic:blipFill>
+                  <a:blip r:embed="rId1" cstate="print">
+                    <a:extLst>
+                      <a:ext uri="{28A0092B-C50C-407E-A947-70E740481C1C}">
+                        <a14:useLocalDpi xmlns:a14="http://schemas.microsoft.com/office/drawing/2010/main" val="0"/>
+                      </a:ext>
+                    </a:extLst>
+                  </a:blip>
+                  <a:stretch>
+                    <a:fillRect/>
+                  </a:stretch>
+                </pic:blipFill>
+                <pic:spPr>
+                  <a:xfrm>
+                    <a:off x="0" y="0"/>
+                    <a:ext cx="7555698" cy="10679883"/>
+                  </a:xfrm>
+                  <a:prstGeom prst="rect">
+                    <a:avLst/>
+                  </a:prstGeom>
+                </pic:spPr>
+              </pic:pic>
+            </a:graphicData>
+          </a:graphic>
+          <wp14:sizeRelH relativeFrom="margin">
+            <wp14:pctWidth>0</wp14:pctWidth>
+          </wp14:sizeRelH>
+          <wp14:sizeRelV relativeFrom="margin">
+            <wp14:pctHeight>0</wp14:pctHeight>
+          </wp14:sizeRelV>
+        </wp:anchor>
+      </w:drawing>
+    </w:r>
+  </w:p>
+</w:hdr>
+</file>
+
+<file path=word/header6.xml><?xml version="1.0" encoding="utf-8"?>
+<w:hdr xmlns:wpc="http://schemas.microsoft.com/office/word/2010/wordprocessingCanvas" xmlns:cx="http://schemas.microsoft.com/office/drawing/2014/chartex" xmlns:cx1="http://schemas.microsoft.com/office/drawing/2015/9/8/chartex" xmlns:cx2="http://schemas.microsoft.com/office/drawing/2015/10/21/chartex" xmlns:cx3="http://schemas.microsoft.com/office/drawing/2016/5/9/chartex" xmlns:cx4="http://schemas.microsoft.com/office/drawing/2016/5/10/chartex" xmlns:cx5="http://schemas.microsoft.com/office/drawing/2016/5/11/chartex" xmlns:cx6="http://schemas.microsoft.com/office/drawing/2016/5/12/chartex" xmlns:cx7="http://schemas.microsoft.com/office/drawing/2016/5/13/chartex" xmlns:cx8="http://schemas.microsoft.com/office/drawing/2016/5/14/chartex" xmlns:mc="http://schemas.openxmlformats.org/markup-compatibility/2006" xmlns:aink="http://schemas.microsoft.com/office/drawing/2016/ink" xmlns:am3d="http://schemas.microsoft.com/office/drawing/2017/model3d" xmlns:o="urn:schemas-microsoft-com:office:office" xmlns:r="http://schemas.openxmlformats.org/officeDocument/2006/relationships" xmlns:m="http://schemas.openxmlformats.org/officeDocument/2006/math" xmlns:v="urn:schemas-microsoft-com:vml" xmlns:wp14="http://schemas.microsoft.com/office/word/2010/wordprocessingDrawing" xmlns:wp="http://schemas.openxmlformats.org/drawingml/2006/wordprocessingDrawing" xmlns:w10="urn:schemas-microsoft-com:office:word" xmlns:w="http://schemas.openxmlformats.org/wordprocessingml/2006/main" xmlns:w14="http://schemas.microsoft.com/office/word/2010/wordml" xmlns:w15="http://schemas.microsoft.com/office/word/2012/wordml" xmlns:w16cex="http://schemas.microsoft.com/office/word/2018/wordml/cex" xmlns:w16cid="http://schemas.microsoft.com/office/word/2016/wordml/cid" xmlns:w16="http://schemas.microsoft.com/office/word/2018/wordml" xmlns:w16sdtdh="http://schemas.microsoft.com/office/word/2020/wordml/sdtdatahash" xmlns:w16se="http://schemas.microsoft.com/office/word/2015/wordml/symex" xmlns:wpg="http://schemas.microsoft.com/office/word/2010/wordprocessingGroup" xmlns:wpi="http://schemas.microsoft.com/office/word/2010/wordprocessingInk" xmlns:wne="http://schemas.microsoft.com/office/word/2006/wordml" xmlns:wps="http://schemas.microsoft.com/office/word/2010/wordprocessingShape" mc:Ignorable="w14 w15 w16se w16cid w16 w16cex w16sdtdh wp14">
+  <w:p>
+    <w:r>
+      <w:rPr>
+        <w:noProof/>
+        <w:lang w:val="en-US"/>
+      </w:rPr>
+      <w:drawing>
+        <wp:anchor distT="0" distB="0" distL="114300" distR="114300" simplePos="0" relativeHeight="251656704" behindDoc="1" locked="0" layoutInCell="1" allowOverlap="1" wp14:anchorId="26105C01" wp14:editId="5CA65845">
+          <wp:simplePos x="0" y="0"/>
+          <wp:positionH relativeFrom="page">
+            <wp:posOffset>0</wp:posOffset>
+          </wp:positionH>
+          <wp:positionV relativeFrom="page">
+            <wp:posOffset>5496</wp:posOffset>
+          </wp:positionV>
+          <wp:extent cx="7555698" cy="10679883"/>
+          <wp:effectExtent l="0" t="0" r="7620" b="7620"/>
+          <wp:wrapNone/>
+          <wp:docPr id="9" name="Picture 16"/>
+          <wp:cNvGraphicFramePr>
+            <a:graphicFrameLocks xmlns:a="http://schemas.openxmlformats.org/drawingml/2006/main" noChangeAspect="1"/>
+          </wp:cNvGraphicFramePr>
+          <a:graphic xmlns:a="http://schemas.openxmlformats.org/drawingml/2006/main">
+            <a:graphicData uri="http://schemas.openxmlformats.org/drawingml/2006/picture">
+              <pic:pic xmlns:pic="http://schemas.openxmlformats.org/drawingml/2006/picture">
+                <pic:nvPicPr>
+                  <pic:cNvPr id="1" name="ginutech-letterhead.png"/>
+                  <pic:cNvPicPr/>
+                </pic:nvPicPr>
+                <pic:blipFill>
+                  <a:blip r:embed="rId1" cstate="print">
+                    <a:extLst>
+                      <a:ext uri="{28A0092B-C50C-407E-A947-70E740481C1C}">
+                        <a14:useLocalDpi xmlns:a14="http://schemas.microsoft.com/office/drawing/2010/main" val="0"/>
+                      </a:ext>
+                    </a:extLst>
+                  </a:blip>
+                  <a:stretch>
+                    <a:fillRect/>
+                  </a:stretch>
+                </pic:blipFill>
+                <pic:spPr>
+                  <a:xfrm>
+                    <a:off x="0" y="0"/>
+                    <a:ext cx="7555698" cy="10679883"/>
+                  </a:xfrm>
+                  <a:prstGeom prst="rect">
+                    <a:avLst/>
+                  </a:prstGeom>
+                </pic:spPr>
+              </pic:pic>
+            </a:graphicData>
+          </a:graphic>
+          <wp14:sizeRelH relativeFrom="margin">
+            <wp14:pctWidth>0</wp14:pctWidth>
+          </wp14:sizeRelH>
+          <wp14:sizeRelV relativeFrom="margin">
+            <wp14:pctHeight>0</wp14:pctHeight>
+          </wp14:sizeRelV>
+        </wp:anchor>
+      </w:drawing>
+    </w:r>
+  </w:p>
+</w:hdr>
+</file>
+
+<file path=word/header7.xml><?xml version="1.0" encoding="utf-8"?>
+<w:hdr xmlns:wpc="http://schemas.microsoft.com/office/word/2010/wordprocessingCanvas" xmlns:cx="http://schemas.microsoft.com/office/drawing/2014/chartex" xmlns:cx1="http://schemas.microsoft.com/office/drawing/2015/9/8/chartex" xmlns:cx2="http://schemas.microsoft.com/office/drawing/2015/10/21/chartex" xmlns:cx3="http://schemas.microsoft.com/office/drawing/2016/5/9/chartex" xmlns:cx4="http://schemas.microsoft.com/office/drawing/2016/5/10/chartex" xmlns:cx5="http://schemas.microsoft.com/office/drawing/2016/5/11/chartex" xmlns:cx6="http://schemas.microsoft.com/office/drawing/2016/5/12/chartex" xmlns:cx7="http://schemas.microsoft.com/office/drawing/2016/5/13/chartex" xmlns:cx8="http://schemas.microsoft.com/office/drawing/2016/5/14/chartex" xmlns:mc="http://schemas.openxmlformats.org/markup-compatibility/2006" xmlns:aink="http://schemas.microsoft.com/office/drawing/2016/ink" xmlns:am3d="http://schemas.microsoft.com/office/drawing/2017/model3d" xmlns:o="urn:schemas-microsoft-com:office:office" xmlns:r="http://schemas.openxmlformats.org/officeDocument/2006/relationships" xmlns:m="http://schemas.openxmlformats.org/officeDocument/2006/math" xmlns:v="urn:schemas-microsoft-com:vml" xmlns:wp14="http://schemas.microsoft.com/office/word/2010/wordprocessingDrawing" xmlns:wp="http://schemas.openxmlformats.org/drawingml/2006/wordprocessingDrawing" xmlns:w10="urn:schemas-microsoft-com:office:word" xmlns:w="http://schemas.openxmlformats.org/wordprocessingml/2006/main" xmlns:w14="http://schemas.microsoft.com/office/word/2010/wordml" xmlns:w15="http://schemas.microsoft.com/office/word/2012/wordml" xmlns:w16cex="http://schemas.microsoft.com/office/word/2018/wordml/cex" xmlns:w16cid="http://schemas.microsoft.com/office/word/2016/wordml/cid" xmlns:w16="http://schemas.microsoft.com/office/word/2018/wordml" xmlns:w16sdtdh="http://schemas.microsoft.com/office/word/2020/wordml/sdtdatahash" xmlns:w16se="http://schemas.microsoft.com/office/word/2015/wordml/symex" xmlns:wpg="http://schemas.microsoft.com/office/word/2010/wordprocessingGroup" xmlns:wpi="http://schemas.microsoft.com/office/word/2010/wordprocessingInk" xmlns:wne="http://schemas.microsoft.com/office/word/2006/wordml" xmlns:wps="http://schemas.microsoft.com/office/word/2010/wordprocessingShape" mc:Ignorable="w14 w15 w16se w16cid w16 w16cex w16sdtdh wp14">
+  <w:p>
+    <w:r>
+      <w:rPr>
+        <w:noProof/>
+        <w:lang w:val="en-US"/>
+      </w:rPr>
+      <w:drawing>
+        <wp:anchor distT="0" distB="0" distL="114300" distR="114300" simplePos="0" relativeHeight="251657728" behindDoc="1" locked="0" layoutInCell="1" allowOverlap="1" wp14:anchorId="74953AF6" wp14:editId="1C03DECA">
+          <wp:simplePos x="0" y="0"/>
+          <wp:positionH relativeFrom="page">
+            <wp:posOffset>0</wp:posOffset>
+          </wp:positionH>
+          <wp:positionV relativeFrom="page">
+            <wp:posOffset>5496</wp:posOffset>
+          </wp:positionV>
+          <wp:extent cx="7555698" cy="10679883"/>
+          <wp:effectExtent l="0" t="0" r="7620" b="7620"/>
+          <wp:wrapNone/>
+          <wp:docPr id="7" name="Picture 16"/>
+          <wp:cNvGraphicFramePr>
+            <a:graphicFrameLocks xmlns:a="http://schemas.openxmlformats.org/drawingml/2006/main" noChangeAspect="1"/>
+          </wp:cNvGraphicFramePr>
+          <a:graphic xmlns:a="http://schemas.openxmlformats.org/drawingml/2006/main">
+            <a:graphicData uri="http://schemas.openxmlformats.org/drawingml/2006/picture">
+              <pic:pic xmlns:pic="http://schemas.openxmlformats.org/drawingml/2006/picture">
+                <pic:nvPicPr>
+                  <pic:cNvPr id="1" name="ginutech-letterhead.png"/>
+                  <pic:cNvPicPr/>
+                </pic:nvPicPr>
+                <pic:blipFill>
+                  <a:blip r:embed="rId1" cstate="print">
+                    <a:extLst>
+                      <a:ext uri="{28A0092B-C50C-407E-A947-70E740481C1C}">
+                        <a14:useLocalDpi xmlns:a14="http://schemas.microsoft.com/office/drawing/2010/main" val="0"/>
+                      </a:ext>
+                    </a:extLst>
+                  </a:blip>
+                  <a:stretch>
+                    <a:fillRect/>
+                  </a:stretch>
+                </pic:blipFill>
+                <pic:spPr>
+                  <a:xfrm>
+                    <a:off x="0" y="0"/>
+                    <a:ext cx="7555698" cy="10679883"/>
+                  </a:xfrm>
+                  <a:prstGeom prst="rect">
+                    <a:avLst/>
+                  </a:prstGeom>
+                </pic:spPr>
+              </pic:pic>
+            </a:graphicData>
+          </a:graphic>
+          <wp14:sizeRelH relativeFrom="margin">
+            <wp14:pctWidth>0</wp14:pctWidth>
+          </wp14:sizeRelH>
+          <wp14:sizeRelV relativeFrom="margin">
+            <wp14:pctHeight>0</wp14:pctHeight>
+          </wp14:sizeRelV>
+        </wp:anchor>
+      </w:drawing>
+    </w:r>
+  </w:p>
+</w:hdr>
+</file>
+
+<file path=word/header8.xml><?xml version="1.0" encoding="utf-8"?>
+<w:hdr xmlns:wpc="http://schemas.microsoft.com/office/word/2010/wordprocessingCanvas" xmlns:cx="http://schemas.microsoft.com/office/drawing/2014/chartex" xmlns:cx1="http://schemas.microsoft.com/office/drawing/2015/9/8/chartex" xmlns:cx2="http://schemas.microsoft.com/office/drawing/2015/10/21/chartex" xmlns:cx3="http://schemas.microsoft.com/office/drawing/2016/5/9/chartex" xmlns:cx4="http://schemas.microsoft.com/office/drawing/2016/5/10/chartex" xmlns:cx5="http://schemas.microsoft.com/office/drawing/2016/5/11/chartex" xmlns:cx6="http://schemas.microsoft.com/office/drawing/2016/5/12/chartex" xmlns:cx7="http://schemas.microsoft.com/office/drawing/2016/5/13/chartex" xmlns:cx8="http://schemas.microsoft.com/office/drawing/2016/5/14/chartex" xmlns:mc="http://schemas.openxmlformats.org/markup-compatibility/2006" xmlns:aink="http://schemas.microsoft.com/office/drawing/2016/ink" xmlns:am3d="http://schemas.microsoft.com/office/drawing/2017/model3d" xmlns:o="urn:schemas-microsoft-com:office:office" xmlns:r="http://schemas.openxmlformats.org/officeDocument/2006/relationships" xmlns:m="http://schemas.openxmlformats.org/officeDocument/2006/math" xmlns:v="urn:schemas-microsoft-com:vml" xmlns:wp14="http://schemas.microsoft.com/office/word/2010/wordprocessingDrawing" xmlns:wp="http://schemas.openxmlformats.org/drawingml/2006/wordprocessingDrawing" xmlns:w10="urn:schemas-microsoft-com:office:word" xmlns:w="http://schemas.openxmlformats.org/wordprocessingml/2006/main" xmlns:w14="http://schemas.microsoft.com/office/word/2010/wordml" xmlns:w15="http://schemas.microsoft.com/office/word/2012/wordml" xmlns:w16cex="http://schemas.microsoft.com/office/word/2018/wordml/cex" xmlns:w16cid="http://schemas.microsoft.com/office/word/2016/wordml/cid" xmlns:w16="http://schemas.microsoft.com/office/word/2018/wordml" xmlns:w16sdtdh="http://schemas.microsoft.com/office/word/2020/wordml/sdtdatahash" xmlns:w16se="http://schemas.microsoft.com/office/word/2015/wordml/symex" xmlns:wpg="http://schemas.microsoft.com/office/word/2010/wordprocessingGroup" xmlns:wpi="http://schemas.microsoft.com/office/word/2010/wordprocessingInk" xmlns:wne="http://schemas.microsoft.com/office/word/2006/wordml" xmlns:wps="http://schemas.microsoft.com/office/word/2010/wordprocessingShape" mc:Ignorable="w14 w15 w16se w16cid w16 w16cex w16sdtdh wp14">
+  <w:p>
+    <w:r>
+      <w:rPr>
+        <w:noProof/>
+        <w:lang w:val="en-US"/>
+      </w:rPr>
+      <w:drawing>
+        <wp:anchor distT="0" distB="0" distL="114300" distR="114300" simplePos="0" relativeHeight="251658752" behindDoc="1" locked="0" layoutInCell="1" allowOverlap="1" wp14:anchorId="5B86A2C1" wp14:editId="571EA8DE">
+          <wp:simplePos x="0" y="0"/>
+          <wp:positionH relativeFrom="page">
+            <wp:posOffset>0</wp:posOffset>
+          </wp:positionH>
+          <wp:positionV relativeFrom="page">
+            <wp:posOffset>5496</wp:posOffset>
+          </wp:positionV>
+          <wp:extent cx="7555698" cy="10679883"/>
+          <wp:effectExtent l="0" t="0" r="7620" b="7620"/>
+          <wp:wrapNone/>
+          <wp:docPr id="8" name="Picture 16"/>
+          <wp:cNvGraphicFramePr>
+            <a:graphicFrameLocks xmlns:a="http://schemas.openxmlformats.org/drawingml/2006/main" noChangeAspect="1"/>
+          </wp:cNvGraphicFramePr>
+          <a:graphic xmlns:a="http://schemas.openxmlformats.org/drawingml/2006/main">
+            <a:graphicData uri="http://schemas.openxmlformats.org/drawingml/2006/picture">
+              <pic:pic xmlns:pic="http://schemas.openxmlformats.org/drawingml/2006/picture">
+                <pic:nvPicPr>
+                  <pic:cNvPr id="1" name="ginutech-letterhead.png"/>
+                  <pic:cNvPicPr/>
+                </pic:nvPicPr>
+                <pic:blipFill>
+                  <a:blip r:embed="rId1" cstate="print">
+                    <a:extLst>
+                      <a:ext uri="{28A0092B-C50C-407E-A947-70E740481C1C}">
+                        <a14:useLocalDpi xmlns:a14="http://schemas.microsoft.com/office/drawing/2010/main" val="0"/>
+                      </a:ext>
+                    </a:extLst>
+                  </a:blip>
+                  <a:stretch>
+                    <a:fillRect/>
+                  </a:stretch>
+                </pic:blipFill>
+                <pic:spPr>
+                  <a:xfrm>
+                    <a:off x="0" y="0"/>
+                    <a:ext cx="7555698" cy="10679883"/>
+                  </a:xfrm>
+                  <a:prstGeom prst="rect">
+                    <a:avLst/>
+                  </a:prstGeom>
+                </pic:spPr>
+              </pic:pic>
+            </a:graphicData>
+          </a:graphic>
+          <wp14:sizeRelH relativeFrom="margin">
+            <wp14:pctWidth>0</wp14:pctWidth>
+          </wp14:sizeRelH>
+          <wp14:sizeRelV relativeFrom="margin">
+            <wp14:pctHeight>0</wp14:pctHeight>
+          </wp14:sizeRelV>
+        </wp:anchor>
+      </w:drawing>
+    </w:r>
+  </w:p>
+</w:hdr>
+</file>
+
+<file path=word/header9.xml><?xml version="1.0" encoding="utf-8"?>
+<w:hdr xmlns:wpc="http://schemas.microsoft.com/office/word/2010/wordprocessingCanvas" xmlns:cx="http://schemas.microsoft.com/office/drawing/2014/chartex" xmlns:cx1="http://schemas.microsoft.com/office/drawing/2015/9/8/chartex" xmlns:cx2="http://schemas.microsoft.com/office/drawing/2015/10/21/chartex" xmlns:cx3="http://schemas.microsoft.com/office/drawing/2016/5/9/chartex" xmlns:cx4="http://schemas.microsoft.com/office/drawing/2016/5/10/chartex" xmlns:cx5="http://schemas.microsoft.com/office/drawing/2016/5/11/chartex" xmlns:cx6="http://schemas.microsoft.com/office/drawing/2016/5/12/chartex" xmlns:cx7="http://schemas.microsoft.com/office/drawing/2016/5/13/chartex" xmlns:cx8="http://schemas.microsoft.com/office/drawing/2016/5/14/chartex" xmlns:mc="http://schemas.openxmlformats.org/markup-compatibility/2006" xmlns:aink="http://schemas.microsoft.com/office/drawing/2016/ink" xmlns:am3d="http://schemas.microsoft.com/office/drawing/2017/model3d" xmlns:o="urn:schemas-microsoft-com:office:office" xmlns:r="http://schemas.openxmlformats.org/officeDocument/2006/relationships" xmlns:m="http://schemas.openxmlformats.org/officeDocument/2006/math" xmlns:v="urn:schemas-microsoft-com:vml" xmlns:wp14="http://schemas.microsoft.com/office/word/2010/wordprocessingDrawing" xmlns:wp="http://schemas.openxmlformats.org/drawingml/2006/wordprocessingDrawing" xmlns:w10="urn:schemas-microsoft-com:office:word" xmlns:w="http://schemas.openxmlformats.org/wordprocessingml/2006/main" xmlns:w14="http://schemas.microsoft.com/office/word/2010/wordml" xmlns:w15="http://schemas.microsoft.com/office/word/2012/wordml" xmlns:w16cex="http://schemas.microsoft.com/office/word/2018/wordml/cex" xmlns:w16cid="http://schemas.microsoft.com/office/word/2016/wordml/cid" xmlns:w16="http://schemas.microsoft.com/office/word/2018/wordml" xmlns:w16sdtdh="http://schemas.microsoft.com/office/word/2020/wordml/sdtdatahash" xmlns:w16se="http://schemas.microsoft.com/office/word/2015/wordml/symex" xmlns:wpg="http://schemas.microsoft.com/office/word/2010/wordprocessingGroup" xmlns:wpi="http://schemas.microsoft.com/office/word/2010/wordprocessingInk" xmlns:wne="http://schemas.microsoft.com/office/word/2006/wordml" xmlns:wps="http://schemas.microsoft.com/office/word/2010/wordprocessingShape" mc:Ignorable="w14 w15 w16se w16cid w16 w16cex w16sdtdh wp14">
+  <w:p>
+    <w:r>
+      <w:rPr>
+        <w:noProof/>
+        <w:lang w:val="en-US"/>
+      </w:rPr>
+      <w:drawing>
+        <wp:anchor distT="0" distB="0" distL="114300" distR="114300" simplePos="0" relativeHeight="251659776" behindDoc="1" locked="0" layoutInCell="1" allowOverlap="1" wp14:anchorId="4E4135EC" wp14:editId="36BE8071">
+          <wp:simplePos x="0" y="0"/>
+          <wp:positionH relativeFrom="page">
+            <wp:posOffset>0</wp:posOffset>
+          </wp:positionH>
+          <wp:positionV relativeFrom="page">
+            <wp:posOffset>5496</wp:posOffset>
+          </wp:positionV>
+          <wp:extent cx="7555698" cy="10679883"/>
+          <wp:effectExtent l="0" t="0" r="7620" b="7620"/>
+          <wp:wrapNone/>
+          <wp:docPr id="12" name="Picture 16"/>
+          <wp:cNvGraphicFramePr>
+            <a:graphicFrameLocks xmlns:a="http://schemas.openxmlformats.org/drawingml/2006/main" noChangeAspect="1"/>
+          </wp:cNvGraphicFramePr>
+          <a:graphic xmlns:a="http://schemas.openxmlformats.org/drawingml/2006/main">
+            <a:graphicData uri="http://schemas.openxmlformats.org/drawingml/2006/picture">
+              <pic:pic xmlns:pic="http://schemas.openxmlformats.org/drawingml/2006/picture">
+                <pic:nvPicPr>
+                  <pic:cNvPr id="1" name="ginutech-letterhead.png"/>
+                  <pic:cNvPicPr/>
+                </pic:nvPicPr>
+                <pic:blipFill>
+                  <a:blip r:embed="rId1" cstate="print">
+                    <a:extLst>
+                      <a:ext uri="{28A0092B-C50C-407E-A947-70E740481C1C}">
+                        <a14:useLocalDpi xmlns:a14="http://schemas.microsoft.com/office/drawing/2010/main" val="0"/>
+                      </a:ext>
+                    </a:extLst>
+                  </a:blip>
+                  <a:stretch>
+                    <a:fillRect/>
+                  </a:stretch>
+                </pic:blipFill>
+                <pic:spPr>
+                  <a:xfrm>
+                    <a:off x="0" y="0"/>
+                    <a:ext cx="7555698" cy="10679883"/>
+                  </a:xfrm>
+                  <a:prstGeom prst="rect">
+                    <a:avLst/>
+                  </a:prstGeom>
                 </pic:spPr>
               </pic:pic>
             </a:graphicData>
